--- a/Assignment_5/Assignment_5.docx
+++ b/Assignment_5/Assignment_5.docx
@@ -1,69 +1,128 @@
 
 <file path=word/document.xml><?xml version="1.0" encoding="utf-8"?>
-<w:document xmlns:mc="http://schemas.openxmlformats.org/markup-compatibility/2006" xmlns:o="urn:schemas-microsoft-com:office:office" xmlns:r="http://schemas.openxmlformats.org/officeDocument/2006/relationships" xmlns:m="http://schemas.openxmlformats.org/officeDocument/2006/math" xmlns:v="urn:schemas-microsoft-com:vml" xmlns:wp="http://schemas.openxmlformats.org/drawingml/2006/wordprocessingDrawing" xmlns:w10="urn:schemas-microsoft-com:office:word" xmlns:w="http://schemas.openxmlformats.org/wordprocessingml/2006/main" xmlns:wne="http://schemas.microsoft.com/office/word/2006/wordml" xmlns:sl="http://schemas.openxmlformats.org/schemaLibrary/2006/main" xmlns:a="http://schemas.openxmlformats.org/drawingml/2006/main" xmlns:pic="http://schemas.openxmlformats.org/drawingml/2006/picture" xmlns:c="http://schemas.openxmlformats.org/drawingml/2006/chart" xmlns:lc="http://schemas.openxmlformats.org/drawingml/2006/lockedCanvas" xmlns:dgm="http://schemas.openxmlformats.org/drawingml/2006/diagram" xmlns:wps="http://schemas.microsoft.com/office/word/2010/wordprocessingShape" xmlns:wpg="http://schemas.microsoft.com/office/word/2010/wordprocessingGroup" xmlns:w14="http://schemas.microsoft.com/office/word/2010/wordml" xmlns:w15="http://schemas.microsoft.com/office/word/2012/wordml" xmlns:w16="http://schemas.microsoft.com/office/word/2018/wordml" xmlns:w16cex="http://schemas.microsoft.com/office/word/2018/wordml/cex" xmlns:w16cid="http://schemas.microsoft.com/office/word/2016/wordml/cid" xmlns="http://schemas.microsoft.com/office/tasks/2019/documenttasks" xmlns:cr="http://schemas.microsoft.com/office/comments/2020/reactions">
+<w:document xmlns:wpc="http://schemas.microsoft.com/office/word/2010/wordprocessingCanvas" xmlns:cx="http://schemas.microsoft.com/office/drawing/2014/chartex" xmlns:cx1="http://schemas.microsoft.com/office/drawing/2015/9/8/chartex" xmlns:cx2="http://schemas.microsoft.com/office/drawing/2015/10/21/chartex" xmlns:cx3="http://schemas.microsoft.com/office/drawing/2016/5/9/chartex" xmlns:cx4="http://schemas.microsoft.com/office/drawing/2016/5/10/chartex" xmlns:cx5="http://schemas.microsoft.com/office/drawing/2016/5/11/chartex" xmlns:cx6="http://schemas.microsoft.com/office/drawing/2016/5/12/chartex" xmlns:cx7="http://schemas.microsoft.com/office/drawing/2016/5/13/chartex" xmlns:cx8="http://schemas.microsoft.com/office/drawing/2016/5/14/chartex" xmlns:mc="http://schemas.openxmlformats.org/markup-compatibility/2006" xmlns:aink="http://schemas.microsoft.com/office/drawing/2016/ink" xmlns:am3d="http://schemas.microsoft.com/office/drawing/2017/model3d" xmlns:o="urn:schemas-microsoft-com:office:office" xmlns:oel="http://schemas.microsoft.com/office/2019/extlst" xmlns:r="http://schemas.openxmlformats.org/officeDocument/2006/relationships" xmlns:m="http://schemas.openxmlformats.org/officeDocument/2006/math" xmlns:v="urn:schemas-microsoft-com:vml" xmlns:wp14="http://schemas.microsoft.com/office/word/2010/wordprocessingDrawing" xmlns:wp="http://schemas.openxmlformats.org/drawingml/2006/wordprocessingDrawing" xmlns:w10="urn:schemas-microsoft-com:office:word" xmlns:w="http://schemas.openxmlformats.org/wordprocessingml/2006/main" xmlns:w14="http://schemas.microsoft.com/office/word/2010/wordml" xmlns:w15="http://schemas.microsoft.com/office/word/2012/wordml" xmlns:w16cex="http://schemas.microsoft.com/office/word/2018/wordml/cex" xmlns:w16cid="http://schemas.microsoft.com/office/word/2016/wordml/cid" xmlns:w16="http://schemas.microsoft.com/office/word/2018/wordml" xmlns:w16du="http://schemas.microsoft.com/office/word/2023/wordml/word16du" xmlns:w16sdtdh="http://schemas.microsoft.com/office/word/2020/wordml/sdtdatahash" xmlns:w16sdtfl="http://schemas.microsoft.com/office/word/2024/wordml/sdtformatlock" xmlns:w16se="http://schemas.microsoft.com/office/word/2015/wordml/symex" xmlns:wpg="http://schemas.microsoft.com/office/word/2010/wordprocessingGroup" xmlns:wpi="http://schemas.microsoft.com/office/word/2010/wordprocessingInk" xmlns:wne="http://schemas.microsoft.com/office/word/2006/wordml" xmlns:wps="http://schemas.microsoft.com/office/word/2010/wordprocessingShape" mc:Ignorable="w14 w15 w16se w16cid w16 w16cex w16sdtdh w16sdtfl w16du wp14">
   <w:body>
     <w:p>
       <w:pPr>
         <w:pStyle w:val="Heading1"/>
         <w:keepNext w:val="0"/>
         <w:keepLines w:val="0"/>
-        <w:spacing w:before="480" w:lineRule="auto"/>
-        <w:rPr>
-          <w:rFonts w:ascii="Times New Roman" w:cs="Times New Roman" w:eastAsia="Times New Roman" w:hAnsi="Times New Roman"/>
-          <w:b w:val="1"/>
-          <w:bCs w:val="1"/>
+        <w:spacing w:before="480"/>
+        <w:rPr>
+          <w:rFonts w:ascii="Times New Roman" w:eastAsia="Times New Roman" w:hAnsi="Times New Roman" w:cs="Times New Roman"/>
+          <w:b/>
+          <w:bCs/>
           <w:sz w:val="22"/>
           <w:szCs w:val="22"/>
         </w:rPr>
       </w:pPr>
-      <w:bookmarkStart w:colFirst="0" w:colLast="0" w:name="_see8lpdmtq8z" w:id="0"/>
+      <w:bookmarkStart w:id="0" w:name="_see8lpdmtq8z" w:colFirst="0" w:colLast="0"/>
       <w:bookmarkEnd w:id="0"/>
       <w:r>
         <w:rPr>
-          <w:rFonts w:ascii="Times New Roman" w:cs="Times New Roman" w:eastAsia="Times New Roman" w:hAnsi="Times New Roman"/>
-          <w:b w:val="1"/>
-          <w:bCs w:val="1"/>
+          <w:rFonts w:ascii="Times New Roman" w:eastAsia="Times New Roman" w:hAnsi="Times New Roman" w:cs="Times New Roman"/>
+          <w:b/>
+          <w:bCs/>
           <w:sz w:val="22"/>
           <w:szCs w:val="22"/>
-          <w:rtl w:val="0"/>
-        </w:rPr>
-        <w:t xml:space="preserve">Name - Manaswi Shekokar</w:t>
-      </w:r>
-    </w:p>
-    <w:p>
-      <w:pPr>
-        <w:rPr>
-          <w:rFonts w:ascii="Times New Roman" w:cs="Times New Roman" w:eastAsia="Times New Roman" w:hAnsi="Times New Roman"/>
-          <w:b w:val="1"/>
-          <w:bCs w:val="1"/>
-        </w:rPr>
-      </w:pPr>
-      <w:r>
-        <w:rPr>
-          <w:rFonts w:ascii="Times New Roman" w:cs="Times New Roman" w:eastAsia="Times New Roman" w:hAnsi="Times New Roman"/>
-          <w:b w:val="1"/>
-          <w:bCs w:val="1"/>
-          <w:rtl w:val="0"/>
-        </w:rPr>
-        <w:t xml:space="preserve">PRN  - 22310637</w:t>
-      </w:r>
-    </w:p>
-    <w:p>
-      <w:pPr>
-        <w:rPr>
-          <w:rFonts w:ascii="Times New Roman" w:cs="Times New Roman" w:eastAsia="Times New Roman" w:hAnsi="Times New Roman"/>
-          <w:b w:val="1"/>
-          <w:bCs w:val="1"/>
-        </w:rPr>
-      </w:pPr>
-      <w:r>
-        <w:rPr>
-          <w:rFonts w:ascii="Times New Roman" w:cs="Times New Roman" w:eastAsia="Times New Roman" w:hAnsi="Times New Roman"/>
-          <w:b w:val="1"/>
-          <w:bCs w:val="1"/>
-          <w:rtl w:val="0"/>
-        </w:rPr>
-        <w:t xml:space="preserve">Roll No - 382024</w:t>
+        </w:rPr>
+        <w:t xml:space="preserve">Name </w:t>
+      </w:r>
+      <w:r>
+        <w:rPr>
+          <w:rFonts w:ascii="Times New Roman" w:eastAsia="Times New Roman" w:hAnsi="Times New Roman" w:cs="Times New Roman"/>
+          <w:b/>
+          <w:bCs/>
+          <w:sz w:val="22"/>
+          <w:szCs w:val="22"/>
+        </w:rPr>
+        <w:t>–</w:t>
+      </w:r>
+      <w:r>
+        <w:rPr>
+          <w:rFonts w:ascii="Times New Roman" w:eastAsia="Times New Roman" w:hAnsi="Times New Roman" w:cs="Times New Roman"/>
+          <w:b/>
+          <w:bCs/>
+          <w:sz w:val="22"/>
+          <w:szCs w:val="22"/>
+        </w:rPr>
+        <w:t xml:space="preserve"> </w:t>
+      </w:r>
+      <w:r>
+        <w:rPr>
+          <w:rFonts w:ascii="Times New Roman" w:eastAsia="Times New Roman" w:hAnsi="Times New Roman" w:cs="Times New Roman"/>
+          <w:b/>
+          <w:bCs/>
+          <w:sz w:val="22"/>
+          <w:szCs w:val="22"/>
+        </w:rPr>
+        <w:t>Arnav Ashish Gilankar</w:t>
+      </w:r>
+    </w:p>
+    <w:p>
+      <w:pPr>
+        <w:rPr>
+          <w:rFonts w:ascii="Times New Roman" w:eastAsia="Times New Roman" w:hAnsi="Times New Roman" w:cs="Times New Roman"/>
+          <w:b/>
+          <w:bCs/>
+        </w:rPr>
+      </w:pPr>
+      <w:r>
+        <w:rPr>
+          <w:rFonts w:ascii="Times New Roman" w:eastAsia="Times New Roman" w:hAnsi="Times New Roman" w:cs="Times New Roman"/>
+          <w:b/>
+          <w:bCs/>
+        </w:rPr>
+        <w:t xml:space="preserve">PRN  - </w:t>
+      </w:r>
+      <w:r>
+        <w:rPr>
+          <w:rFonts w:ascii="Times New Roman" w:eastAsia="Times New Roman" w:hAnsi="Times New Roman" w:cs="Times New Roman"/>
+          <w:b/>
+          <w:bCs/>
+        </w:rPr>
+        <w:t>22311644</w:t>
+      </w:r>
+    </w:p>
+    <w:p>
+      <w:pPr>
+        <w:rPr>
+          <w:rFonts w:ascii="Times New Roman" w:eastAsia="Times New Roman" w:hAnsi="Times New Roman" w:cs="Times New Roman"/>
+          <w:b/>
+          <w:bCs/>
+        </w:rPr>
+      </w:pPr>
+      <w:r>
+        <w:rPr>
+          <w:rFonts w:ascii="Times New Roman" w:eastAsia="Times New Roman" w:hAnsi="Times New Roman" w:cs="Times New Roman"/>
+          <w:b/>
+          <w:bCs/>
+        </w:rPr>
+        <w:t xml:space="preserve">Roll No </w:t>
+      </w:r>
+      <w:r>
+        <w:rPr>
+          <w:rFonts w:ascii="Times New Roman" w:eastAsia="Times New Roman" w:hAnsi="Times New Roman" w:cs="Times New Roman"/>
+          <w:b/>
+          <w:bCs/>
+        </w:rPr>
+        <w:t>–</w:t>
+      </w:r>
+      <w:r>
+        <w:rPr>
+          <w:rFonts w:ascii="Times New Roman" w:eastAsia="Times New Roman" w:hAnsi="Times New Roman" w:cs="Times New Roman"/>
+          <w:b/>
+          <w:bCs/>
+        </w:rPr>
+        <w:t xml:space="preserve"> 3820</w:t>
+      </w:r>
+      <w:r>
+        <w:rPr>
+          <w:rFonts w:ascii="Times New Roman" w:eastAsia="Times New Roman" w:hAnsi="Times New Roman" w:cs="Times New Roman"/>
+          <w:b/>
+          <w:bCs/>
+        </w:rPr>
+        <w:t>52</w:t>
       </w:r>
     </w:p>
     <w:p>
@@ -71,28 +130,27 @@
         <w:pStyle w:val="Heading1"/>
         <w:keepNext w:val="0"/>
         <w:keepLines w:val="0"/>
-        <w:spacing w:before="480" w:lineRule="auto"/>
+        <w:spacing w:before="480"/>
         <w:jc w:val="center"/>
         <w:rPr>
-          <w:rFonts w:ascii="Times New Roman" w:cs="Times New Roman" w:eastAsia="Times New Roman" w:hAnsi="Times New Roman"/>
-          <w:b w:val="1"/>
-          <w:bCs w:val="1"/>
+          <w:rFonts w:ascii="Times New Roman" w:eastAsia="Times New Roman" w:hAnsi="Times New Roman" w:cs="Times New Roman"/>
+          <w:b/>
+          <w:bCs/>
           <w:sz w:val="26"/>
           <w:szCs w:val="26"/>
         </w:rPr>
       </w:pPr>
-      <w:bookmarkStart w:colFirst="0" w:colLast="0" w:name="_e6wdhommafh3" w:id="1"/>
+      <w:bookmarkStart w:id="1" w:name="_e6wdhommafh3" w:colFirst="0" w:colLast="0"/>
       <w:bookmarkEnd w:id="1"/>
       <w:r>
         <w:rPr>
-          <w:rFonts w:ascii="Times New Roman" w:cs="Times New Roman" w:eastAsia="Times New Roman" w:hAnsi="Times New Roman"/>
-          <w:b w:val="1"/>
-          <w:bCs w:val="1"/>
+          <w:rFonts w:ascii="Times New Roman" w:eastAsia="Times New Roman" w:hAnsi="Times New Roman" w:cs="Times New Roman"/>
+          <w:b/>
+          <w:bCs/>
           <w:sz w:val="26"/>
           <w:szCs w:val="26"/>
-          <w:rtl w:val="0"/>
-        </w:rPr>
-        <w:t xml:space="preserve">Assignment-5</w:t>
+        </w:rPr>
+        <w:t>Assignment-5</w:t>
       </w:r>
     </w:p>
     <w:p>
@@ -100,72 +158,68 @@
         <w:pStyle w:val="Heading1"/>
         <w:keepNext w:val="0"/>
         <w:keepLines w:val="0"/>
-        <w:spacing w:before="480" w:lineRule="auto"/>
-        <w:rPr>
-          <w:rFonts w:ascii="Times New Roman" w:cs="Times New Roman" w:eastAsia="Times New Roman" w:hAnsi="Times New Roman"/>
-          <w:b w:val="1"/>
-          <w:bCs w:val="1"/>
+        <w:spacing w:before="480"/>
+        <w:rPr>
+          <w:rFonts w:ascii="Times New Roman" w:eastAsia="Times New Roman" w:hAnsi="Times New Roman" w:cs="Times New Roman"/>
+          <w:b/>
+          <w:bCs/>
           <w:sz w:val="22"/>
           <w:szCs w:val="22"/>
         </w:rPr>
       </w:pPr>
-      <w:bookmarkStart w:colFirst="0" w:colLast="0" w:name="_mba2zubtsv8y" w:id="2"/>
+      <w:bookmarkStart w:id="2" w:name="_mba2zubtsv8y" w:colFirst="0" w:colLast="0"/>
       <w:bookmarkEnd w:id="2"/>
       <w:r>
         <w:rPr>
-          <w:rFonts w:ascii="Times New Roman" w:cs="Times New Roman" w:eastAsia="Times New Roman" w:hAnsi="Times New Roman"/>
-          <w:b w:val="1"/>
-          <w:bCs w:val="1"/>
+          <w:rFonts w:ascii="Times New Roman" w:eastAsia="Times New Roman" w:hAnsi="Times New Roman" w:cs="Times New Roman"/>
+          <w:b/>
+          <w:bCs/>
           <w:sz w:val="22"/>
           <w:szCs w:val="22"/>
-          <w:rtl w:val="0"/>
-        </w:rPr>
-        <w:t xml:space="preserve">Semantic Relationships Using WordNet</w:t>
-      </w:r>
-    </w:p>
-    <w:p>
-      <w:pPr>
-        <w:spacing w:after="240" w:before="240" w:lineRule="auto"/>
-        <w:rPr>
-          <w:rFonts w:ascii="Times New Roman" w:cs="Times New Roman" w:eastAsia="Times New Roman" w:hAnsi="Times New Roman"/>
-        </w:rPr>
-      </w:pPr>
-      <w:r>
-        <w:rPr>
-          <w:rFonts w:ascii="Times New Roman" w:cs="Times New Roman" w:eastAsia="Times New Roman" w:hAnsi="Times New Roman"/>
-          <w:rtl w:val="0"/>
-        </w:rPr>
-        <w:t xml:space="preserve">WordNet is a large lexical database used in Natural Language Processing (NLP). It groups English words into sets of synonyms called synsets and provides relationships between these words based on their meanings.</w:t>
-      </w:r>
-    </w:p>
-    <w:p>
-      <w:pPr>
-        <w:spacing w:after="240" w:before="240" w:lineRule="auto"/>
-        <w:rPr>
-          <w:rFonts w:ascii="Times New Roman" w:cs="Times New Roman" w:eastAsia="Times New Roman" w:hAnsi="Times New Roman"/>
-        </w:rPr>
-      </w:pPr>
-      <w:r>
-        <w:rPr>
-          <w:rFonts w:ascii="Times New Roman" w:cs="Times New Roman" w:eastAsia="Times New Roman" w:hAnsi="Times New Roman"/>
-          <w:rtl w:val="0"/>
-        </w:rPr>
-        <w:t xml:space="preserve">WordNet helps computers understand semantic relationships between words, which improves tasks such as text analysis, information retrieval, and language understanding.</w:t>
-      </w:r>
-    </w:p>
-    <w:p>
-      <w:pPr>
-        <w:spacing w:after="240" w:before="240" w:lineRule="auto"/>
-        <w:rPr>
-          <w:rFonts w:ascii="Times New Roman" w:cs="Times New Roman" w:eastAsia="Times New Roman" w:hAnsi="Times New Roman"/>
-        </w:rPr>
-      </w:pPr>
-      <w:r>
-        <w:rPr>
-          <w:rFonts w:ascii="Times New Roman" w:cs="Times New Roman" w:eastAsia="Times New Roman" w:hAnsi="Times New Roman"/>
-          <w:rtl w:val="0"/>
-        </w:rPr>
-        <w:t xml:space="preserve">Using WordNet, we can identify relationships such as synonymy, antonymy, and hypernymy in text data.</w:t>
+        </w:rPr>
+        <w:t>Semantic Relationships Using WordNet</w:t>
+      </w:r>
+    </w:p>
+    <w:p>
+      <w:pPr>
+        <w:spacing w:before="240" w:after="240"/>
+        <w:rPr>
+          <w:rFonts w:ascii="Times New Roman" w:eastAsia="Times New Roman" w:hAnsi="Times New Roman" w:cs="Times New Roman"/>
+        </w:rPr>
+      </w:pPr>
+      <w:r>
+        <w:rPr>
+          <w:rFonts w:ascii="Times New Roman" w:eastAsia="Times New Roman" w:hAnsi="Times New Roman" w:cs="Times New Roman"/>
+        </w:rPr>
+        <w:t>WordNet is a large lexical database used in Natural Language Processing (NLP). It groups English words into sets of synonyms called synsets and provides relationships between these words based on their meanings.</w:t>
+      </w:r>
+    </w:p>
+    <w:p>
+      <w:pPr>
+        <w:spacing w:before="240" w:after="240"/>
+        <w:rPr>
+          <w:rFonts w:ascii="Times New Roman" w:eastAsia="Times New Roman" w:hAnsi="Times New Roman" w:cs="Times New Roman"/>
+        </w:rPr>
+      </w:pPr>
+      <w:r>
+        <w:rPr>
+          <w:rFonts w:ascii="Times New Roman" w:eastAsia="Times New Roman" w:hAnsi="Times New Roman" w:cs="Times New Roman"/>
+        </w:rPr>
+        <w:t>WordNet helps computers understand semantic relationships between words, which improves tasks such as text analysis, information retrieval, and language understanding.</w:t>
+      </w:r>
+    </w:p>
+    <w:p>
+      <w:pPr>
+        <w:spacing w:before="240" w:after="240"/>
+        <w:rPr>
+          <w:rFonts w:ascii="Times New Roman" w:eastAsia="Times New Roman" w:hAnsi="Times New Roman" w:cs="Times New Roman"/>
+        </w:rPr>
+      </w:pPr>
+      <w:r>
+        <w:rPr>
+          <w:rFonts w:ascii="Times New Roman" w:eastAsia="Times New Roman" w:hAnsi="Times New Roman" w:cs="Times New Roman"/>
+        </w:rPr>
+        <w:t>Using WordNet, we can identify relationships such as synonymy, antonymy, and hypernymy in text data.</w:t>
       </w:r>
     </w:p>
     <w:p>
@@ -173,396 +227,360 @@
         <w:pStyle w:val="Heading1"/>
         <w:keepNext w:val="0"/>
         <w:keepLines w:val="0"/>
-        <w:spacing w:before="480" w:lineRule="auto"/>
-        <w:rPr>
-          <w:rFonts w:ascii="Times New Roman" w:cs="Times New Roman" w:eastAsia="Times New Roman" w:hAnsi="Times New Roman"/>
-          <w:b w:val="1"/>
-          <w:bCs w:val="1"/>
+        <w:spacing w:before="480"/>
+        <w:rPr>
+          <w:rFonts w:ascii="Times New Roman" w:eastAsia="Times New Roman" w:hAnsi="Times New Roman" w:cs="Times New Roman"/>
+          <w:b/>
+          <w:bCs/>
           <w:sz w:val="22"/>
           <w:szCs w:val="22"/>
         </w:rPr>
       </w:pPr>
-      <w:bookmarkStart w:colFirst="0" w:colLast="0" w:name="_nd8tekae24hi" w:id="3"/>
+      <w:bookmarkStart w:id="3" w:name="_nd8tekae24hi" w:colFirst="0" w:colLast="0"/>
       <w:bookmarkEnd w:id="3"/>
       <w:r>
         <w:rPr>
-          <w:rFonts w:ascii="Times New Roman" w:cs="Times New Roman" w:eastAsia="Times New Roman" w:hAnsi="Times New Roman"/>
-          <w:b w:val="1"/>
-          <w:bCs w:val="1"/>
+          <w:rFonts w:ascii="Times New Roman" w:eastAsia="Times New Roman" w:hAnsi="Times New Roman" w:cs="Times New Roman"/>
+          <w:b/>
+          <w:bCs/>
           <w:sz w:val="22"/>
           <w:szCs w:val="22"/>
-          <w:rtl w:val="0"/>
-        </w:rPr>
-        <w:t xml:space="preserve">1. Synonymy</w:t>
-      </w:r>
-    </w:p>
-    <w:p>
-      <w:pPr>
-        <w:spacing w:after="240" w:before="240" w:lineRule="auto"/>
-        <w:rPr>
-          <w:rFonts w:ascii="Times New Roman" w:cs="Times New Roman" w:eastAsia="Times New Roman" w:hAnsi="Times New Roman"/>
-        </w:rPr>
-      </w:pPr>
-      <w:r>
-        <w:rPr>
-          <w:rFonts w:ascii="Times New Roman" w:cs="Times New Roman" w:eastAsia="Times New Roman" w:hAnsi="Times New Roman"/>
-          <w:rtl w:val="0"/>
-        </w:rPr>
-        <w:t xml:space="preserve">Synonymy refers to words that have similar or nearly the same meaning.</w:t>
-      </w:r>
-    </w:p>
-    <w:p>
-      <w:pPr>
-        <w:spacing w:after="240" w:before="240" w:lineRule="auto"/>
-        <w:rPr>
-          <w:rFonts w:ascii="Times New Roman" w:cs="Times New Roman" w:eastAsia="Times New Roman" w:hAnsi="Times New Roman"/>
-        </w:rPr>
-      </w:pPr>
-      <w:r>
-        <w:rPr>
-          <w:rFonts w:ascii="Times New Roman" w:cs="Times New Roman" w:eastAsia="Times New Roman" w:hAnsi="Times New Roman"/>
-          <w:rtl w:val="0"/>
-        </w:rPr>
-        <w:t xml:space="preserve">WordNet groups these words together in a synset, allowing systems to recognize that different words can express the same idea.</w:t>
-      </w:r>
-    </w:p>
-    <w:p>
-      <w:pPr>
-        <w:spacing w:after="240" w:before="240" w:lineRule="auto"/>
-        <w:rPr>
-          <w:rFonts w:ascii="Times New Roman" w:cs="Times New Roman" w:eastAsia="Times New Roman" w:hAnsi="Times New Roman"/>
-        </w:rPr>
-      </w:pPr>
-      <w:r>
-        <w:rPr>
-          <w:rFonts w:ascii="Times New Roman" w:cs="Times New Roman" w:eastAsia="Times New Roman" w:hAnsi="Times New Roman"/>
-          <w:rtl w:val="0"/>
-        </w:rPr>
-        <w:t xml:space="preserve">Example:</w:t>
+        </w:rPr>
+        <w:t>1. Synonymy</w:t>
+      </w:r>
+    </w:p>
+    <w:p>
+      <w:pPr>
+        <w:spacing w:before="240" w:after="240"/>
+        <w:rPr>
+          <w:rFonts w:ascii="Times New Roman" w:eastAsia="Times New Roman" w:hAnsi="Times New Roman" w:cs="Times New Roman"/>
+        </w:rPr>
+      </w:pPr>
+      <w:r>
+        <w:rPr>
+          <w:rFonts w:ascii="Times New Roman" w:eastAsia="Times New Roman" w:hAnsi="Times New Roman" w:cs="Times New Roman"/>
+        </w:rPr>
+        <w:t>Synonymy refers to words that have similar or nearly the same meaning.</w:t>
+      </w:r>
+    </w:p>
+    <w:p>
+      <w:pPr>
+        <w:spacing w:before="240" w:after="240"/>
+        <w:rPr>
+          <w:rFonts w:ascii="Times New Roman" w:eastAsia="Times New Roman" w:hAnsi="Times New Roman" w:cs="Times New Roman"/>
+        </w:rPr>
+      </w:pPr>
+      <w:r>
+        <w:rPr>
+          <w:rFonts w:ascii="Times New Roman" w:eastAsia="Times New Roman" w:hAnsi="Times New Roman" w:cs="Times New Roman"/>
+        </w:rPr>
+        <w:t>WordNet groups these words together in a synset, allowing systems to recognize that different words can express the same idea.</w:t>
+      </w:r>
+    </w:p>
+    <w:p>
+      <w:pPr>
+        <w:spacing w:before="240" w:after="240"/>
+        <w:rPr>
+          <w:rFonts w:ascii="Times New Roman" w:eastAsia="Times New Roman" w:hAnsi="Times New Roman" w:cs="Times New Roman"/>
+        </w:rPr>
+      </w:pPr>
+      <w:r>
+        <w:rPr>
+          <w:rFonts w:ascii="Times New Roman" w:eastAsia="Times New Roman" w:hAnsi="Times New Roman" w:cs="Times New Roman"/>
+        </w:rPr>
+        <w:t>Example:</w:t>
       </w:r>
     </w:p>
     <w:tbl>
       <w:tblPr>
-        <w:tblStyle w:val="Table1"/>
-        <w:tblW w:w="3235.0" w:type="dxa"/>
-        <w:jc w:val="left"/>
+        <w:tblStyle w:val="a"/>
+        <w:tblW w:w="3235" w:type="dxa"/>
+        <w:tblInd w:w="0" w:type="dxa"/>
         <w:tblBorders>
-          <w:top w:color="000000" w:space="0" w:sz="6" w:val="single"/>
-          <w:left w:color="000000" w:space="0" w:sz="6" w:val="single"/>
-          <w:bottom w:color="000000" w:space="0" w:sz="6" w:val="single"/>
-          <w:right w:color="000000" w:space="0" w:sz="6" w:val="single"/>
-          <w:insideH w:color="000000" w:space="0" w:sz="6" w:val="single"/>
-          <w:insideV w:color="000000" w:space="0" w:sz="6" w:val="single"/>
+          <w:top w:val="single" w:sz="6" w:space="0" w:color="000000"/>
+          <w:left w:val="single" w:sz="6" w:space="0" w:color="000000"/>
+          <w:bottom w:val="single" w:sz="6" w:space="0" w:color="000000"/>
+          <w:right w:val="single" w:sz="6" w:space="0" w:color="000000"/>
+          <w:insideH w:val="single" w:sz="6" w:space="0" w:color="000000"/>
+          <w:insideV w:val="single" w:sz="6" w:space="0" w:color="000000"/>
         </w:tblBorders>
         <w:tblLayout w:type="fixed"/>
-        <w:tblLook w:val="0600"/>
+        <w:tblLook w:val="0600" w:firstRow="0" w:lastRow="0" w:firstColumn="0" w:lastColumn="0" w:noHBand="1" w:noVBand="1"/>
       </w:tblPr>
       <w:tblGrid>
         <w:gridCol w:w="875"/>
         <w:gridCol w:w="2360"/>
-        <w:tblGridChange w:id="0">
-          <w:tblGrid>
-            <w:gridCol w:w="875"/>
-            <w:gridCol w:w="2360"/>
-          </w:tblGrid>
-        </w:tblGridChange>
       </w:tblGrid>
       <w:tr>
         <w:trPr>
-          <w:cantSplit w:val="0"/>
-          <w:trHeight w:val="515" w:hRule="atLeast"/>
-          <w:tblHeader w:val="0"/>
+          <w:trHeight w:val="515"/>
         </w:trPr>
         <w:tc>
           <w:tcPr>
+            <w:tcW w:w="875" w:type="dxa"/>
             <w:tcBorders>
-              <w:top w:color="000000" w:space="0" w:sz="6" w:val="single"/>
-              <w:left w:color="000000" w:space="0" w:sz="6" w:val="single"/>
-              <w:bottom w:color="000000" w:space="0" w:sz="6" w:val="single"/>
-              <w:right w:color="000000" w:space="0" w:sz="6" w:val="single"/>
+              <w:top w:val="single" w:sz="6" w:space="0" w:color="000000"/>
+              <w:left w:val="single" w:sz="6" w:space="0" w:color="000000"/>
+              <w:bottom w:val="single" w:sz="6" w:space="0" w:color="000000"/>
+              <w:right w:val="single" w:sz="6" w:space="0" w:color="000000"/>
             </w:tcBorders>
             <w:tcMar>
-              <w:top w:w="100.0" w:type="dxa"/>
-              <w:left w:w="100.0" w:type="dxa"/>
-              <w:bottom w:w="100.0" w:type="dxa"/>
-              <w:right w:w="100.0" w:type="dxa"/>
+              <w:top w:w="100" w:type="dxa"/>
+              <w:left w:w="100" w:type="dxa"/>
+              <w:bottom w:w="100" w:type="dxa"/>
+              <w:right w:w="100" w:type="dxa"/>
             </w:tcMar>
-            <w:vAlign w:val="top"/>
           </w:tcPr>
           <w:p>
             <w:pPr>
-              <w:spacing w:after="240" w:before="240" w:lineRule="auto"/>
+              <w:spacing w:before="240" w:after="240"/>
               <w:jc w:val="center"/>
               <w:rPr>
-                <w:rFonts w:ascii="Times New Roman" w:cs="Times New Roman" w:eastAsia="Times New Roman" w:hAnsi="Times New Roman"/>
+                <w:rFonts w:ascii="Times New Roman" w:eastAsia="Times New Roman" w:hAnsi="Times New Roman" w:cs="Times New Roman"/>
               </w:rPr>
             </w:pPr>
             <w:r>
               <w:rPr>
-                <w:rFonts w:ascii="Times New Roman" w:cs="Times New Roman" w:eastAsia="Times New Roman" w:hAnsi="Times New Roman"/>
-                <w:b w:val="1"/>
-                <w:bCs w:val="1"/>
-                <w:rtl w:val="0"/>
-              </w:rPr>
-              <w:t xml:space="preserve">Word</w:t>
-            </w:r>
-            <w:r>
-              <w:rPr>
-                <w:rtl w:val="0"/>
-              </w:rPr>
+                <w:rFonts w:ascii="Times New Roman" w:eastAsia="Times New Roman" w:hAnsi="Times New Roman" w:cs="Times New Roman"/>
+                <w:b/>
+                <w:bCs/>
+              </w:rPr>
+              <w:t>Word</w:t>
             </w:r>
           </w:p>
         </w:tc>
         <w:tc>
           <w:tcPr>
+            <w:tcW w:w="2360" w:type="dxa"/>
             <w:tcBorders>
-              <w:top w:color="000000" w:space="0" w:sz="6" w:val="single"/>
-              <w:left w:color="000000" w:space="0" w:sz="6" w:val="single"/>
-              <w:bottom w:color="000000" w:space="0" w:sz="6" w:val="single"/>
-              <w:right w:color="000000" w:space="0" w:sz="6" w:val="single"/>
+              <w:top w:val="single" w:sz="6" w:space="0" w:color="000000"/>
+              <w:left w:val="single" w:sz="6" w:space="0" w:color="000000"/>
+              <w:bottom w:val="single" w:sz="6" w:space="0" w:color="000000"/>
+              <w:right w:val="single" w:sz="6" w:space="0" w:color="000000"/>
             </w:tcBorders>
             <w:tcMar>
-              <w:top w:w="100.0" w:type="dxa"/>
-              <w:left w:w="100.0" w:type="dxa"/>
-              <w:bottom w:w="100.0" w:type="dxa"/>
-              <w:right w:w="100.0" w:type="dxa"/>
+              <w:top w:w="100" w:type="dxa"/>
+              <w:left w:w="100" w:type="dxa"/>
+              <w:bottom w:w="100" w:type="dxa"/>
+              <w:right w:w="100" w:type="dxa"/>
             </w:tcMar>
-            <w:vAlign w:val="top"/>
           </w:tcPr>
           <w:p>
             <w:pPr>
-              <w:spacing w:after="240" w:before="240" w:lineRule="auto"/>
+              <w:spacing w:before="240" w:after="240"/>
               <w:jc w:val="center"/>
               <w:rPr>
-                <w:rFonts w:ascii="Times New Roman" w:cs="Times New Roman" w:eastAsia="Times New Roman" w:hAnsi="Times New Roman"/>
+                <w:rFonts w:ascii="Times New Roman" w:eastAsia="Times New Roman" w:hAnsi="Times New Roman" w:cs="Times New Roman"/>
               </w:rPr>
             </w:pPr>
             <w:r>
               <w:rPr>
-                <w:rFonts w:ascii="Times New Roman" w:cs="Times New Roman" w:eastAsia="Times New Roman" w:hAnsi="Times New Roman"/>
-                <w:b w:val="1"/>
-                <w:bCs w:val="1"/>
-                <w:rtl w:val="0"/>
-              </w:rPr>
-              <w:t xml:space="preserve">Synonyms</w:t>
-            </w:r>
-            <w:r>
-              <w:rPr>
-                <w:rtl w:val="0"/>
-              </w:rPr>
+                <w:rFonts w:ascii="Times New Roman" w:eastAsia="Times New Roman" w:hAnsi="Times New Roman" w:cs="Times New Roman"/>
+                <w:b/>
+                <w:bCs/>
+              </w:rPr>
+              <w:t>Synonyms</w:t>
             </w:r>
           </w:p>
         </w:tc>
       </w:tr>
       <w:tr>
         <w:trPr>
-          <w:cantSplit w:val="0"/>
-          <w:trHeight w:val="515" w:hRule="atLeast"/>
-          <w:tblHeader w:val="0"/>
+          <w:trHeight w:val="515"/>
         </w:trPr>
         <w:tc>
           <w:tcPr>
+            <w:tcW w:w="875" w:type="dxa"/>
             <w:tcBorders>
-              <w:top w:color="000000" w:space="0" w:sz="6" w:val="single"/>
-              <w:left w:color="000000" w:space="0" w:sz="6" w:val="single"/>
-              <w:bottom w:color="000000" w:space="0" w:sz="6" w:val="single"/>
-              <w:right w:color="000000" w:space="0" w:sz="6" w:val="single"/>
+              <w:top w:val="single" w:sz="6" w:space="0" w:color="000000"/>
+              <w:left w:val="single" w:sz="6" w:space="0" w:color="000000"/>
+              <w:bottom w:val="single" w:sz="6" w:space="0" w:color="000000"/>
+              <w:right w:val="single" w:sz="6" w:space="0" w:color="000000"/>
             </w:tcBorders>
             <w:tcMar>
-              <w:top w:w="100.0" w:type="dxa"/>
-              <w:left w:w="100.0" w:type="dxa"/>
-              <w:bottom w:w="100.0" w:type="dxa"/>
-              <w:right w:w="100.0" w:type="dxa"/>
+              <w:top w:w="100" w:type="dxa"/>
+              <w:left w:w="100" w:type="dxa"/>
+              <w:bottom w:w="100" w:type="dxa"/>
+              <w:right w:w="100" w:type="dxa"/>
             </w:tcMar>
-            <w:vAlign w:val="top"/>
           </w:tcPr>
           <w:p>
             <w:pPr>
-              <w:spacing w:after="240" w:before="240" w:lineRule="auto"/>
-              <w:rPr>
-                <w:rFonts w:ascii="Times New Roman" w:cs="Times New Roman" w:eastAsia="Times New Roman" w:hAnsi="Times New Roman"/>
+              <w:spacing w:before="240" w:after="240"/>
+              <w:rPr>
+                <w:rFonts w:ascii="Times New Roman" w:eastAsia="Times New Roman" w:hAnsi="Times New Roman" w:cs="Times New Roman"/>
               </w:rPr>
             </w:pPr>
             <w:r>
               <w:rPr>
-                <w:rFonts w:ascii="Times New Roman" w:cs="Times New Roman" w:eastAsia="Times New Roman" w:hAnsi="Times New Roman"/>
-                <w:rtl w:val="0"/>
-              </w:rPr>
-              <w:t xml:space="preserve">Happy</w:t>
+                <w:rFonts w:ascii="Times New Roman" w:eastAsia="Times New Roman" w:hAnsi="Times New Roman" w:cs="Times New Roman"/>
+              </w:rPr>
+              <w:t>Happy</w:t>
             </w:r>
           </w:p>
         </w:tc>
         <w:tc>
           <w:tcPr>
+            <w:tcW w:w="2360" w:type="dxa"/>
             <w:tcBorders>
-              <w:top w:color="000000" w:space="0" w:sz="6" w:val="single"/>
-              <w:left w:color="000000" w:space="0" w:sz="6" w:val="single"/>
-              <w:bottom w:color="000000" w:space="0" w:sz="6" w:val="single"/>
-              <w:right w:color="000000" w:space="0" w:sz="6" w:val="single"/>
+              <w:top w:val="single" w:sz="6" w:space="0" w:color="000000"/>
+              <w:left w:val="single" w:sz="6" w:space="0" w:color="000000"/>
+              <w:bottom w:val="single" w:sz="6" w:space="0" w:color="000000"/>
+              <w:right w:val="single" w:sz="6" w:space="0" w:color="000000"/>
             </w:tcBorders>
             <w:tcMar>
-              <w:top w:w="100.0" w:type="dxa"/>
-              <w:left w:w="100.0" w:type="dxa"/>
-              <w:bottom w:w="100.0" w:type="dxa"/>
-              <w:right w:w="100.0" w:type="dxa"/>
+              <w:top w:w="100" w:type="dxa"/>
+              <w:left w:w="100" w:type="dxa"/>
+              <w:bottom w:w="100" w:type="dxa"/>
+              <w:right w:w="100" w:type="dxa"/>
             </w:tcMar>
-            <w:vAlign w:val="top"/>
           </w:tcPr>
           <w:p>
             <w:pPr>
-              <w:spacing w:after="240" w:before="240" w:lineRule="auto"/>
-              <w:rPr>
-                <w:rFonts w:ascii="Times New Roman" w:cs="Times New Roman" w:eastAsia="Times New Roman" w:hAnsi="Times New Roman"/>
+              <w:spacing w:before="240" w:after="240"/>
+              <w:rPr>
+                <w:rFonts w:ascii="Times New Roman" w:eastAsia="Times New Roman" w:hAnsi="Times New Roman" w:cs="Times New Roman"/>
               </w:rPr>
             </w:pPr>
             <w:r>
               <w:rPr>
-                <w:rFonts w:ascii="Times New Roman" w:cs="Times New Roman" w:eastAsia="Times New Roman" w:hAnsi="Times New Roman"/>
-                <w:rtl w:val="0"/>
-              </w:rPr>
-              <w:t xml:space="preserve">joyful, glad, cheerful</w:t>
+                <w:rFonts w:ascii="Times New Roman" w:eastAsia="Times New Roman" w:hAnsi="Times New Roman" w:cs="Times New Roman"/>
+              </w:rPr>
+              <w:t>joyful, glad, cheerful</w:t>
             </w:r>
           </w:p>
         </w:tc>
       </w:tr>
       <w:tr>
         <w:trPr>
-          <w:cantSplit w:val="0"/>
-          <w:trHeight w:val="515" w:hRule="atLeast"/>
-          <w:tblHeader w:val="0"/>
+          <w:trHeight w:val="515"/>
         </w:trPr>
         <w:tc>
           <w:tcPr>
+            <w:tcW w:w="875" w:type="dxa"/>
             <w:tcBorders>
-              <w:top w:color="000000" w:space="0" w:sz="6" w:val="single"/>
-              <w:left w:color="000000" w:space="0" w:sz="6" w:val="single"/>
-              <w:bottom w:color="000000" w:space="0" w:sz="6" w:val="single"/>
-              <w:right w:color="000000" w:space="0" w:sz="6" w:val="single"/>
+              <w:top w:val="single" w:sz="6" w:space="0" w:color="000000"/>
+              <w:left w:val="single" w:sz="6" w:space="0" w:color="000000"/>
+              <w:bottom w:val="single" w:sz="6" w:space="0" w:color="000000"/>
+              <w:right w:val="single" w:sz="6" w:space="0" w:color="000000"/>
             </w:tcBorders>
             <w:tcMar>
-              <w:top w:w="100.0" w:type="dxa"/>
-              <w:left w:w="100.0" w:type="dxa"/>
-              <w:bottom w:w="100.0" w:type="dxa"/>
-              <w:right w:w="100.0" w:type="dxa"/>
+              <w:top w:w="100" w:type="dxa"/>
+              <w:left w:w="100" w:type="dxa"/>
+              <w:bottom w:w="100" w:type="dxa"/>
+              <w:right w:w="100" w:type="dxa"/>
             </w:tcMar>
-            <w:vAlign w:val="top"/>
           </w:tcPr>
           <w:p>
             <w:pPr>
-              <w:spacing w:after="240" w:before="240" w:lineRule="auto"/>
-              <w:rPr>
-                <w:rFonts w:ascii="Times New Roman" w:cs="Times New Roman" w:eastAsia="Times New Roman" w:hAnsi="Times New Roman"/>
+              <w:spacing w:before="240" w:after="240"/>
+              <w:rPr>
+                <w:rFonts w:ascii="Times New Roman" w:eastAsia="Times New Roman" w:hAnsi="Times New Roman" w:cs="Times New Roman"/>
               </w:rPr>
             </w:pPr>
             <w:r>
               <w:rPr>
-                <w:rFonts w:ascii="Times New Roman" w:cs="Times New Roman" w:eastAsia="Times New Roman" w:hAnsi="Times New Roman"/>
-                <w:rtl w:val="0"/>
-              </w:rPr>
-              <w:t xml:space="preserve">Big</w:t>
+                <w:rFonts w:ascii="Times New Roman" w:eastAsia="Times New Roman" w:hAnsi="Times New Roman" w:cs="Times New Roman"/>
+              </w:rPr>
+              <w:t>Big</w:t>
             </w:r>
           </w:p>
         </w:tc>
         <w:tc>
           <w:tcPr>
+            <w:tcW w:w="2360" w:type="dxa"/>
             <w:tcBorders>
-              <w:top w:color="000000" w:space="0" w:sz="6" w:val="single"/>
-              <w:left w:color="000000" w:space="0" w:sz="6" w:val="single"/>
-              <w:bottom w:color="000000" w:space="0" w:sz="6" w:val="single"/>
-              <w:right w:color="000000" w:space="0" w:sz="6" w:val="single"/>
+              <w:top w:val="single" w:sz="6" w:space="0" w:color="000000"/>
+              <w:left w:val="single" w:sz="6" w:space="0" w:color="000000"/>
+              <w:bottom w:val="single" w:sz="6" w:space="0" w:color="000000"/>
+              <w:right w:val="single" w:sz="6" w:space="0" w:color="000000"/>
             </w:tcBorders>
             <w:tcMar>
-              <w:top w:w="100.0" w:type="dxa"/>
-              <w:left w:w="100.0" w:type="dxa"/>
-              <w:bottom w:w="100.0" w:type="dxa"/>
-              <w:right w:w="100.0" w:type="dxa"/>
+              <w:top w:w="100" w:type="dxa"/>
+              <w:left w:w="100" w:type="dxa"/>
+              <w:bottom w:w="100" w:type="dxa"/>
+              <w:right w:w="100" w:type="dxa"/>
             </w:tcMar>
-            <w:vAlign w:val="top"/>
           </w:tcPr>
           <w:p>
             <w:pPr>
-              <w:spacing w:after="240" w:before="240" w:lineRule="auto"/>
-              <w:rPr>
-                <w:rFonts w:ascii="Times New Roman" w:cs="Times New Roman" w:eastAsia="Times New Roman" w:hAnsi="Times New Roman"/>
+              <w:spacing w:before="240" w:after="240"/>
+              <w:rPr>
+                <w:rFonts w:ascii="Times New Roman" w:eastAsia="Times New Roman" w:hAnsi="Times New Roman" w:cs="Times New Roman"/>
               </w:rPr>
             </w:pPr>
             <w:r>
               <w:rPr>
-                <w:rFonts w:ascii="Times New Roman" w:cs="Times New Roman" w:eastAsia="Times New Roman" w:hAnsi="Times New Roman"/>
-                <w:rtl w:val="0"/>
-              </w:rPr>
-              <w:t xml:space="preserve">large, huge, enormous</w:t>
+                <w:rFonts w:ascii="Times New Roman" w:eastAsia="Times New Roman" w:hAnsi="Times New Roman" w:cs="Times New Roman"/>
+              </w:rPr>
+              <w:t>large, huge, enormous</w:t>
             </w:r>
           </w:p>
         </w:tc>
       </w:tr>
       <w:tr>
         <w:trPr>
-          <w:cantSplit w:val="0"/>
-          <w:trHeight w:val="515" w:hRule="atLeast"/>
-          <w:tblHeader w:val="0"/>
+          <w:trHeight w:val="515"/>
         </w:trPr>
         <w:tc>
           <w:tcPr>
+            <w:tcW w:w="875" w:type="dxa"/>
             <w:tcBorders>
-              <w:top w:color="000000" w:space="0" w:sz="6" w:val="single"/>
-              <w:left w:color="000000" w:space="0" w:sz="6" w:val="single"/>
-              <w:bottom w:color="000000" w:space="0" w:sz="6" w:val="single"/>
-              <w:right w:color="000000" w:space="0" w:sz="6" w:val="single"/>
+              <w:top w:val="single" w:sz="6" w:space="0" w:color="000000"/>
+              <w:left w:val="single" w:sz="6" w:space="0" w:color="000000"/>
+              <w:bottom w:val="single" w:sz="6" w:space="0" w:color="000000"/>
+              <w:right w:val="single" w:sz="6" w:space="0" w:color="000000"/>
             </w:tcBorders>
             <w:tcMar>
-              <w:top w:w="100.0" w:type="dxa"/>
-              <w:left w:w="100.0" w:type="dxa"/>
-              <w:bottom w:w="100.0" w:type="dxa"/>
-              <w:right w:w="100.0" w:type="dxa"/>
+              <w:top w:w="100" w:type="dxa"/>
+              <w:left w:w="100" w:type="dxa"/>
+              <w:bottom w:w="100" w:type="dxa"/>
+              <w:right w:w="100" w:type="dxa"/>
             </w:tcMar>
-            <w:vAlign w:val="top"/>
           </w:tcPr>
           <w:p>
             <w:pPr>
-              <w:spacing w:after="240" w:before="240" w:lineRule="auto"/>
-              <w:rPr>
-                <w:rFonts w:ascii="Times New Roman" w:cs="Times New Roman" w:eastAsia="Times New Roman" w:hAnsi="Times New Roman"/>
+              <w:spacing w:before="240" w:after="240"/>
+              <w:rPr>
+                <w:rFonts w:ascii="Times New Roman" w:eastAsia="Times New Roman" w:hAnsi="Times New Roman" w:cs="Times New Roman"/>
               </w:rPr>
             </w:pPr>
             <w:r>
               <w:rPr>
-                <w:rFonts w:ascii="Times New Roman" w:cs="Times New Roman" w:eastAsia="Times New Roman" w:hAnsi="Times New Roman"/>
-                <w:rtl w:val="0"/>
-              </w:rPr>
-              <w:t xml:space="preserve">Fast</w:t>
+                <w:rFonts w:ascii="Times New Roman" w:eastAsia="Times New Roman" w:hAnsi="Times New Roman" w:cs="Times New Roman"/>
+              </w:rPr>
+              <w:t>Fast</w:t>
             </w:r>
           </w:p>
         </w:tc>
         <w:tc>
           <w:tcPr>
+            <w:tcW w:w="2360" w:type="dxa"/>
             <w:tcBorders>
-              <w:top w:color="000000" w:space="0" w:sz="6" w:val="single"/>
-              <w:left w:color="000000" w:space="0" w:sz="6" w:val="single"/>
-              <w:bottom w:color="000000" w:space="0" w:sz="6" w:val="single"/>
-              <w:right w:color="000000" w:space="0" w:sz="6" w:val="single"/>
+              <w:top w:val="single" w:sz="6" w:space="0" w:color="000000"/>
+              <w:left w:val="single" w:sz="6" w:space="0" w:color="000000"/>
+              <w:bottom w:val="single" w:sz="6" w:space="0" w:color="000000"/>
+              <w:right w:val="single" w:sz="6" w:space="0" w:color="000000"/>
             </w:tcBorders>
             <w:tcMar>
-              <w:top w:w="100.0" w:type="dxa"/>
-              <w:left w:w="100.0" w:type="dxa"/>
-              <w:bottom w:w="100.0" w:type="dxa"/>
-              <w:right w:w="100.0" w:type="dxa"/>
+              <w:top w:w="100" w:type="dxa"/>
+              <w:left w:w="100" w:type="dxa"/>
+              <w:bottom w:w="100" w:type="dxa"/>
+              <w:right w:w="100" w:type="dxa"/>
             </w:tcMar>
-            <w:vAlign w:val="top"/>
           </w:tcPr>
           <w:p>
             <w:pPr>
-              <w:spacing w:after="240" w:before="240" w:lineRule="auto"/>
-              <w:rPr>
-                <w:rFonts w:ascii="Times New Roman" w:cs="Times New Roman" w:eastAsia="Times New Roman" w:hAnsi="Times New Roman"/>
+              <w:spacing w:before="240" w:after="240"/>
+              <w:rPr>
+                <w:rFonts w:ascii="Times New Roman" w:eastAsia="Times New Roman" w:hAnsi="Times New Roman" w:cs="Times New Roman"/>
               </w:rPr>
             </w:pPr>
             <w:r>
               <w:rPr>
-                <w:rFonts w:ascii="Times New Roman" w:cs="Times New Roman" w:eastAsia="Times New Roman" w:hAnsi="Times New Roman"/>
-                <w:rtl w:val="0"/>
-              </w:rPr>
-              <w:t xml:space="preserve">quick, rapid</w:t>
+                <w:rFonts w:ascii="Times New Roman" w:eastAsia="Times New Roman" w:hAnsi="Times New Roman" w:cs="Times New Roman"/>
+              </w:rPr>
+              <w:t>quick, rapid</w:t>
             </w:r>
           </w:p>
         </w:tc>
@@ -570,82 +588,77 @@
     </w:tbl>
     <w:p>
       <w:pPr>
-        <w:spacing w:after="240" w:before="240" w:lineRule="auto"/>
-        <w:rPr>
-          <w:rFonts w:ascii="Times New Roman" w:cs="Times New Roman" w:eastAsia="Times New Roman" w:hAnsi="Times New Roman"/>
-        </w:rPr>
-      </w:pPr>
-      <w:r>
-        <w:rPr>
-          <w:rFonts w:ascii="Times New Roman" w:cs="Times New Roman" w:eastAsia="Times New Roman" w:hAnsi="Times New Roman"/>
-          <w:rtl w:val="0"/>
-        </w:rPr>
-        <w:t xml:space="preserve">Example sentence:</w:t>
-      </w:r>
-    </w:p>
-    <w:p>
-      <w:pPr>
-        <w:spacing w:after="240" w:before="240" w:lineRule="auto"/>
-        <w:rPr>
-          <w:rFonts w:ascii="Times New Roman" w:cs="Times New Roman" w:eastAsia="Times New Roman" w:hAnsi="Times New Roman"/>
-          <w:i w:val="1"/>
-          <w:iCs w:val="1"/>
-        </w:rPr>
-      </w:pPr>
-      <w:r>
-        <w:rPr>
-          <w:rFonts w:ascii="Times New Roman" w:cs="Times New Roman" w:eastAsia="Times New Roman" w:hAnsi="Times New Roman"/>
-          <w:i w:val="1"/>
-          <w:iCs w:val="1"/>
-          <w:rtl w:val="0"/>
-        </w:rPr>
-        <w:t xml:space="preserve">"The car is fast."</w:t>
-      </w:r>
-    </w:p>
-    <w:p>
-      <w:pPr>
-        <w:spacing w:after="240" w:before="240" w:lineRule="auto"/>
-        <w:rPr>
-          <w:rFonts w:ascii="Times New Roman" w:cs="Times New Roman" w:eastAsia="Times New Roman" w:hAnsi="Times New Roman"/>
-        </w:rPr>
-      </w:pPr>
-      <w:r>
-        <w:rPr>
-          <w:rFonts w:ascii="Times New Roman" w:cs="Times New Roman" w:eastAsia="Times New Roman" w:hAnsi="Times New Roman"/>
-          <w:rtl w:val="0"/>
+        <w:spacing w:before="240" w:after="240"/>
+        <w:rPr>
+          <w:rFonts w:ascii="Times New Roman" w:eastAsia="Times New Roman" w:hAnsi="Times New Roman" w:cs="Times New Roman"/>
+        </w:rPr>
+      </w:pPr>
+      <w:r>
+        <w:rPr>
+          <w:rFonts w:ascii="Times New Roman" w:eastAsia="Times New Roman" w:hAnsi="Times New Roman" w:cs="Times New Roman"/>
+        </w:rPr>
+        <w:t>Example sentence:</w:t>
+      </w:r>
+    </w:p>
+    <w:p>
+      <w:pPr>
+        <w:spacing w:before="240" w:after="240"/>
+        <w:rPr>
+          <w:rFonts w:ascii="Times New Roman" w:eastAsia="Times New Roman" w:hAnsi="Times New Roman" w:cs="Times New Roman"/>
+          <w:i/>
+          <w:iCs/>
+        </w:rPr>
+      </w:pPr>
+      <w:r>
+        <w:rPr>
+          <w:rFonts w:ascii="Times New Roman" w:eastAsia="Times New Roman" w:hAnsi="Times New Roman" w:cs="Times New Roman"/>
+          <w:i/>
+          <w:iCs/>
+        </w:rPr>
+        <w:lastRenderedPageBreak/>
+        <w:t>"The car is fast."</w:t>
+      </w:r>
+    </w:p>
+    <w:p>
+      <w:pPr>
+        <w:spacing w:before="240" w:after="240"/>
+        <w:rPr>
+          <w:rFonts w:ascii="Times New Roman" w:eastAsia="Times New Roman" w:hAnsi="Times New Roman" w:cs="Times New Roman"/>
+        </w:rPr>
+      </w:pPr>
+      <w:r>
+        <w:rPr>
+          <w:rFonts w:ascii="Times New Roman" w:eastAsia="Times New Roman" w:hAnsi="Times New Roman" w:cs="Times New Roman"/>
         </w:rPr>
         <w:t xml:space="preserve">WordNet can identify related words like quick or rapid as synonyms of </w:t>
       </w:r>
       <w:r>
         <w:rPr>
-          <w:rFonts w:ascii="Times New Roman" w:cs="Times New Roman" w:eastAsia="Times New Roman" w:hAnsi="Times New Roman"/>
-          <w:i w:val="1"/>
-          <w:iCs w:val="1"/>
-          <w:rtl w:val="0"/>
-        </w:rPr>
-        <w:t xml:space="preserve">fast</w:t>
-      </w:r>
-      <w:r>
-        <w:rPr>
-          <w:rFonts w:ascii="Times New Roman" w:cs="Times New Roman" w:eastAsia="Times New Roman" w:hAnsi="Times New Roman"/>
-          <w:rtl w:val="0"/>
-        </w:rPr>
-        <w:t xml:space="preserve">.</w:t>
-      </w:r>
-    </w:p>
-    <w:p>
-      <w:pPr>
-        <w:spacing w:after="240" w:before="240" w:lineRule="auto"/>
-        <w:rPr>
-          <w:rFonts w:ascii="Times New Roman" w:cs="Times New Roman" w:eastAsia="Times New Roman" w:hAnsi="Times New Roman"/>
-        </w:rPr>
-      </w:pPr>
-      <w:r>
-        <w:rPr>
-          <w:rFonts w:ascii="Times New Roman" w:cs="Times New Roman" w:eastAsia="Times New Roman" w:hAnsi="Times New Roman"/>
-          <w:rtl w:val="0"/>
-        </w:rPr>
-        <w:t xml:space="preserve">Synonyms are useful in applications such as:</w:t>
+          <w:rFonts w:ascii="Times New Roman" w:eastAsia="Times New Roman" w:hAnsi="Times New Roman" w:cs="Times New Roman"/>
+          <w:i/>
+          <w:iCs/>
+        </w:rPr>
+        <w:t>fast</w:t>
+      </w:r>
+      <w:r>
+        <w:rPr>
+          <w:rFonts w:ascii="Times New Roman" w:eastAsia="Times New Roman" w:hAnsi="Times New Roman" w:cs="Times New Roman"/>
+        </w:rPr>
+        <w:t>.</w:t>
+      </w:r>
+    </w:p>
+    <w:p>
+      <w:pPr>
+        <w:spacing w:before="240" w:after="240"/>
+        <w:rPr>
+          <w:rFonts w:ascii="Times New Roman" w:eastAsia="Times New Roman" w:hAnsi="Times New Roman" w:cs="Times New Roman"/>
+        </w:rPr>
+      </w:pPr>
+      <w:r>
+        <w:rPr>
+          <w:rFonts w:ascii="Times New Roman" w:eastAsia="Times New Roman" w:hAnsi="Times New Roman" w:cs="Times New Roman"/>
+        </w:rPr>
+        <w:t>Synonyms are useful in applications such as:</w:t>
       </w:r>
     </w:p>
     <w:p>
@@ -654,19 +667,22 @@
           <w:ilvl w:val="0"/>
           <w:numId w:val="4"/>
         </w:numPr>
-        <w:spacing w:after="0" w:afterAutospacing="0" w:before="240" w:lineRule="auto"/>
-        <w:ind w:left="720" w:hanging="360"/>
-        <w:rPr>
-          <w:rFonts w:ascii="Times New Roman" w:cs="Times New Roman" w:eastAsia="Times New Roman" w:hAnsi="Times New Roman"/>
-        </w:rPr>
-      </w:pPr>
-      <w:r>
-        <w:rPr>
-          <w:rFonts w:ascii="Times New Roman" w:cs="Times New Roman" w:eastAsia="Times New Roman" w:hAnsi="Times New Roman"/>
-          <w:rtl w:val="0"/>
-        </w:rPr>
-        <w:t xml:space="preserve">Search engines</w:t>
-        <w:br w:type="textWrapping"/>
+        <w:spacing w:before="240"/>
+        <w:rPr>
+          <w:rFonts w:ascii="Times New Roman" w:eastAsia="Times New Roman" w:hAnsi="Times New Roman" w:cs="Times New Roman"/>
+        </w:rPr>
+      </w:pPr>
+      <w:r>
+        <w:rPr>
+          <w:rFonts w:ascii="Times New Roman" w:eastAsia="Times New Roman" w:hAnsi="Times New Roman" w:cs="Times New Roman"/>
+        </w:rPr>
+        <w:t>Search engines</w:t>
+      </w:r>
+      <w:r>
+        <w:rPr>
+          <w:rFonts w:ascii="Times New Roman" w:eastAsia="Times New Roman" w:hAnsi="Times New Roman" w:cs="Times New Roman"/>
+        </w:rPr>
+        <w:br/>
       </w:r>
     </w:p>
     <w:p>
@@ -675,19 +691,21 @@
           <w:ilvl w:val="0"/>
           <w:numId w:val="4"/>
         </w:numPr>
-        <w:spacing w:after="0" w:afterAutospacing="0" w:before="0" w:beforeAutospacing="0" w:lineRule="auto"/>
-        <w:ind w:left="720" w:hanging="360"/>
-        <w:rPr>
-          <w:rFonts w:ascii="Times New Roman" w:cs="Times New Roman" w:eastAsia="Times New Roman" w:hAnsi="Times New Roman"/>
-        </w:rPr>
-      </w:pPr>
-      <w:r>
-        <w:rPr>
-          <w:rFonts w:ascii="Times New Roman" w:cs="Times New Roman" w:eastAsia="Times New Roman" w:hAnsi="Times New Roman"/>
-          <w:rtl w:val="0"/>
-        </w:rPr>
-        <w:t xml:space="preserve">Text summarization</w:t>
-        <w:br w:type="textWrapping"/>
+        <w:rPr>
+          <w:rFonts w:ascii="Times New Roman" w:eastAsia="Times New Roman" w:hAnsi="Times New Roman" w:cs="Times New Roman"/>
+        </w:rPr>
+      </w:pPr>
+      <w:r>
+        <w:rPr>
+          <w:rFonts w:ascii="Times New Roman" w:eastAsia="Times New Roman" w:hAnsi="Times New Roman" w:cs="Times New Roman"/>
+        </w:rPr>
+        <w:t>Text summarization</w:t>
+      </w:r>
+      <w:r>
+        <w:rPr>
+          <w:rFonts w:ascii="Times New Roman" w:eastAsia="Times New Roman" w:hAnsi="Times New Roman" w:cs="Times New Roman"/>
+        </w:rPr>
+        <w:br/>
       </w:r>
     </w:p>
     <w:p>
@@ -696,18 +714,16 @@
           <w:ilvl w:val="0"/>
           <w:numId w:val="4"/>
         </w:numPr>
-        <w:spacing w:after="240" w:before="0" w:beforeAutospacing="0" w:lineRule="auto"/>
-        <w:ind w:left="720" w:hanging="360"/>
-        <w:rPr>
-          <w:rFonts w:ascii="Times New Roman" w:cs="Times New Roman" w:eastAsia="Times New Roman" w:hAnsi="Times New Roman"/>
-        </w:rPr>
-      </w:pPr>
-      <w:r>
-        <w:rPr>
-          <w:rFonts w:ascii="Times New Roman" w:cs="Times New Roman" w:eastAsia="Times New Roman" w:hAnsi="Times New Roman"/>
-          <w:rtl w:val="0"/>
-        </w:rPr>
-        <w:t xml:space="preserve">Question answering systems</w:t>
+        <w:spacing w:after="240"/>
+        <w:rPr>
+          <w:rFonts w:ascii="Times New Roman" w:eastAsia="Times New Roman" w:hAnsi="Times New Roman" w:cs="Times New Roman"/>
+        </w:rPr>
+      </w:pPr>
+      <w:r>
+        <w:rPr>
+          <w:rFonts w:ascii="Times New Roman" w:eastAsia="Times New Roman" w:hAnsi="Times New Roman" w:cs="Times New Roman"/>
+        </w:rPr>
+        <w:t>Question answering systems</w:t>
       </w:r>
     </w:p>
     <w:p>
@@ -715,396 +731,360 @@
         <w:pStyle w:val="Heading1"/>
         <w:keepNext w:val="0"/>
         <w:keepLines w:val="0"/>
-        <w:spacing w:before="480" w:lineRule="auto"/>
-        <w:rPr>
-          <w:rFonts w:ascii="Times New Roman" w:cs="Times New Roman" w:eastAsia="Times New Roman" w:hAnsi="Times New Roman"/>
-          <w:b w:val="1"/>
-          <w:bCs w:val="1"/>
+        <w:spacing w:before="480"/>
+        <w:rPr>
+          <w:rFonts w:ascii="Times New Roman" w:eastAsia="Times New Roman" w:hAnsi="Times New Roman" w:cs="Times New Roman"/>
+          <w:b/>
+          <w:bCs/>
           <w:sz w:val="22"/>
           <w:szCs w:val="22"/>
         </w:rPr>
       </w:pPr>
-      <w:bookmarkStart w:colFirst="0" w:colLast="0" w:name="_gt0g0g6hgx1r" w:id="4"/>
+      <w:bookmarkStart w:id="4" w:name="_gt0g0g6hgx1r" w:colFirst="0" w:colLast="0"/>
       <w:bookmarkEnd w:id="4"/>
       <w:r>
         <w:rPr>
-          <w:rFonts w:ascii="Times New Roman" w:cs="Times New Roman" w:eastAsia="Times New Roman" w:hAnsi="Times New Roman"/>
-          <w:b w:val="1"/>
-          <w:bCs w:val="1"/>
+          <w:rFonts w:ascii="Times New Roman" w:eastAsia="Times New Roman" w:hAnsi="Times New Roman" w:cs="Times New Roman"/>
+          <w:b/>
+          <w:bCs/>
           <w:sz w:val="22"/>
           <w:szCs w:val="22"/>
-          <w:rtl w:val="0"/>
-        </w:rPr>
-        <w:t xml:space="preserve">2. Antonymy</w:t>
-      </w:r>
-    </w:p>
-    <w:p>
-      <w:pPr>
-        <w:spacing w:after="240" w:before="240" w:lineRule="auto"/>
-        <w:rPr>
-          <w:rFonts w:ascii="Times New Roman" w:cs="Times New Roman" w:eastAsia="Times New Roman" w:hAnsi="Times New Roman"/>
-        </w:rPr>
-      </w:pPr>
-      <w:r>
-        <w:rPr>
-          <w:rFonts w:ascii="Times New Roman" w:cs="Times New Roman" w:eastAsia="Times New Roman" w:hAnsi="Times New Roman"/>
-          <w:rtl w:val="0"/>
-        </w:rPr>
-        <w:t xml:space="preserve">Antonymy refers to words that have opposite meanings.</w:t>
-      </w:r>
-    </w:p>
-    <w:p>
-      <w:pPr>
-        <w:spacing w:after="240" w:before="240" w:lineRule="auto"/>
-        <w:rPr>
-          <w:rFonts w:ascii="Times New Roman" w:cs="Times New Roman" w:eastAsia="Times New Roman" w:hAnsi="Times New Roman"/>
-        </w:rPr>
-      </w:pPr>
-      <w:r>
-        <w:rPr>
-          <w:rFonts w:ascii="Times New Roman" w:cs="Times New Roman" w:eastAsia="Times New Roman" w:hAnsi="Times New Roman"/>
-          <w:rtl w:val="0"/>
-        </w:rPr>
-        <w:t xml:space="preserve">WordNet stores relationships between words that represent contrasting ideas.</w:t>
-      </w:r>
-    </w:p>
-    <w:p>
-      <w:pPr>
-        <w:spacing w:after="240" w:before="240" w:lineRule="auto"/>
-        <w:rPr>
-          <w:rFonts w:ascii="Times New Roman" w:cs="Times New Roman" w:eastAsia="Times New Roman" w:hAnsi="Times New Roman"/>
-        </w:rPr>
-      </w:pPr>
-      <w:r>
-        <w:rPr>
-          <w:rFonts w:ascii="Times New Roman" w:cs="Times New Roman" w:eastAsia="Times New Roman" w:hAnsi="Times New Roman"/>
-          <w:rtl w:val="0"/>
-        </w:rPr>
-        <w:t xml:space="preserve">Example:</w:t>
+        </w:rPr>
+        <w:t>2. Antonymy</w:t>
+      </w:r>
+    </w:p>
+    <w:p>
+      <w:pPr>
+        <w:spacing w:before="240" w:after="240"/>
+        <w:rPr>
+          <w:rFonts w:ascii="Times New Roman" w:eastAsia="Times New Roman" w:hAnsi="Times New Roman" w:cs="Times New Roman"/>
+        </w:rPr>
+      </w:pPr>
+      <w:r>
+        <w:rPr>
+          <w:rFonts w:ascii="Times New Roman" w:eastAsia="Times New Roman" w:hAnsi="Times New Roman" w:cs="Times New Roman"/>
+        </w:rPr>
+        <w:t>Antonymy refers to words that have opposite meanings.</w:t>
+      </w:r>
+    </w:p>
+    <w:p>
+      <w:pPr>
+        <w:spacing w:before="240" w:after="240"/>
+        <w:rPr>
+          <w:rFonts w:ascii="Times New Roman" w:eastAsia="Times New Roman" w:hAnsi="Times New Roman" w:cs="Times New Roman"/>
+        </w:rPr>
+      </w:pPr>
+      <w:r>
+        <w:rPr>
+          <w:rFonts w:ascii="Times New Roman" w:eastAsia="Times New Roman" w:hAnsi="Times New Roman" w:cs="Times New Roman"/>
+        </w:rPr>
+        <w:t>WordNet stores relationships between words that represent contrasting ideas.</w:t>
+      </w:r>
+    </w:p>
+    <w:p>
+      <w:pPr>
+        <w:spacing w:before="240" w:after="240"/>
+        <w:rPr>
+          <w:rFonts w:ascii="Times New Roman" w:eastAsia="Times New Roman" w:hAnsi="Times New Roman" w:cs="Times New Roman"/>
+        </w:rPr>
+      </w:pPr>
+      <w:r>
+        <w:rPr>
+          <w:rFonts w:ascii="Times New Roman" w:eastAsia="Times New Roman" w:hAnsi="Times New Roman" w:cs="Times New Roman"/>
+        </w:rPr>
+        <w:t>Example:</w:t>
       </w:r>
     </w:p>
     <w:tbl>
       <w:tblPr>
-        <w:tblStyle w:val="Table2"/>
-        <w:tblW w:w="3060.0" w:type="dxa"/>
-        <w:jc w:val="left"/>
+        <w:tblStyle w:val="a0"/>
+        <w:tblW w:w="3060" w:type="dxa"/>
+        <w:tblInd w:w="0" w:type="dxa"/>
         <w:tblBorders>
-          <w:top w:color="000000" w:space="0" w:sz="6" w:val="single"/>
-          <w:left w:color="000000" w:space="0" w:sz="6" w:val="single"/>
-          <w:bottom w:color="000000" w:space="0" w:sz="6" w:val="single"/>
-          <w:right w:color="000000" w:space="0" w:sz="6" w:val="single"/>
-          <w:insideH w:color="000000" w:space="0" w:sz="6" w:val="single"/>
-          <w:insideV w:color="000000" w:space="0" w:sz="6" w:val="single"/>
+          <w:top w:val="single" w:sz="6" w:space="0" w:color="000000"/>
+          <w:left w:val="single" w:sz="6" w:space="0" w:color="000000"/>
+          <w:bottom w:val="single" w:sz="6" w:space="0" w:color="000000"/>
+          <w:right w:val="single" w:sz="6" w:space="0" w:color="000000"/>
+          <w:insideH w:val="single" w:sz="6" w:space="0" w:color="000000"/>
+          <w:insideV w:val="single" w:sz="6" w:space="0" w:color="000000"/>
         </w:tblBorders>
         <w:tblLayout w:type="fixed"/>
-        <w:tblLook w:val="0600"/>
+        <w:tblLook w:val="0600" w:firstRow="0" w:lastRow="0" w:firstColumn="0" w:lastColumn="0" w:noHBand="1" w:noVBand="1"/>
       </w:tblPr>
       <w:tblGrid>
         <w:gridCol w:w="1215"/>
         <w:gridCol w:w="1845"/>
-        <w:tblGridChange w:id="0">
-          <w:tblGrid>
-            <w:gridCol w:w="1215"/>
-            <w:gridCol w:w="1845"/>
-          </w:tblGrid>
-        </w:tblGridChange>
       </w:tblGrid>
       <w:tr>
         <w:trPr>
-          <w:cantSplit w:val="0"/>
-          <w:trHeight w:val="515" w:hRule="atLeast"/>
-          <w:tblHeader w:val="0"/>
+          <w:trHeight w:val="515"/>
         </w:trPr>
         <w:tc>
           <w:tcPr>
+            <w:tcW w:w="1215" w:type="dxa"/>
             <w:tcBorders>
-              <w:top w:color="000000" w:space="0" w:sz="6" w:val="single"/>
-              <w:left w:color="000000" w:space="0" w:sz="6" w:val="single"/>
-              <w:bottom w:color="000000" w:space="0" w:sz="6" w:val="single"/>
-              <w:right w:color="000000" w:space="0" w:sz="6" w:val="single"/>
+              <w:top w:val="single" w:sz="6" w:space="0" w:color="000000"/>
+              <w:left w:val="single" w:sz="6" w:space="0" w:color="000000"/>
+              <w:bottom w:val="single" w:sz="6" w:space="0" w:color="000000"/>
+              <w:right w:val="single" w:sz="6" w:space="0" w:color="000000"/>
             </w:tcBorders>
             <w:tcMar>
-              <w:top w:w="100.0" w:type="dxa"/>
-              <w:left w:w="100.0" w:type="dxa"/>
-              <w:bottom w:w="100.0" w:type="dxa"/>
-              <w:right w:w="100.0" w:type="dxa"/>
+              <w:top w:w="100" w:type="dxa"/>
+              <w:left w:w="100" w:type="dxa"/>
+              <w:bottom w:w="100" w:type="dxa"/>
+              <w:right w:w="100" w:type="dxa"/>
             </w:tcMar>
-            <w:vAlign w:val="top"/>
           </w:tcPr>
           <w:p>
             <w:pPr>
-              <w:spacing w:after="240" w:before="240" w:lineRule="auto"/>
+              <w:spacing w:before="240" w:after="240"/>
               <w:jc w:val="center"/>
               <w:rPr>
-                <w:rFonts w:ascii="Times New Roman" w:cs="Times New Roman" w:eastAsia="Times New Roman" w:hAnsi="Times New Roman"/>
+                <w:rFonts w:ascii="Times New Roman" w:eastAsia="Times New Roman" w:hAnsi="Times New Roman" w:cs="Times New Roman"/>
               </w:rPr>
             </w:pPr>
             <w:r>
               <w:rPr>
-                <w:rFonts w:ascii="Times New Roman" w:cs="Times New Roman" w:eastAsia="Times New Roman" w:hAnsi="Times New Roman"/>
-                <w:b w:val="1"/>
-                <w:bCs w:val="1"/>
-                <w:rtl w:val="0"/>
-              </w:rPr>
-              <w:t xml:space="preserve">Word</w:t>
-            </w:r>
-            <w:r>
-              <w:rPr>
-                <w:rtl w:val="0"/>
-              </w:rPr>
+                <w:rFonts w:ascii="Times New Roman" w:eastAsia="Times New Roman" w:hAnsi="Times New Roman" w:cs="Times New Roman"/>
+                <w:b/>
+                <w:bCs/>
+              </w:rPr>
+              <w:t>Word</w:t>
             </w:r>
           </w:p>
         </w:tc>
         <w:tc>
           <w:tcPr>
+            <w:tcW w:w="1845" w:type="dxa"/>
             <w:tcBorders>
-              <w:top w:color="000000" w:space="0" w:sz="6" w:val="single"/>
-              <w:left w:color="000000" w:space="0" w:sz="6" w:val="single"/>
-              <w:bottom w:color="000000" w:space="0" w:sz="6" w:val="single"/>
-              <w:right w:color="000000" w:space="0" w:sz="6" w:val="single"/>
+              <w:top w:val="single" w:sz="6" w:space="0" w:color="000000"/>
+              <w:left w:val="single" w:sz="6" w:space="0" w:color="000000"/>
+              <w:bottom w:val="single" w:sz="6" w:space="0" w:color="000000"/>
+              <w:right w:val="single" w:sz="6" w:space="0" w:color="000000"/>
             </w:tcBorders>
             <w:tcMar>
-              <w:top w:w="100.0" w:type="dxa"/>
-              <w:left w:w="100.0" w:type="dxa"/>
-              <w:bottom w:w="100.0" w:type="dxa"/>
-              <w:right w:w="100.0" w:type="dxa"/>
+              <w:top w:w="100" w:type="dxa"/>
+              <w:left w:w="100" w:type="dxa"/>
+              <w:bottom w:w="100" w:type="dxa"/>
+              <w:right w:w="100" w:type="dxa"/>
             </w:tcMar>
-            <w:vAlign w:val="top"/>
           </w:tcPr>
           <w:p>
             <w:pPr>
-              <w:spacing w:after="240" w:before="240" w:lineRule="auto"/>
+              <w:spacing w:before="240" w:after="240"/>
               <w:jc w:val="center"/>
               <w:rPr>
-                <w:rFonts w:ascii="Times New Roman" w:cs="Times New Roman" w:eastAsia="Times New Roman" w:hAnsi="Times New Roman"/>
+                <w:rFonts w:ascii="Times New Roman" w:eastAsia="Times New Roman" w:hAnsi="Times New Roman" w:cs="Times New Roman"/>
               </w:rPr>
             </w:pPr>
             <w:r>
               <w:rPr>
-                <w:rFonts w:ascii="Times New Roman" w:cs="Times New Roman" w:eastAsia="Times New Roman" w:hAnsi="Times New Roman"/>
-                <w:b w:val="1"/>
-                <w:bCs w:val="1"/>
-                <w:rtl w:val="0"/>
-              </w:rPr>
-              <w:t xml:space="preserve">Antonym</w:t>
-            </w:r>
-            <w:r>
-              <w:rPr>
-                <w:rtl w:val="0"/>
-              </w:rPr>
+                <w:rFonts w:ascii="Times New Roman" w:eastAsia="Times New Roman" w:hAnsi="Times New Roman" w:cs="Times New Roman"/>
+                <w:b/>
+                <w:bCs/>
+              </w:rPr>
+              <w:t>Antonym</w:t>
             </w:r>
           </w:p>
         </w:tc>
       </w:tr>
       <w:tr>
         <w:trPr>
-          <w:cantSplit w:val="0"/>
-          <w:trHeight w:val="605.92529296875" w:hRule="atLeast"/>
-          <w:tblHeader w:val="0"/>
+          <w:trHeight w:val="605"/>
         </w:trPr>
         <w:tc>
           <w:tcPr>
+            <w:tcW w:w="1215" w:type="dxa"/>
             <w:tcBorders>
-              <w:top w:color="000000" w:space="0" w:sz="6" w:val="single"/>
-              <w:left w:color="000000" w:space="0" w:sz="6" w:val="single"/>
-              <w:bottom w:color="000000" w:space="0" w:sz="6" w:val="single"/>
-              <w:right w:color="000000" w:space="0" w:sz="6" w:val="single"/>
+              <w:top w:val="single" w:sz="6" w:space="0" w:color="000000"/>
+              <w:left w:val="single" w:sz="6" w:space="0" w:color="000000"/>
+              <w:bottom w:val="single" w:sz="6" w:space="0" w:color="000000"/>
+              <w:right w:val="single" w:sz="6" w:space="0" w:color="000000"/>
             </w:tcBorders>
             <w:tcMar>
-              <w:top w:w="100.0" w:type="dxa"/>
-              <w:left w:w="100.0" w:type="dxa"/>
-              <w:bottom w:w="100.0" w:type="dxa"/>
-              <w:right w:w="100.0" w:type="dxa"/>
+              <w:top w:w="100" w:type="dxa"/>
+              <w:left w:w="100" w:type="dxa"/>
+              <w:bottom w:w="100" w:type="dxa"/>
+              <w:right w:w="100" w:type="dxa"/>
             </w:tcMar>
-            <w:vAlign w:val="top"/>
           </w:tcPr>
           <w:p>
             <w:pPr>
-              <w:spacing w:after="240" w:before="240" w:lineRule="auto"/>
-              <w:rPr>
-                <w:rFonts w:ascii="Times New Roman" w:cs="Times New Roman" w:eastAsia="Times New Roman" w:hAnsi="Times New Roman"/>
+              <w:spacing w:before="240" w:after="240"/>
+              <w:rPr>
+                <w:rFonts w:ascii="Times New Roman" w:eastAsia="Times New Roman" w:hAnsi="Times New Roman" w:cs="Times New Roman"/>
               </w:rPr>
             </w:pPr>
             <w:r>
               <w:rPr>
-                <w:rFonts w:ascii="Times New Roman" w:cs="Times New Roman" w:eastAsia="Times New Roman" w:hAnsi="Times New Roman"/>
-                <w:rtl w:val="0"/>
-              </w:rPr>
-              <w:t xml:space="preserve">Hot</w:t>
+                <w:rFonts w:ascii="Times New Roman" w:eastAsia="Times New Roman" w:hAnsi="Times New Roman" w:cs="Times New Roman"/>
+              </w:rPr>
+              <w:t>Hot</w:t>
             </w:r>
           </w:p>
         </w:tc>
         <w:tc>
           <w:tcPr>
+            <w:tcW w:w="1845" w:type="dxa"/>
             <w:tcBorders>
-              <w:top w:color="000000" w:space="0" w:sz="6" w:val="single"/>
-              <w:left w:color="000000" w:space="0" w:sz="6" w:val="single"/>
-              <w:bottom w:color="000000" w:space="0" w:sz="6" w:val="single"/>
-              <w:right w:color="000000" w:space="0" w:sz="6" w:val="single"/>
+              <w:top w:val="single" w:sz="6" w:space="0" w:color="000000"/>
+              <w:left w:val="single" w:sz="6" w:space="0" w:color="000000"/>
+              <w:bottom w:val="single" w:sz="6" w:space="0" w:color="000000"/>
+              <w:right w:val="single" w:sz="6" w:space="0" w:color="000000"/>
             </w:tcBorders>
             <w:tcMar>
-              <w:top w:w="100.0" w:type="dxa"/>
-              <w:left w:w="100.0" w:type="dxa"/>
-              <w:bottom w:w="100.0" w:type="dxa"/>
-              <w:right w:w="100.0" w:type="dxa"/>
+              <w:top w:w="100" w:type="dxa"/>
+              <w:left w:w="100" w:type="dxa"/>
+              <w:bottom w:w="100" w:type="dxa"/>
+              <w:right w:w="100" w:type="dxa"/>
             </w:tcMar>
-            <w:vAlign w:val="top"/>
           </w:tcPr>
           <w:p>
             <w:pPr>
-              <w:spacing w:after="240" w:before="240" w:lineRule="auto"/>
-              <w:rPr>
-                <w:rFonts w:ascii="Times New Roman" w:cs="Times New Roman" w:eastAsia="Times New Roman" w:hAnsi="Times New Roman"/>
+              <w:spacing w:before="240" w:after="240"/>
+              <w:rPr>
+                <w:rFonts w:ascii="Times New Roman" w:eastAsia="Times New Roman" w:hAnsi="Times New Roman" w:cs="Times New Roman"/>
               </w:rPr>
             </w:pPr>
             <w:r>
               <w:rPr>
-                <w:rFonts w:ascii="Times New Roman" w:cs="Times New Roman" w:eastAsia="Times New Roman" w:hAnsi="Times New Roman"/>
-                <w:rtl w:val="0"/>
-              </w:rPr>
-              <w:t xml:space="preserve">Cold</w:t>
+                <w:rFonts w:ascii="Times New Roman" w:eastAsia="Times New Roman" w:hAnsi="Times New Roman" w:cs="Times New Roman"/>
+              </w:rPr>
+              <w:t>Cold</w:t>
             </w:r>
           </w:p>
         </w:tc>
       </w:tr>
       <w:tr>
         <w:trPr>
-          <w:cantSplit w:val="0"/>
-          <w:trHeight w:val="530.92529296875" w:hRule="atLeast"/>
-          <w:tblHeader w:val="0"/>
+          <w:trHeight w:val="530"/>
         </w:trPr>
         <w:tc>
           <w:tcPr>
+            <w:tcW w:w="1215" w:type="dxa"/>
             <w:tcBorders>
-              <w:top w:color="000000" w:space="0" w:sz="6" w:val="single"/>
-              <w:left w:color="000000" w:space="0" w:sz="6" w:val="single"/>
-              <w:bottom w:color="000000" w:space="0" w:sz="6" w:val="single"/>
-              <w:right w:color="000000" w:space="0" w:sz="6" w:val="single"/>
+              <w:top w:val="single" w:sz="6" w:space="0" w:color="000000"/>
+              <w:left w:val="single" w:sz="6" w:space="0" w:color="000000"/>
+              <w:bottom w:val="single" w:sz="6" w:space="0" w:color="000000"/>
+              <w:right w:val="single" w:sz="6" w:space="0" w:color="000000"/>
             </w:tcBorders>
             <w:tcMar>
-              <w:top w:w="100.0" w:type="dxa"/>
-              <w:left w:w="100.0" w:type="dxa"/>
-              <w:bottom w:w="100.0" w:type="dxa"/>
-              <w:right w:w="100.0" w:type="dxa"/>
+              <w:top w:w="100" w:type="dxa"/>
+              <w:left w:w="100" w:type="dxa"/>
+              <w:bottom w:w="100" w:type="dxa"/>
+              <w:right w:w="100" w:type="dxa"/>
             </w:tcMar>
-            <w:vAlign w:val="top"/>
           </w:tcPr>
           <w:p>
             <w:pPr>
-              <w:spacing w:after="240" w:before="240" w:lineRule="auto"/>
-              <w:rPr>
-                <w:rFonts w:ascii="Times New Roman" w:cs="Times New Roman" w:eastAsia="Times New Roman" w:hAnsi="Times New Roman"/>
+              <w:spacing w:before="240" w:after="240"/>
+              <w:rPr>
+                <w:rFonts w:ascii="Times New Roman" w:eastAsia="Times New Roman" w:hAnsi="Times New Roman" w:cs="Times New Roman"/>
               </w:rPr>
             </w:pPr>
             <w:r>
               <w:rPr>
-                <w:rFonts w:ascii="Times New Roman" w:cs="Times New Roman" w:eastAsia="Times New Roman" w:hAnsi="Times New Roman"/>
-                <w:rtl w:val="0"/>
-              </w:rPr>
-              <w:t xml:space="preserve">Happy</w:t>
+                <w:rFonts w:ascii="Times New Roman" w:eastAsia="Times New Roman" w:hAnsi="Times New Roman" w:cs="Times New Roman"/>
+              </w:rPr>
+              <w:t>Happy</w:t>
             </w:r>
           </w:p>
         </w:tc>
         <w:tc>
           <w:tcPr>
+            <w:tcW w:w="1845" w:type="dxa"/>
             <w:tcBorders>
-              <w:top w:color="000000" w:space="0" w:sz="6" w:val="single"/>
-              <w:left w:color="000000" w:space="0" w:sz="6" w:val="single"/>
-              <w:bottom w:color="000000" w:space="0" w:sz="6" w:val="single"/>
-              <w:right w:color="000000" w:space="0" w:sz="6" w:val="single"/>
+              <w:top w:val="single" w:sz="6" w:space="0" w:color="000000"/>
+              <w:left w:val="single" w:sz="6" w:space="0" w:color="000000"/>
+              <w:bottom w:val="single" w:sz="6" w:space="0" w:color="000000"/>
+              <w:right w:val="single" w:sz="6" w:space="0" w:color="000000"/>
             </w:tcBorders>
             <w:tcMar>
-              <w:top w:w="100.0" w:type="dxa"/>
-              <w:left w:w="100.0" w:type="dxa"/>
-              <w:bottom w:w="100.0" w:type="dxa"/>
-              <w:right w:w="100.0" w:type="dxa"/>
+              <w:top w:w="100" w:type="dxa"/>
+              <w:left w:w="100" w:type="dxa"/>
+              <w:bottom w:w="100" w:type="dxa"/>
+              <w:right w:w="100" w:type="dxa"/>
             </w:tcMar>
-            <w:vAlign w:val="top"/>
           </w:tcPr>
           <w:p>
             <w:pPr>
-              <w:spacing w:after="240" w:before="240" w:lineRule="auto"/>
-              <w:rPr>
-                <w:rFonts w:ascii="Times New Roman" w:cs="Times New Roman" w:eastAsia="Times New Roman" w:hAnsi="Times New Roman"/>
+              <w:spacing w:before="240" w:after="240"/>
+              <w:rPr>
+                <w:rFonts w:ascii="Times New Roman" w:eastAsia="Times New Roman" w:hAnsi="Times New Roman" w:cs="Times New Roman"/>
               </w:rPr>
             </w:pPr>
             <w:r>
               <w:rPr>
-                <w:rFonts w:ascii="Times New Roman" w:cs="Times New Roman" w:eastAsia="Times New Roman" w:hAnsi="Times New Roman"/>
-                <w:rtl w:val="0"/>
-              </w:rPr>
-              <w:t xml:space="preserve">Sad</w:t>
+                <w:rFonts w:ascii="Times New Roman" w:eastAsia="Times New Roman" w:hAnsi="Times New Roman" w:cs="Times New Roman"/>
+              </w:rPr>
+              <w:t>Sad</w:t>
             </w:r>
           </w:p>
         </w:tc>
       </w:tr>
       <w:tr>
         <w:trPr>
-          <w:cantSplit w:val="0"/>
-          <w:trHeight w:val="95.92529296875" w:hRule="atLeast"/>
-          <w:tblHeader w:val="0"/>
+          <w:trHeight w:val="95"/>
         </w:trPr>
         <w:tc>
           <w:tcPr>
+            <w:tcW w:w="1215" w:type="dxa"/>
             <w:tcBorders>
-              <w:top w:color="000000" w:space="0" w:sz="6" w:val="single"/>
-              <w:left w:color="000000" w:space="0" w:sz="6" w:val="single"/>
-              <w:bottom w:color="000000" w:space="0" w:sz="6" w:val="single"/>
-              <w:right w:color="000000" w:space="0" w:sz="6" w:val="single"/>
+              <w:top w:val="single" w:sz="6" w:space="0" w:color="000000"/>
+              <w:left w:val="single" w:sz="6" w:space="0" w:color="000000"/>
+              <w:bottom w:val="single" w:sz="6" w:space="0" w:color="000000"/>
+              <w:right w:val="single" w:sz="6" w:space="0" w:color="000000"/>
             </w:tcBorders>
             <w:tcMar>
-              <w:top w:w="100.0" w:type="dxa"/>
-              <w:left w:w="100.0" w:type="dxa"/>
-              <w:bottom w:w="100.0" w:type="dxa"/>
-              <w:right w:w="100.0" w:type="dxa"/>
+              <w:top w:w="100" w:type="dxa"/>
+              <w:left w:w="100" w:type="dxa"/>
+              <w:bottom w:w="100" w:type="dxa"/>
+              <w:right w:w="100" w:type="dxa"/>
             </w:tcMar>
-            <w:vAlign w:val="top"/>
           </w:tcPr>
           <w:p>
             <w:pPr>
-              <w:spacing w:after="240" w:before="240" w:lineRule="auto"/>
-              <w:rPr>
-                <w:rFonts w:ascii="Times New Roman" w:cs="Times New Roman" w:eastAsia="Times New Roman" w:hAnsi="Times New Roman"/>
+              <w:spacing w:before="240" w:after="240"/>
+              <w:rPr>
+                <w:rFonts w:ascii="Times New Roman" w:eastAsia="Times New Roman" w:hAnsi="Times New Roman" w:cs="Times New Roman"/>
               </w:rPr>
             </w:pPr>
             <w:r>
               <w:rPr>
-                <w:rFonts w:ascii="Times New Roman" w:cs="Times New Roman" w:eastAsia="Times New Roman" w:hAnsi="Times New Roman"/>
-                <w:rtl w:val="0"/>
-              </w:rPr>
-              <w:t xml:space="preserve">Up</w:t>
+                <w:rFonts w:ascii="Times New Roman" w:eastAsia="Times New Roman" w:hAnsi="Times New Roman" w:cs="Times New Roman"/>
+              </w:rPr>
+              <w:t>Up</w:t>
             </w:r>
           </w:p>
         </w:tc>
         <w:tc>
           <w:tcPr>
+            <w:tcW w:w="1845" w:type="dxa"/>
             <w:tcBorders>
-              <w:top w:color="000000" w:space="0" w:sz="6" w:val="single"/>
-              <w:left w:color="000000" w:space="0" w:sz="6" w:val="single"/>
-              <w:bottom w:color="000000" w:space="0" w:sz="6" w:val="single"/>
-              <w:right w:color="000000" w:space="0" w:sz="6" w:val="single"/>
+              <w:top w:val="single" w:sz="6" w:space="0" w:color="000000"/>
+              <w:left w:val="single" w:sz="6" w:space="0" w:color="000000"/>
+              <w:bottom w:val="single" w:sz="6" w:space="0" w:color="000000"/>
+              <w:right w:val="single" w:sz="6" w:space="0" w:color="000000"/>
             </w:tcBorders>
             <w:tcMar>
-              <w:top w:w="100.0" w:type="dxa"/>
-              <w:left w:w="100.0" w:type="dxa"/>
-              <w:bottom w:w="100.0" w:type="dxa"/>
-              <w:right w:w="100.0" w:type="dxa"/>
+              <w:top w:w="100" w:type="dxa"/>
+              <w:left w:w="100" w:type="dxa"/>
+              <w:bottom w:w="100" w:type="dxa"/>
+              <w:right w:w="100" w:type="dxa"/>
             </w:tcMar>
-            <w:vAlign w:val="top"/>
           </w:tcPr>
           <w:p>
             <w:pPr>
-              <w:spacing w:after="240" w:before="240" w:lineRule="auto"/>
-              <w:rPr>
-                <w:rFonts w:ascii="Times New Roman" w:cs="Times New Roman" w:eastAsia="Times New Roman" w:hAnsi="Times New Roman"/>
+              <w:spacing w:before="240" w:after="240"/>
+              <w:rPr>
+                <w:rFonts w:ascii="Times New Roman" w:eastAsia="Times New Roman" w:hAnsi="Times New Roman" w:cs="Times New Roman"/>
               </w:rPr>
             </w:pPr>
             <w:r>
               <w:rPr>
-                <w:rFonts w:ascii="Times New Roman" w:cs="Times New Roman" w:eastAsia="Times New Roman" w:hAnsi="Times New Roman"/>
-                <w:rtl w:val="0"/>
-              </w:rPr>
-              <w:t xml:space="preserve">Down</w:t>
+                <w:rFonts w:ascii="Times New Roman" w:eastAsia="Times New Roman" w:hAnsi="Times New Roman" w:cs="Times New Roman"/>
+              </w:rPr>
+              <w:t>Down</w:t>
             </w:r>
           </w:p>
         </w:tc>
@@ -1112,82 +1092,76 @@
     </w:tbl>
     <w:p>
       <w:pPr>
-        <w:spacing w:after="240" w:before="240" w:lineRule="auto"/>
-        <w:rPr>
-          <w:rFonts w:ascii="Times New Roman" w:cs="Times New Roman" w:eastAsia="Times New Roman" w:hAnsi="Times New Roman"/>
-        </w:rPr>
-      </w:pPr>
-      <w:r>
-        <w:rPr>
-          <w:rFonts w:ascii="Times New Roman" w:cs="Times New Roman" w:eastAsia="Times New Roman" w:hAnsi="Times New Roman"/>
-          <w:rtl w:val="0"/>
-        </w:rPr>
-        <w:t xml:space="preserve">Example sentence:</w:t>
-      </w:r>
-    </w:p>
-    <w:p>
-      <w:pPr>
-        <w:spacing w:after="240" w:before="240" w:lineRule="auto"/>
-        <w:rPr>
-          <w:rFonts w:ascii="Times New Roman" w:cs="Times New Roman" w:eastAsia="Times New Roman" w:hAnsi="Times New Roman"/>
-          <w:i w:val="1"/>
-          <w:iCs w:val="1"/>
-        </w:rPr>
-      </w:pPr>
-      <w:r>
-        <w:rPr>
-          <w:rFonts w:ascii="Times New Roman" w:cs="Times New Roman" w:eastAsia="Times New Roman" w:hAnsi="Times New Roman"/>
-          <w:i w:val="1"/>
-          <w:iCs w:val="1"/>
-          <w:rtl w:val="0"/>
-        </w:rPr>
-        <w:t xml:space="preserve">"The weather is hot."</w:t>
-      </w:r>
-    </w:p>
-    <w:p>
-      <w:pPr>
-        <w:spacing w:after="240" w:before="240" w:lineRule="auto"/>
-        <w:rPr>
-          <w:rFonts w:ascii="Times New Roman" w:cs="Times New Roman" w:eastAsia="Times New Roman" w:hAnsi="Times New Roman"/>
-        </w:rPr>
-      </w:pPr>
-      <w:r>
-        <w:rPr>
-          <w:rFonts w:ascii="Times New Roman" w:cs="Times New Roman" w:eastAsia="Times New Roman" w:hAnsi="Times New Roman"/>
-          <w:rtl w:val="0"/>
+        <w:spacing w:before="240" w:after="240"/>
+        <w:rPr>
+          <w:rFonts w:ascii="Times New Roman" w:eastAsia="Times New Roman" w:hAnsi="Times New Roman" w:cs="Times New Roman"/>
+        </w:rPr>
+      </w:pPr>
+      <w:r>
+        <w:rPr>
+          <w:rFonts w:ascii="Times New Roman" w:eastAsia="Times New Roman" w:hAnsi="Times New Roman" w:cs="Times New Roman"/>
+        </w:rPr>
+        <w:t>Example sentence:</w:t>
+      </w:r>
+    </w:p>
+    <w:p>
+      <w:pPr>
+        <w:spacing w:before="240" w:after="240"/>
+        <w:rPr>
+          <w:rFonts w:ascii="Times New Roman" w:eastAsia="Times New Roman" w:hAnsi="Times New Roman" w:cs="Times New Roman"/>
+          <w:i/>
+          <w:iCs/>
+        </w:rPr>
+      </w:pPr>
+      <w:r>
+        <w:rPr>
+          <w:rFonts w:ascii="Times New Roman" w:eastAsia="Times New Roman" w:hAnsi="Times New Roman" w:cs="Times New Roman"/>
+          <w:i/>
+          <w:iCs/>
+        </w:rPr>
+        <w:t>"The weather is hot."</w:t>
+      </w:r>
+    </w:p>
+    <w:p>
+      <w:pPr>
+        <w:spacing w:before="240" w:after="240"/>
+        <w:rPr>
+          <w:rFonts w:ascii="Times New Roman" w:eastAsia="Times New Roman" w:hAnsi="Times New Roman" w:cs="Times New Roman"/>
+        </w:rPr>
+      </w:pPr>
+      <w:r>
+        <w:rPr>
+          <w:rFonts w:ascii="Times New Roman" w:eastAsia="Times New Roman" w:hAnsi="Times New Roman" w:cs="Times New Roman"/>
         </w:rPr>
         <w:t xml:space="preserve">WordNet can identify cold as the opposite meaning of </w:t>
       </w:r>
       <w:r>
         <w:rPr>
-          <w:rFonts w:ascii="Times New Roman" w:cs="Times New Roman" w:eastAsia="Times New Roman" w:hAnsi="Times New Roman"/>
-          <w:i w:val="1"/>
-          <w:iCs w:val="1"/>
-          <w:rtl w:val="0"/>
-        </w:rPr>
-        <w:t xml:space="preserve">hot</w:t>
-      </w:r>
-      <w:r>
-        <w:rPr>
-          <w:rFonts w:ascii="Times New Roman" w:cs="Times New Roman" w:eastAsia="Times New Roman" w:hAnsi="Times New Roman"/>
-          <w:rtl w:val="0"/>
-        </w:rPr>
-        <w:t xml:space="preserve">.</w:t>
-      </w:r>
-    </w:p>
-    <w:p>
-      <w:pPr>
-        <w:spacing w:after="240" w:before="240" w:lineRule="auto"/>
-        <w:rPr>
-          <w:rFonts w:ascii="Times New Roman" w:cs="Times New Roman" w:eastAsia="Times New Roman" w:hAnsi="Times New Roman"/>
-        </w:rPr>
-      </w:pPr>
-      <w:r>
-        <w:rPr>
-          <w:rFonts w:ascii="Times New Roman" w:cs="Times New Roman" w:eastAsia="Times New Roman" w:hAnsi="Times New Roman"/>
-          <w:rtl w:val="0"/>
-        </w:rPr>
-        <w:t xml:space="preserve">Antonyms help in tasks such as:</w:t>
+          <w:rFonts w:ascii="Times New Roman" w:eastAsia="Times New Roman" w:hAnsi="Times New Roman" w:cs="Times New Roman"/>
+          <w:i/>
+          <w:iCs/>
+        </w:rPr>
+        <w:t>hot</w:t>
+      </w:r>
+      <w:r>
+        <w:rPr>
+          <w:rFonts w:ascii="Times New Roman" w:eastAsia="Times New Roman" w:hAnsi="Times New Roman" w:cs="Times New Roman"/>
+        </w:rPr>
+        <w:t>.</w:t>
+      </w:r>
+    </w:p>
+    <w:p>
+      <w:pPr>
+        <w:spacing w:before="240" w:after="240"/>
+        <w:rPr>
+          <w:rFonts w:ascii="Times New Roman" w:eastAsia="Times New Roman" w:hAnsi="Times New Roman" w:cs="Times New Roman"/>
+        </w:rPr>
+      </w:pPr>
+      <w:r>
+        <w:rPr>
+          <w:rFonts w:ascii="Times New Roman" w:eastAsia="Times New Roman" w:hAnsi="Times New Roman" w:cs="Times New Roman"/>
+        </w:rPr>
+        <w:t>Antonyms help in tasks such as:</w:t>
       </w:r>
     </w:p>
     <w:p>
@@ -1196,19 +1170,22 @@
           <w:ilvl w:val="0"/>
           <w:numId w:val="3"/>
         </w:numPr>
-        <w:spacing w:after="0" w:afterAutospacing="0" w:before="240" w:lineRule="auto"/>
-        <w:ind w:left="720" w:hanging="360"/>
-        <w:rPr>
-          <w:rFonts w:ascii="Times New Roman" w:cs="Times New Roman" w:eastAsia="Times New Roman" w:hAnsi="Times New Roman"/>
-        </w:rPr>
-      </w:pPr>
-      <w:r>
-        <w:rPr>
-          <w:rFonts w:ascii="Times New Roman" w:cs="Times New Roman" w:eastAsia="Times New Roman" w:hAnsi="Times New Roman"/>
-          <w:rtl w:val="0"/>
-        </w:rPr>
-        <w:t xml:space="preserve">Sentiment analysis</w:t>
-        <w:br w:type="textWrapping"/>
+        <w:spacing w:before="240"/>
+        <w:rPr>
+          <w:rFonts w:ascii="Times New Roman" w:eastAsia="Times New Roman" w:hAnsi="Times New Roman" w:cs="Times New Roman"/>
+        </w:rPr>
+      </w:pPr>
+      <w:r>
+        <w:rPr>
+          <w:rFonts w:ascii="Times New Roman" w:eastAsia="Times New Roman" w:hAnsi="Times New Roman" w:cs="Times New Roman"/>
+        </w:rPr>
+        <w:t>Sentiment analysis</w:t>
+      </w:r>
+      <w:r>
+        <w:rPr>
+          <w:rFonts w:ascii="Times New Roman" w:eastAsia="Times New Roman" w:hAnsi="Times New Roman" w:cs="Times New Roman"/>
+        </w:rPr>
+        <w:br/>
       </w:r>
     </w:p>
     <w:p>
@@ -1217,19 +1194,22 @@
           <w:ilvl w:val="0"/>
           <w:numId w:val="3"/>
         </w:numPr>
-        <w:spacing w:after="0" w:afterAutospacing="0" w:before="0" w:beforeAutospacing="0" w:lineRule="auto"/>
-        <w:ind w:left="720" w:hanging="360"/>
-        <w:rPr>
-          <w:rFonts w:ascii="Times New Roman" w:cs="Times New Roman" w:eastAsia="Times New Roman" w:hAnsi="Times New Roman"/>
-        </w:rPr>
-      </w:pPr>
-      <w:r>
-        <w:rPr>
-          <w:rFonts w:ascii="Times New Roman" w:cs="Times New Roman" w:eastAsia="Times New Roman" w:hAnsi="Times New Roman"/>
-          <w:rtl w:val="0"/>
-        </w:rPr>
-        <w:t xml:space="preserve">Text understanding</w:t>
-        <w:br w:type="textWrapping"/>
+        <w:rPr>
+          <w:rFonts w:ascii="Times New Roman" w:eastAsia="Times New Roman" w:hAnsi="Times New Roman" w:cs="Times New Roman"/>
+        </w:rPr>
+      </w:pPr>
+      <w:r>
+        <w:rPr>
+          <w:rFonts w:ascii="Times New Roman" w:eastAsia="Times New Roman" w:hAnsi="Times New Roman" w:cs="Times New Roman"/>
+        </w:rPr>
+        <w:lastRenderedPageBreak/>
+        <w:t>Text understanding</w:t>
+      </w:r>
+      <w:r>
+        <w:rPr>
+          <w:rFonts w:ascii="Times New Roman" w:eastAsia="Times New Roman" w:hAnsi="Times New Roman" w:cs="Times New Roman"/>
+        </w:rPr>
+        <w:br/>
       </w:r>
     </w:p>
     <w:p>
@@ -1238,18 +1218,16 @@
           <w:ilvl w:val="0"/>
           <w:numId w:val="3"/>
         </w:numPr>
-        <w:spacing w:after="240" w:before="0" w:beforeAutospacing="0" w:lineRule="auto"/>
-        <w:ind w:left="720" w:hanging="360"/>
-        <w:rPr>
-          <w:rFonts w:ascii="Times New Roman" w:cs="Times New Roman" w:eastAsia="Times New Roman" w:hAnsi="Times New Roman"/>
-        </w:rPr>
-      </w:pPr>
-      <w:r>
-        <w:rPr>
-          <w:rFonts w:ascii="Times New Roman" w:cs="Times New Roman" w:eastAsia="Times New Roman" w:hAnsi="Times New Roman"/>
-          <w:rtl w:val="0"/>
-        </w:rPr>
-        <w:t xml:space="preserve">Opinion mining</w:t>
+        <w:spacing w:after="240"/>
+        <w:rPr>
+          <w:rFonts w:ascii="Times New Roman" w:eastAsia="Times New Roman" w:hAnsi="Times New Roman" w:cs="Times New Roman"/>
+        </w:rPr>
+      </w:pPr>
+      <w:r>
+        <w:rPr>
+          <w:rFonts w:ascii="Times New Roman" w:eastAsia="Times New Roman" w:hAnsi="Times New Roman" w:cs="Times New Roman"/>
+        </w:rPr>
+        <w:t>Opinion mining</w:t>
       </w:r>
     </w:p>
     <w:p>
@@ -1257,396 +1235,360 @@
         <w:pStyle w:val="Heading1"/>
         <w:keepNext w:val="0"/>
         <w:keepLines w:val="0"/>
-        <w:spacing w:before="480" w:lineRule="auto"/>
-        <w:rPr>
-          <w:rFonts w:ascii="Times New Roman" w:cs="Times New Roman" w:eastAsia="Times New Roman" w:hAnsi="Times New Roman"/>
-          <w:b w:val="1"/>
-          <w:bCs w:val="1"/>
+        <w:spacing w:before="480"/>
+        <w:rPr>
+          <w:rFonts w:ascii="Times New Roman" w:eastAsia="Times New Roman" w:hAnsi="Times New Roman" w:cs="Times New Roman"/>
+          <w:b/>
+          <w:bCs/>
           <w:sz w:val="22"/>
           <w:szCs w:val="22"/>
         </w:rPr>
       </w:pPr>
-      <w:bookmarkStart w:colFirst="0" w:colLast="0" w:name="_jeylkhoxhmpa" w:id="5"/>
+      <w:bookmarkStart w:id="5" w:name="_jeylkhoxhmpa" w:colFirst="0" w:colLast="0"/>
       <w:bookmarkEnd w:id="5"/>
       <w:r>
         <w:rPr>
-          <w:rFonts w:ascii="Times New Roman" w:cs="Times New Roman" w:eastAsia="Times New Roman" w:hAnsi="Times New Roman"/>
-          <w:b w:val="1"/>
-          <w:bCs w:val="1"/>
+          <w:rFonts w:ascii="Times New Roman" w:eastAsia="Times New Roman" w:hAnsi="Times New Roman" w:cs="Times New Roman"/>
+          <w:b/>
+          <w:bCs/>
           <w:sz w:val="22"/>
           <w:szCs w:val="22"/>
-          <w:rtl w:val="0"/>
-        </w:rPr>
-        <w:t xml:space="preserve">3. Hypernymy</w:t>
-      </w:r>
-    </w:p>
-    <w:p>
-      <w:pPr>
-        <w:spacing w:after="240" w:before="240" w:lineRule="auto"/>
-        <w:rPr>
-          <w:rFonts w:ascii="Times New Roman" w:cs="Times New Roman" w:eastAsia="Times New Roman" w:hAnsi="Times New Roman"/>
-        </w:rPr>
-      </w:pPr>
-      <w:r>
-        <w:rPr>
-          <w:rFonts w:ascii="Times New Roman" w:cs="Times New Roman" w:eastAsia="Times New Roman" w:hAnsi="Times New Roman"/>
-          <w:rtl w:val="0"/>
-        </w:rPr>
-        <w:t xml:space="preserve">Hypernymy represents a generalization relationship between words.</w:t>
-      </w:r>
-    </w:p>
-    <w:p>
-      <w:pPr>
-        <w:spacing w:after="240" w:before="240" w:lineRule="auto"/>
-        <w:rPr>
-          <w:rFonts w:ascii="Times New Roman" w:cs="Times New Roman" w:eastAsia="Times New Roman" w:hAnsi="Times New Roman"/>
-        </w:rPr>
-      </w:pPr>
-      <w:r>
-        <w:rPr>
-          <w:rFonts w:ascii="Times New Roman" w:cs="Times New Roman" w:eastAsia="Times New Roman" w:hAnsi="Times New Roman"/>
-          <w:rtl w:val="0"/>
-        </w:rPr>
-        <w:t xml:space="preserve">A hypernym is a word that represents a broader category for more specific words.</w:t>
-      </w:r>
-    </w:p>
-    <w:p>
-      <w:pPr>
-        <w:spacing w:after="240" w:before="240" w:lineRule="auto"/>
-        <w:rPr>
-          <w:rFonts w:ascii="Times New Roman" w:cs="Times New Roman" w:eastAsia="Times New Roman" w:hAnsi="Times New Roman"/>
-        </w:rPr>
-      </w:pPr>
-      <w:r>
-        <w:rPr>
-          <w:rFonts w:ascii="Times New Roman" w:cs="Times New Roman" w:eastAsia="Times New Roman" w:hAnsi="Times New Roman"/>
-          <w:rtl w:val="0"/>
-        </w:rPr>
-        <w:t xml:space="preserve">Example:</w:t>
+        </w:rPr>
+        <w:t>3. Hypernymy</w:t>
+      </w:r>
+    </w:p>
+    <w:p>
+      <w:pPr>
+        <w:spacing w:before="240" w:after="240"/>
+        <w:rPr>
+          <w:rFonts w:ascii="Times New Roman" w:eastAsia="Times New Roman" w:hAnsi="Times New Roman" w:cs="Times New Roman"/>
+        </w:rPr>
+      </w:pPr>
+      <w:r>
+        <w:rPr>
+          <w:rFonts w:ascii="Times New Roman" w:eastAsia="Times New Roman" w:hAnsi="Times New Roman" w:cs="Times New Roman"/>
+        </w:rPr>
+        <w:t>Hypernymy represents a generalization relationship between words.</w:t>
+      </w:r>
+    </w:p>
+    <w:p>
+      <w:pPr>
+        <w:spacing w:before="240" w:after="240"/>
+        <w:rPr>
+          <w:rFonts w:ascii="Times New Roman" w:eastAsia="Times New Roman" w:hAnsi="Times New Roman" w:cs="Times New Roman"/>
+        </w:rPr>
+      </w:pPr>
+      <w:r>
+        <w:rPr>
+          <w:rFonts w:ascii="Times New Roman" w:eastAsia="Times New Roman" w:hAnsi="Times New Roman" w:cs="Times New Roman"/>
+        </w:rPr>
+        <w:t>A hypernym is a word that represents a broader category for more specific words.</w:t>
+      </w:r>
+    </w:p>
+    <w:p>
+      <w:pPr>
+        <w:spacing w:before="240" w:after="240"/>
+        <w:rPr>
+          <w:rFonts w:ascii="Times New Roman" w:eastAsia="Times New Roman" w:hAnsi="Times New Roman" w:cs="Times New Roman"/>
+        </w:rPr>
+      </w:pPr>
+      <w:r>
+        <w:rPr>
+          <w:rFonts w:ascii="Times New Roman" w:eastAsia="Times New Roman" w:hAnsi="Times New Roman" w:cs="Times New Roman"/>
+        </w:rPr>
+        <w:t>Example:</w:t>
       </w:r>
     </w:p>
     <w:tbl>
       <w:tblPr>
-        <w:tblStyle w:val="Table3"/>
-        <w:tblW w:w="3010.0" w:type="dxa"/>
-        <w:jc w:val="left"/>
+        <w:tblStyle w:val="a1"/>
+        <w:tblW w:w="3010" w:type="dxa"/>
+        <w:tblInd w:w="0" w:type="dxa"/>
         <w:tblBorders>
-          <w:top w:color="000000" w:space="0" w:sz="6" w:val="single"/>
-          <w:left w:color="000000" w:space="0" w:sz="6" w:val="single"/>
-          <w:bottom w:color="000000" w:space="0" w:sz="6" w:val="single"/>
-          <w:right w:color="000000" w:space="0" w:sz="6" w:val="single"/>
-          <w:insideH w:color="000000" w:space="0" w:sz="6" w:val="single"/>
-          <w:insideV w:color="000000" w:space="0" w:sz="6" w:val="single"/>
+          <w:top w:val="single" w:sz="6" w:space="0" w:color="000000"/>
+          <w:left w:val="single" w:sz="6" w:space="0" w:color="000000"/>
+          <w:bottom w:val="single" w:sz="6" w:space="0" w:color="000000"/>
+          <w:right w:val="single" w:sz="6" w:space="0" w:color="000000"/>
+          <w:insideH w:val="single" w:sz="6" w:space="0" w:color="000000"/>
+          <w:insideV w:val="single" w:sz="6" w:space="0" w:color="000000"/>
         </w:tblBorders>
         <w:tblLayout w:type="fixed"/>
-        <w:tblLook w:val="0600"/>
+        <w:tblLook w:val="0600" w:firstRow="0" w:lastRow="0" w:firstColumn="0" w:lastColumn="0" w:noHBand="1" w:noVBand="1"/>
       </w:tblPr>
       <w:tblGrid>
         <w:gridCol w:w="1670"/>
         <w:gridCol w:w="1340"/>
-        <w:tblGridChange w:id="0">
-          <w:tblGrid>
-            <w:gridCol w:w="1670"/>
-            <w:gridCol w:w="1340"/>
-          </w:tblGrid>
-        </w:tblGridChange>
       </w:tblGrid>
       <w:tr>
         <w:trPr>
-          <w:cantSplit w:val="0"/>
-          <w:trHeight w:val="515" w:hRule="atLeast"/>
-          <w:tblHeader w:val="0"/>
+          <w:trHeight w:val="515"/>
         </w:trPr>
         <w:tc>
           <w:tcPr>
+            <w:tcW w:w="1670" w:type="dxa"/>
             <w:tcBorders>
-              <w:top w:color="000000" w:space="0" w:sz="6" w:val="single"/>
-              <w:left w:color="000000" w:space="0" w:sz="6" w:val="single"/>
-              <w:bottom w:color="000000" w:space="0" w:sz="6" w:val="single"/>
-              <w:right w:color="000000" w:space="0" w:sz="6" w:val="single"/>
+              <w:top w:val="single" w:sz="6" w:space="0" w:color="000000"/>
+              <w:left w:val="single" w:sz="6" w:space="0" w:color="000000"/>
+              <w:bottom w:val="single" w:sz="6" w:space="0" w:color="000000"/>
+              <w:right w:val="single" w:sz="6" w:space="0" w:color="000000"/>
             </w:tcBorders>
             <w:tcMar>
-              <w:top w:w="100.0" w:type="dxa"/>
-              <w:left w:w="100.0" w:type="dxa"/>
-              <w:bottom w:w="100.0" w:type="dxa"/>
-              <w:right w:w="100.0" w:type="dxa"/>
+              <w:top w:w="100" w:type="dxa"/>
+              <w:left w:w="100" w:type="dxa"/>
+              <w:bottom w:w="100" w:type="dxa"/>
+              <w:right w:w="100" w:type="dxa"/>
             </w:tcMar>
-            <w:vAlign w:val="top"/>
           </w:tcPr>
           <w:p>
             <w:pPr>
-              <w:spacing w:after="240" w:before="240" w:lineRule="auto"/>
+              <w:spacing w:before="240" w:after="240"/>
               <w:jc w:val="center"/>
               <w:rPr>
-                <w:rFonts w:ascii="Times New Roman" w:cs="Times New Roman" w:eastAsia="Times New Roman" w:hAnsi="Times New Roman"/>
+                <w:rFonts w:ascii="Times New Roman" w:eastAsia="Times New Roman" w:hAnsi="Times New Roman" w:cs="Times New Roman"/>
               </w:rPr>
             </w:pPr>
             <w:r>
               <w:rPr>
-                <w:rFonts w:ascii="Times New Roman" w:cs="Times New Roman" w:eastAsia="Times New Roman" w:hAnsi="Times New Roman"/>
-                <w:b w:val="1"/>
-                <w:bCs w:val="1"/>
-                <w:rtl w:val="0"/>
-              </w:rPr>
-              <w:t xml:space="preserve">Specific Word</w:t>
-            </w:r>
-            <w:r>
-              <w:rPr>
-                <w:rtl w:val="0"/>
-              </w:rPr>
+                <w:rFonts w:ascii="Times New Roman" w:eastAsia="Times New Roman" w:hAnsi="Times New Roman" w:cs="Times New Roman"/>
+                <w:b/>
+                <w:bCs/>
+              </w:rPr>
+              <w:t>Specific Word</w:t>
             </w:r>
           </w:p>
         </w:tc>
         <w:tc>
           <w:tcPr>
+            <w:tcW w:w="1340" w:type="dxa"/>
             <w:tcBorders>
-              <w:top w:color="000000" w:space="0" w:sz="6" w:val="single"/>
-              <w:left w:color="000000" w:space="0" w:sz="6" w:val="single"/>
-              <w:bottom w:color="000000" w:space="0" w:sz="6" w:val="single"/>
-              <w:right w:color="000000" w:space="0" w:sz="6" w:val="single"/>
+              <w:top w:val="single" w:sz="6" w:space="0" w:color="000000"/>
+              <w:left w:val="single" w:sz="6" w:space="0" w:color="000000"/>
+              <w:bottom w:val="single" w:sz="6" w:space="0" w:color="000000"/>
+              <w:right w:val="single" w:sz="6" w:space="0" w:color="000000"/>
             </w:tcBorders>
             <w:tcMar>
-              <w:top w:w="100.0" w:type="dxa"/>
-              <w:left w:w="100.0" w:type="dxa"/>
-              <w:bottom w:w="100.0" w:type="dxa"/>
-              <w:right w:w="100.0" w:type="dxa"/>
+              <w:top w:w="100" w:type="dxa"/>
+              <w:left w:w="100" w:type="dxa"/>
+              <w:bottom w:w="100" w:type="dxa"/>
+              <w:right w:w="100" w:type="dxa"/>
             </w:tcMar>
-            <w:vAlign w:val="top"/>
           </w:tcPr>
           <w:p>
             <w:pPr>
-              <w:spacing w:after="240" w:before="240" w:lineRule="auto"/>
+              <w:spacing w:before="240" w:after="240"/>
               <w:jc w:val="center"/>
               <w:rPr>
-                <w:rFonts w:ascii="Times New Roman" w:cs="Times New Roman" w:eastAsia="Times New Roman" w:hAnsi="Times New Roman"/>
+                <w:rFonts w:ascii="Times New Roman" w:eastAsia="Times New Roman" w:hAnsi="Times New Roman" w:cs="Times New Roman"/>
               </w:rPr>
             </w:pPr>
             <w:r>
               <w:rPr>
-                <w:rFonts w:ascii="Times New Roman" w:cs="Times New Roman" w:eastAsia="Times New Roman" w:hAnsi="Times New Roman"/>
-                <w:b w:val="1"/>
-                <w:bCs w:val="1"/>
-                <w:rtl w:val="0"/>
-              </w:rPr>
-              <w:t xml:space="preserve">Hypernym</w:t>
-            </w:r>
-            <w:r>
-              <w:rPr>
-                <w:rtl w:val="0"/>
-              </w:rPr>
+                <w:rFonts w:ascii="Times New Roman" w:eastAsia="Times New Roman" w:hAnsi="Times New Roman" w:cs="Times New Roman"/>
+                <w:b/>
+                <w:bCs/>
+              </w:rPr>
+              <w:t>Hypernym</w:t>
             </w:r>
           </w:p>
         </w:tc>
       </w:tr>
       <w:tr>
         <w:trPr>
-          <w:cantSplit w:val="0"/>
-          <w:trHeight w:val="515" w:hRule="atLeast"/>
-          <w:tblHeader w:val="0"/>
+          <w:trHeight w:val="515"/>
         </w:trPr>
         <w:tc>
           <w:tcPr>
+            <w:tcW w:w="1670" w:type="dxa"/>
             <w:tcBorders>
-              <w:top w:color="000000" w:space="0" w:sz="6" w:val="single"/>
-              <w:left w:color="000000" w:space="0" w:sz="6" w:val="single"/>
-              <w:bottom w:color="000000" w:space="0" w:sz="6" w:val="single"/>
-              <w:right w:color="000000" w:space="0" w:sz="6" w:val="single"/>
+              <w:top w:val="single" w:sz="6" w:space="0" w:color="000000"/>
+              <w:left w:val="single" w:sz="6" w:space="0" w:color="000000"/>
+              <w:bottom w:val="single" w:sz="6" w:space="0" w:color="000000"/>
+              <w:right w:val="single" w:sz="6" w:space="0" w:color="000000"/>
             </w:tcBorders>
             <w:tcMar>
-              <w:top w:w="100.0" w:type="dxa"/>
-              <w:left w:w="100.0" w:type="dxa"/>
-              <w:bottom w:w="100.0" w:type="dxa"/>
-              <w:right w:w="100.0" w:type="dxa"/>
+              <w:top w:w="100" w:type="dxa"/>
+              <w:left w:w="100" w:type="dxa"/>
+              <w:bottom w:w="100" w:type="dxa"/>
+              <w:right w:w="100" w:type="dxa"/>
             </w:tcMar>
-            <w:vAlign w:val="top"/>
           </w:tcPr>
           <w:p>
             <w:pPr>
-              <w:spacing w:after="240" w:before="240" w:lineRule="auto"/>
-              <w:rPr>
-                <w:rFonts w:ascii="Times New Roman" w:cs="Times New Roman" w:eastAsia="Times New Roman" w:hAnsi="Times New Roman"/>
+              <w:spacing w:before="240" w:after="240"/>
+              <w:rPr>
+                <w:rFonts w:ascii="Times New Roman" w:eastAsia="Times New Roman" w:hAnsi="Times New Roman" w:cs="Times New Roman"/>
               </w:rPr>
             </w:pPr>
             <w:r>
               <w:rPr>
-                <w:rFonts w:ascii="Times New Roman" w:cs="Times New Roman" w:eastAsia="Times New Roman" w:hAnsi="Times New Roman"/>
-                <w:rtl w:val="0"/>
-              </w:rPr>
-              <w:t xml:space="preserve">Dog</w:t>
+                <w:rFonts w:ascii="Times New Roman" w:eastAsia="Times New Roman" w:hAnsi="Times New Roman" w:cs="Times New Roman"/>
+              </w:rPr>
+              <w:t>Dog</w:t>
             </w:r>
           </w:p>
         </w:tc>
         <w:tc>
           <w:tcPr>
+            <w:tcW w:w="1340" w:type="dxa"/>
             <w:tcBorders>
-              <w:top w:color="000000" w:space="0" w:sz="6" w:val="single"/>
-              <w:left w:color="000000" w:space="0" w:sz="6" w:val="single"/>
-              <w:bottom w:color="000000" w:space="0" w:sz="6" w:val="single"/>
-              <w:right w:color="000000" w:space="0" w:sz="6" w:val="single"/>
+              <w:top w:val="single" w:sz="6" w:space="0" w:color="000000"/>
+              <w:left w:val="single" w:sz="6" w:space="0" w:color="000000"/>
+              <w:bottom w:val="single" w:sz="6" w:space="0" w:color="000000"/>
+              <w:right w:val="single" w:sz="6" w:space="0" w:color="000000"/>
             </w:tcBorders>
             <w:tcMar>
-              <w:top w:w="100.0" w:type="dxa"/>
-              <w:left w:w="100.0" w:type="dxa"/>
-              <w:bottom w:w="100.0" w:type="dxa"/>
-              <w:right w:w="100.0" w:type="dxa"/>
+              <w:top w:w="100" w:type="dxa"/>
+              <w:left w:w="100" w:type="dxa"/>
+              <w:bottom w:w="100" w:type="dxa"/>
+              <w:right w:w="100" w:type="dxa"/>
             </w:tcMar>
-            <w:vAlign w:val="top"/>
           </w:tcPr>
           <w:p>
             <w:pPr>
-              <w:spacing w:after="240" w:before="240" w:lineRule="auto"/>
-              <w:rPr>
-                <w:rFonts w:ascii="Times New Roman" w:cs="Times New Roman" w:eastAsia="Times New Roman" w:hAnsi="Times New Roman"/>
+              <w:spacing w:before="240" w:after="240"/>
+              <w:rPr>
+                <w:rFonts w:ascii="Times New Roman" w:eastAsia="Times New Roman" w:hAnsi="Times New Roman" w:cs="Times New Roman"/>
               </w:rPr>
             </w:pPr>
             <w:r>
               <w:rPr>
-                <w:rFonts w:ascii="Times New Roman" w:cs="Times New Roman" w:eastAsia="Times New Roman" w:hAnsi="Times New Roman"/>
-                <w:rtl w:val="0"/>
-              </w:rPr>
-              <w:t xml:space="preserve">Animal</w:t>
+                <w:rFonts w:ascii="Times New Roman" w:eastAsia="Times New Roman" w:hAnsi="Times New Roman" w:cs="Times New Roman"/>
+              </w:rPr>
+              <w:t>Animal</w:t>
             </w:r>
           </w:p>
         </w:tc>
       </w:tr>
       <w:tr>
         <w:trPr>
-          <w:cantSplit w:val="0"/>
-          <w:trHeight w:val="515" w:hRule="atLeast"/>
-          <w:tblHeader w:val="0"/>
+          <w:trHeight w:val="515"/>
         </w:trPr>
         <w:tc>
           <w:tcPr>
+            <w:tcW w:w="1670" w:type="dxa"/>
             <w:tcBorders>
-              <w:top w:color="000000" w:space="0" w:sz="6" w:val="single"/>
-              <w:left w:color="000000" w:space="0" w:sz="6" w:val="single"/>
-              <w:bottom w:color="000000" w:space="0" w:sz="6" w:val="single"/>
-              <w:right w:color="000000" w:space="0" w:sz="6" w:val="single"/>
+              <w:top w:val="single" w:sz="6" w:space="0" w:color="000000"/>
+              <w:left w:val="single" w:sz="6" w:space="0" w:color="000000"/>
+              <w:bottom w:val="single" w:sz="6" w:space="0" w:color="000000"/>
+              <w:right w:val="single" w:sz="6" w:space="0" w:color="000000"/>
             </w:tcBorders>
             <w:tcMar>
-              <w:top w:w="100.0" w:type="dxa"/>
-              <w:left w:w="100.0" w:type="dxa"/>
-              <w:bottom w:w="100.0" w:type="dxa"/>
-              <w:right w:w="100.0" w:type="dxa"/>
+              <w:top w:w="100" w:type="dxa"/>
+              <w:left w:w="100" w:type="dxa"/>
+              <w:bottom w:w="100" w:type="dxa"/>
+              <w:right w:w="100" w:type="dxa"/>
             </w:tcMar>
-            <w:vAlign w:val="top"/>
           </w:tcPr>
           <w:p>
             <w:pPr>
-              <w:spacing w:after="240" w:before="240" w:lineRule="auto"/>
-              <w:rPr>
-                <w:rFonts w:ascii="Times New Roman" w:cs="Times New Roman" w:eastAsia="Times New Roman" w:hAnsi="Times New Roman"/>
+              <w:spacing w:before="240" w:after="240"/>
+              <w:rPr>
+                <w:rFonts w:ascii="Times New Roman" w:eastAsia="Times New Roman" w:hAnsi="Times New Roman" w:cs="Times New Roman"/>
               </w:rPr>
             </w:pPr>
             <w:r>
               <w:rPr>
-                <w:rFonts w:ascii="Times New Roman" w:cs="Times New Roman" w:eastAsia="Times New Roman" w:hAnsi="Times New Roman"/>
-                <w:rtl w:val="0"/>
-              </w:rPr>
-              <w:t xml:space="preserve">Rose</w:t>
+                <w:rFonts w:ascii="Times New Roman" w:eastAsia="Times New Roman" w:hAnsi="Times New Roman" w:cs="Times New Roman"/>
+              </w:rPr>
+              <w:t>Rose</w:t>
             </w:r>
           </w:p>
         </w:tc>
         <w:tc>
           <w:tcPr>
+            <w:tcW w:w="1340" w:type="dxa"/>
             <w:tcBorders>
-              <w:top w:color="000000" w:space="0" w:sz="6" w:val="single"/>
-              <w:left w:color="000000" w:space="0" w:sz="6" w:val="single"/>
-              <w:bottom w:color="000000" w:space="0" w:sz="6" w:val="single"/>
-              <w:right w:color="000000" w:space="0" w:sz="6" w:val="single"/>
+              <w:top w:val="single" w:sz="6" w:space="0" w:color="000000"/>
+              <w:left w:val="single" w:sz="6" w:space="0" w:color="000000"/>
+              <w:bottom w:val="single" w:sz="6" w:space="0" w:color="000000"/>
+              <w:right w:val="single" w:sz="6" w:space="0" w:color="000000"/>
             </w:tcBorders>
             <w:tcMar>
-              <w:top w:w="100.0" w:type="dxa"/>
-              <w:left w:w="100.0" w:type="dxa"/>
-              <w:bottom w:w="100.0" w:type="dxa"/>
-              <w:right w:w="100.0" w:type="dxa"/>
+              <w:top w:w="100" w:type="dxa"/>
+              <w:left w:w="100" w:type="dxa"/>
+              <w:bottom w:w="100" w:type="dxa"/>
+              <w:right w:w="100" w:type="dxa"/>
             </w:tcMar>
-            <w:vAlign w:val="top"/>
           </w:tcPr>
           <w:p>
             <w:pPr>
-              <w:spacing w:after="240" w:before="240" w:lineRule="auto"/>
-              <w:rPr>
-                <w:rFonts w:ascii="Times New Roman" w:cs="Times New Roman" w:eastAsia="Times New Roman" w:hAnsi="Times New Roman"/>
+              <w:spacing w:before="240" w:after="240"/>
+              <w:rPr>
+                <w:rFonts w:ascii="Times New Roman" w:eastAsia="Times New Roman" w:hAnsi="Times New Roman" w:cs="Times New Roman"/>
               </w:rPr>
             </w:pPr>
             <w:r>
               <w:rPr>
-                <w:rFonts w:ascii="Times New Roman" w:cs="Times New Roman" w:eastAsia="Times New Roman" w:hAnsi="Times New Roman"/>
-                <w:rtl w:val="0"/>
-              </w:rPr>
-              <w:t xml:space="preserve">Flower</w:t>
+                <w:rFonts w:ascii="Times New Roman" w:eastAsia="Times New Roman" w:hAnsi="Times New Roman" w:cs="Times New Roman"/>
+              </w:rPr>
+              <w:t>Flower</w:t>
             </w:r>
           </w:p>
         </w:tc>
       </w:tr>
       <w:tr>
         <w:trPr>
-          <w:cantSplit w:val="0"/>
-          <w:trHeight w:val="515" w:hRule="atLeast"/>
-          <w:tblHeader w:val="0"/>
+          <w:trHeight w:val="515"/>
         </w:trPr>
         <w:tc>
           <w:tcPr>
+            <w:tcW w:w="1670" w:type="dxa"/>
             <w:tcBorders>
-              <w:top w:color="000000" w:space="0" w:sz="6" w:val="single"/>
-              <w:left w:color="000000" w:space="0" w:sz="6" w:val="single"/>
-              <w:bottom w:color="000000" w:space="0" w:sz="6" w:val="single"/>
-              <w:right w:color="000000" w:space="0" w:sz="6" w:val="single"/>
+              <w:top w:val="single" w:sz="6" w:space="0" w:color="000000"/>
+              <w:left w:val="single" w:sz="6" w:space="0" w:color="000000"/>
+              <w:bottom w:val="single" w:sz="6" w:space="0" w:color="000000"/>
+              <w:right w:val="single" w:sz="6" w:space="0" w:color="000000"/>
             </w:tcBorders>
             <w:tcMar>
-              <w:top w:w="100.0" w:type="dxa"/>
-              <w:left w:w="100.0" w:type="dxa"/>
-              <w:bottom w:w="100.0" w:type="dxa"/>
-              <w:right w:w="100.0" w:type="dxa"/>
+              <w:top w:w="100" w:type="dxa"/>
+              <w:left w:w="100" w:type="dxa"/>
+              <w:bottom w:w="100" w:type="dxa"/>
+              <w:right w:w="100" w:type="dxa"/>
             </w:tcMar>
-            <w:vAlign w:val="top"/>
           </w:tcPr>
           <w:p>
             <w:pPr>
-              <w:spacing w:after="240" w:before="240" w:lineRule="auto"/>
-              <w:rPr>
-                <w:rFonts w:ascii="Times New Roman" w:cs="Times New Roman" w:eastAsia="Times New Roman" w:hAnsi="Times New Roman"/>
+              <w:spacing w:before="240" w:after="240"/>
+              <w:rPr>
+                <w:rFonts w:ascii="Times New Roman" w:eastAsia="Times New Roman" w:hAnsi="Times New Roman" w:cs="Times New Roman"/>
               </w:rPr>
             </w:pPr>
             <w:r>
               <w:rPr>
-                <w:rFonts w:ascii="Times New Roman" w:cs="Times New Roman" w:eastAsia="Times New Roman" w:hAnsi="Times New Roman"/>
-                <w:rtl w:val="0"/>
-              </w:rPr>
-              <w:t xml:space="preserve">Car</w:t>
+                <w:rFonts w:ascii="Times New Roman" w:eastAsia="Times New Roman" w:hAnsi="Times New Roman" w:cs="Times New Roman"/>
+              </w:rPr>
+              <w:t>Car</w:t>
             </w:r>
           </w:p>
         </w:tc>
         <w:tc>
           <w:tcPr>
+            <w:tcW w:w="1340" w:type="dxa"/>
             <w:tcBorders>
-              <w:top w:color="000000" w:space="0" w:sz="6" w:val="single"/>
-              <w:left w:color="000000" w:space="0" w:sz="6" w:val="single"/>
-              <w:bottom w:color="000000" w:space="0" w:sz="6" w:val="single"/>
-              <w:right w:color="000000" w:space="0" w:sz="6" w:val="single"/>
+              <w:top w:val="single" w:sz="6" w:space="0" w:color="000000"/>
+              <w:left w:val="single" w:sz="6" w:space="0" w:color="000000"/>
+              <w:bottom w:val="single" w:sz="6" w:space="0" w:color="000000"/>
+              <w:right w:val="single" w:sz="6" w:space="0" w:color="000000"/>
             </w:tcBorders>
             <w:tcMar>
-              <w:top w:w="100.0" w:type="dxa"/>
-              <w:left w:w="100.0" w:type="dxa"/>
-              <w:bottom w:w="100.0" w:type="dxa"/>
-              <w:right w:w="100.0" w:type="dxa"/>
+              <w:top w:w="100" w:type="dxa"/>
+              <w:left w:w="100" w:type="dxa"/>
+              <w:bottom w:w="100" w:type="dxa"/>
+              <w:right w:w="100" w:type="dxa"/>
             </w:tcMar>
-            <w:vAlign w:val="top"/>
           </w:tcPr>
           <w:p>
             <w:pPr>
-              <w:spacing w:after="240" w:before="240" w:lineRule="auto"/>
-              <w:rPr>
-                <w:rFonts w:ascii="Times New Roman" w:cs="Times New Roman" w:eastAsia="Times New Roman" w:hAnsi="Times New Roman"/>
+              <w:spacing w:before="240" w:after="240"/>
+              <w:rPr>
+                <w:rFonts w:ascii="Times New Roman" w:eastAsia="Times New Roman" w:hAnsi="Times New Roman" w:cs="Times New Roman"/>
               </w:rPr>
             </w:pPr>
             <w:r>
               <w:rPr>
-                <w:rFonts w:ascii="Times New Roman" w:cs="Times New Roman" w:eastAsia="Times New Roman" w:hAnsi="Times New Roman"/>
-                <w:rtl w:val="0"/>
-              </w:rPr>
-              <w:t xml:space="preserve">Vehicle</w:t>
+                <w:rFonts w:ascii="Times New Roman" w:eastAsia="Times New Roman" w:hAnsi="Times New Roman" w:cs="Times New Roman"/>
+              </w:rPr>
+              <w:t>Vehicle</w:t>
             </w:r>
           </w:p>
         </w:tc>
@@ -1654,66 +1596,62 @@
     </w:tbl>
     <w:p>
       <w:pPr>
-        <w:spacing w:after="240" w:before="240" w:lineRule="auto"/>
-        <w:rPr>
-          <w:rFonts w:ascii="Times New Roman" w:cs="Times New Roman" w:eastAsia="Times New Roman" w:hAnsi="Times New Roman"/>
-        </w:rPr>
-      </w:pPr>
-      <w:r>
-        <w:rPr>
-          <w:rFonts w:ascii="Times New Roman" w:cs="Times New Roman" w:eastAsia="Times New Roman" w:hAnsi="Times New Roman"/>
-          <w:rtl w:val="0"/>
-        </w:rPr>
-        <w:t xml:space="preserve">Example sentence:</w:t>
-      </w:r>
-    </w:p>
-    <w:p>
-      <w:pPr>
-        <w:spacing w:after="240" w:before="240" w:lineRule="auto"/>
-        <w:rPr>
-          <w:rFonts w:ascii="Times New Roman" w:cs="Times New Roman" w:eastAsia="Times New Roman" w:hAnsi="Times New Roman"/>
-          <w:i w:val="1"/>
-          <w:iCs w:val="1"/>
-        </w:rPr>
-      </w:pPr>
-      <w:r>
-        <w:rPr>
-          <w:rFonts w:ascii="Times New Roman" w:cs="Times New Roman" w:eastAsia="Times New Roman" w:hAnsi="Times New Roman"/>
-          <w:i w:val="1"/>
-          <w:iCs w:val="1"/>
-          <w:rtl w:val="0"/>
-        </w:rPr>
-        <w:t xml:space="preserve">"A dog is barking."</w:t>
-      </w:r>
-    </w:p>
-    <w:p>
-      <w:pPr>
-        <w:spacing w:after="240" w:before="240" w:lineRule="auto"/>
-        <w:rPr>
-          <w:rFonts w:ascii="Times New Roman" w:cs="Times New Roman" w:eastAsia="Times New Roman" w:hAnsi="Times New Roman"/>
-        </w:rPr>
-      </w:pPr>
-      <w:r>
-        <w:rPr>
-          <w:rFonts w:ascii="Times New Roman" w:cs="Times New Roman" w:eastAsia="Times New Roman" w:hAnsi="Times New Roman"/>
-          <w:rtl w:val="0"/>
-        </w:rPr>
-        <w:t xml:space="preserve">WordNet can identify that dog belongs to the category animal.</w:t>
-      </w:r>
-    </w:p>
-    <w:p>
-      <w:pPr>
-        <w:spacing w:after="240" w:before="240" w:lineRule="auto"/>
-        <w:rPr>
-          <w:rFonts w:ascii="Times New Roman" w:cs="Times New Roman" w:eastAsia="Times New Roman" w:hAnsi="Times New Roman"/>
-        </w:rPr>
-      </w:pPr>
-      <w:r>
-        <w:rPr>
-          <w:rFonts w:ascii="Times New Roman" w:cs="Times New Roman" w:eastAsia="Times New Roman" w:hAnsi="Times New Roman"/>
-          <w:rtl w:val="0"/>
-        </w:rPr>
-        <w:t xml:space="preserve">Hypernym relationships are useful for:</w:t>
+        <w:spacing w:before="240" w:after="240"/>
+        <w:rPr>
+          <w:rFonts w:ascii="Times New Roman" w:eastAsia="Times New Roman" w:hAnsi="Times New Roman" w:cs="Times New Roman"/>
+        </w:rPr>
+      </w:pPr>
+      <w:r>
+        <w:rPr>
+          <w:rFonts w:ascii="Times New Roman" w:eastAsia="Times New Roman" w:hAnsi="Times New Roman" w:cs="Times New Roman"/>
+        </w:rPr>
+        <w:t>Example sentence:</w:t>
+      </w:r>
+    </w:p>
+    <w:p>
+      <w:pPr>
+        <w:spacing w:before="240" w:after="240"/>
+        <w:rPr>
+          <w:rFonts w:ascii="Times New Roman" w:eastAsia="Times New Roman" w:hAnsi="Times New Roman" w:cs="Times New Roman"/>
+          <w:i/>
+          <w:iCs/>
+        </w:rPr>
+      </w:pPr>
+      <w:r>
+        <w:rPr>
+          <w:rFonts w:ascii="Times New Roman" w:eastAsia="Times New Roman" w:hAnsi="Times New Roman" w:cs="Times New Roman"/>
+          <w:i/>
+          <w:iCs/>
+        </w:rPr>
+        <w:t>"A dog is barking."</w:t>
+      </w:r>
+    </w:p>
+    <w:p>
+      <w:pPr>
+        <w:spacing w:before="240" w:after="240"/>
+        <w:rPr>
+          <w:rFonts w:ascii="Times New Roman" w:eastAsia="Times New Roman" w:hAnsi="Times New Roman" w:cs="Times New Roman"/>
+        </w:rPr>
+      </w:pPr>
+      <w:r>
+        <w:rPr>
+          <w:rFonts w:ascii="Times New Roman" w:eastAsia="Times New Roman" w:hAnsi="Times New Roman" w:cs="Times New Roman"/>
+        </w:rPr>
+        <w:t>WordNet can identify that dog belongs to the category animal.</w:t>
+      </w:r>
+    </w:p>
+    <w:p>
+      <w:pPr>
+        <w:spacing w:before="240" w:after="240"/>
+        <w:rPr>
+          <w:rFonts w:ascii="Times New Roman" w:eastAsia="Times New Roman" w:hAnsi="Times New Roman" w:cs="Times New Roman"/>
+        </w:rPr>
+      </w:pPr>
+      <w:r>
+        <w:rPr>
+          <w:rFonts w:ascii="Times New Roman" w:eastAsia="Times New Roman" w:hAnsi="Times New Roman" w:cs="Times New Roman"/>
+        </w:rPr>
+        <w:t>Hypernym relationships are useful for:</w:t>
       </w:r>
     </w:p>
     <w:p>
@@ -1722,19 +1660,22 @@
           <w:ilvl w:val="0"/>
           <w:numId w:val="2"/>
         </w:numPr>
-        <w:spacing w:after="0" w:afterAutospacing="0" w:before="240" w:lineRule="auto"/>
-        <w:ind w:left="720" w:hanging="360"/>
-        <w:rPr>
-          <w:rFonts w:ascii="Times New Roman" w:cs="Times New Roman" w:eastAsia="Times New Roman" w:hAnsi="Times New Roman"/>
-        </w:rPr>
-      </w:pPr>
-      <w:r>
-        <w:rPr>
-          <w:rFonts w:ascii="Times New Roman" w:cs="Times New Roman" w:eastAsia="Times New Roman" w:hAnsi="Times New Roman"/>
-          <w:rtl w:val="0"/>
-        </w:rPr>
-        <w:t xml:space="preserve">Building knowledge graphs</w:t>
-        <w:br w:type="textWrapping"/>
+        <w:spacing w:before="240"/>
+        <w:rPr>
+          <w:rFonts w:ascii="Times New Roman" w:eastAsia="Times New Roman" w:hAnsi="Times New Roman" w:cs="Times New Roman"/>
+        </w:rPr>
+      </w:pPr>
+      <w:r>
+        <w:rPr>
+          <w:rFonts w:ascii="Times New Roman" w:eastAsia="Times New Roman" w:hAnsi="Times New Roman" w:cs="Times New Roman"/>
+        </w:rPr>
+        <w:t>Building knowledge graphs</w:t>
+      </w:r>
+      <w:r>
+        <w:rPr>
+          <w:rFonts w:ascii="Times New Roman" w:eastAsia="Times New Roman" w:hAnsi="Times New Roman" w:cs="Times New Roman"/>
+        </w:rPr>
+        <w:br/>
       </w:r>
     </w:p>
     <w:p>
@@ -1743,19 +1684,21 @@
           <w:ilvl w:val="0"/>
           <w:numId w:val="2"/>
         </w:numPr>
-        <w:spacing w:after="0" w:afterAutospacing="0" w:before="0" w:beforeAutospacing="0" w:lineRule="auto"/>
-        <w:ind w:left="720" w:hanging="360"/>
-        <w:rPr>
-          <w:rFonts w:ascii="Times New Roman" w:cs="Times New Roman" w:eastAsia="Times New Roman" w:hAnsi="Times New Roman"/>
-        </w:rPr>
-      </w:pPr>
-      <w:r>
-        <w:rPr>
-          <w:rFonts w:ascii="Times New Roman" w:cs="Times New Roman" w:eastAsia="Times New Roman" w:hAnsi="Times New Roman"/>
-          <w:rtl w:val="0"/>
-        </w:rPr>
-        <w:t xml:space="preserve">Text classification</w:t>
-        <w:br w:type="textWrapping"/>
+        <w:rPr>
+          <w:rFonts w:ascii="Times New Roman" w:eastAsia="Times New Roman" w:hAnsi="Times New Roman" w:cs="Times New Roman"/>
+        </w:rPr>
+      </w:pPr>
+      <w:r>
+        <w:rPr>
+          <w:rFonts w:ascii="Times New Roman" w:eastAsia="Times New Roman" w:hAnsi="Times New Roman" w:cs="Times New Roman"/>
+        </w:rPr>
+        <w:t>Text classification</w:t>
+      </w:r>
+      <w:r>
+        <w:rPr>
+          <w:rFonts w:ascii="Times New Roman" w:eastAsia="Times New Roman" w:hAnsi="Times New Roman" w:cs="Times New Roman"/>
+        </w:rPr>
+        <w:br/>
       </w:r>
     </w:p>
     <w:p>
@@ -1764,18 +1707,16 @@
           <w:ilvl w:val="0"/>
           <w:numId w:val="2"/>
         </w:numPr>
-        <w:spacing w:after="240" w:before="0" w:beforeAutospacing="0" w:lineRule="auto"/>
-        <w:ind w:left="720" w:hanging="360"/>
-        <w:rPr>
-          <w:rFonts w:ascii="Times New Roman" w:cs="Times New Roman" w:eastAsia="Times New Roman" w:hAnsi="Times New Roman"/>
-        </w:rPr>
-      </w:pPr>
-      <w:r>
-        <w:rPr>
-          <w:rFonts w:ascii="Times New Roman" w:cs="Times New Roman" w:eastAsia="Times New Roman" w:hAnsi="Times New Roman"/>
-          <w:rtl w:val="0"/>
-        </w:rPr>
-        <w:t xml:space="preserve">Information extraction</w:t>
+        <w:spacing w:after="240"/>
+        <w:rPr>
+          <w:rFonts w:ascii="Times New Roman" w:eastAsia="Times New Roman" w:hAnsi="Times New Roman" w:cs="Times New Roman"/>
+        </w:rPr>
+      </w:pPr>
+      <w:r>
+        <w:rPr>
+          <w:rFonts w:ascii="Times New Roman" w:eastAsia="Times New Roman" w:hAnsi="Times New Roman" w:cs="Times New Roman"/>
+        </w:rPr>
+        <w:t>Information extraction</w:t>
       </w:r>
     </w:p>
     <w:p>
@@ -1783,42 +1724,40 @@
         <w:pStyle w:val="Heading1"/>
         <w:keepNext w:val="0"/>
         <w:keepLines w:val="0"/>
-        <w:spacing w:before="480" w:lineRule="auto"/>
-        <w:rPr>
-          <w:rFonts w:ascii="Times New Roman" w:cs="Times New Roman" w:eastAsia="Times New Roman" w:hAnsi="Times New Roman"/>
-          <w:b w:val="1"/>
-          <w:bCs w:val="1"/>
+        <w:spacing w:before="480"/>
+        <w:rPr>
+          <w:rFonts w:ascii="Times New Roman" w:eastAsia="Times New Roman" w:hAnsi="Times New Roman" w:cs="Times New Roman"/>
+          <w:b/>
+          <w:bCs/>
           <w:sz w:val="22"/>
           <w:szCs w:val="22"/>
         </w:rPr>
       </w:pPr>
-      <w:bookmarkStart w:colFirst="0" w:colLast="0" w:name="_6i1zmu9879cn" w:id="6"/>
+      <w:bookmarkStart w:id="6" w:name="_6i1zmu9879cn" w:colFirst="0" w:colLast="0"/>
       <w:bookmarkEnd w:id="6"/>
       <w:r>
         <w:rPr>
-          <w:rFonts w:ascii="Times New Roman" w:cs="Times New Roman" w:eastAsia="Times New Roman" w:hAnsi="Times New Roman"/>
-          <w:b w:val="1"/>
-          <w:bCs w:val="1"/>
+          <w:rFonts w:ascii="Times New Roman" w:eastAsia="Times New Roman" w:hAnsi="Times New Roman" w:cs="Times New Roman"/>
+          <w:b/>
+          <w:bCs/>
           <w:sz w:val="22"/>
           <w:szCs w:val="22"/>
-          <w:rtl w:val="0"/>
-        </w:rPr>
-        <w:t xml:space="preserve">Applications of WordNet in NLP</w:t>
-      </w:r>
-    </w:p>
-    <w:p>
-      <w:pPr>
-        <w:spacing w:after="240" w:before="240" w:lineRule="auto"/>
-        <w:rPr>
-          <w:rFonts w:ascii="Times New Roman" w:cs="Times New Roman" w:eastAsia="Times New Roman" w:hAnsi="Times New Roman"/>
-        </w:rPr>
-      </w:pPr>
-      <w:r>
-        <w:rPr>
-          <w:rFonts w:ascii="Times New Roman" w:cs="Times New Roman" w:eastAsia="Times New Roman" w:hAnsi="Times New Roman"/>
-          <w:rtl w:val="0"/>
-        </w:rPr>
-        <w:t xml:space="preserve">WordNet is widely used in many NLP tasks, including:</w:t>
+        </w:rPr>
+        <w:t>Applications of WordNet in NLP</w:t>
+      </w:r>
+    </w:p>
+    <w:p>
+      <w:pPr>
+        <w:spacing w:before="240" w:after="240"/>
+        <w:rPr>
+          <w:rFonts w:ascii="Times New Roman" w:eastAsia="Times New Roman" w:hAnsi="Times New Roman" w:cs="Times New Roman"/>
+        </w:rPr>
+      </w:pPr>
+      <w:r>
+        <w:rPr>
+          <w:rFonts w:ascii="Times New Roman" w:eastAsia="Times New Roman" w:hAnsi="Times New Roman" w:cs="Times New Roman"/>
+        </w:rPr>
+        <w:t>WordNet is widely used in many NLP tasks, including:</w:t>
       </w:r>
     </w:p>
     <w:p>
@@ -1827,19 +1766,23 @@
           <w:ilvl w:val="0"/>
           <w:numId w:val="1"/>
         </w:numPr>
-        <w:spacing w:after="0" w:afterAutospacing="0" w:before="240" w:lineRule="auto"/>
-        <w:ind w:left="720" w:hanging="360"/>
-        <w:rPr>
-          <w:rFonts w:ascii="Times New Roman" w:cs="Times New Roman" w:eastAsia="Times New Roman" w:hAnsi="Times New Roman"/>
-        </w:rPr>
-      </w:pPr>
-      <w:r>
-        <w:rPr>
-          <w:rFonts w:ascii="Times New Roman" w:cs="Times New Roman" w:eastAsia="Times New Roman" w:hAnsi="Times New Roman"/>
-          <w:rtl w:val="0"/>
-        </w:rPr>
-        <w:t xml:space="preserve">Text similarity analysis</w:t>
-        <w:br w:type="textWrapping"/>
+        <w:spacing w:before="240"/>
+        <w:rPr>
+          <w:rFonts w:ascii="Times New Roman" w:eastAsia="Times New Roman" w:hAnsi="Times New Roman" w:cs="Times New Roman"/>
+        </w:rPr>
+      </w:pPr>
+      <w:r>
+        <w:rPr>
+          <w:rFonts w:ascii="Times New Roman" w:eastAsia="Times New Roman" w:hAnsi="Times New Roman" w:cs="Times New Roman"/>
+        </w:rPr>
+        <w:lastRenderedPageBreak/>
+        <w:t>Text similarity analysis</w:t>
+      </w:r>
+      <w:r>
+        <w:rPr>
+          <w:rFonts w:ascii="Times New Roman" w:eastAsia="Times New Roman" w:hAnsi="Times New Roman" w:cs="Times New Roman"/>
+        </w:rPr>
+        <w:br/>
       </w:r>
     </w:p>
     <w:p>
@@ -1848,19 +1791,21 @@
           <w:ilvl w:val="0"/>
           <w:numId w:val="1"/>
         </w:numPr>
-        <w:spacing w:after="0" w:afterAutospacing="0" w:before="0" w:beforeAutospacing="0" w:lineRule="auto"/>
-        <w:ind w:left="720" w:hanging="360"/>
-        <w:rPr>
-          <w:rFonts w:ascii="Times New Roman" w:cs="Times New Roman" w:eastAsia="Times New Roman" w:hAnsi="Times New Roman"/>
-        </w:rPr>
-      </w:pPr>
-      <w:r>
-        <w:rPr>
-          <w:rFonts w:ascii="Times New Roman" w:cs="Times New Roman" w:eastAsia="Times New Roman" w:hAnsi="Times New Roman"/>
-          <w:rtl w:val="0"/>
-        </w:rPr>
-        <w:t xml:space="preserve">Word sense disambiguation</w:t>
-        <w:br w:type="textWrapping"/>
+        <w:rPr>
+          <w:rFonts w:ascii="Times New Roman" w:eastAsia="Times New Roman" w:hAnsi="Times New Roman" w:cs="Times New Roman"/>
+        </w:rPr>
+      </w:pPr>
+      <w:r>
+        <w:rPr>
+          <w:rFonts w:ascii="Times New Roman" w:eastAsia="Times New Roman" w:hAnsi="Times New Roman" w:cs="Times New Roman"/>
+        </w:rPr>
+        <w:t>Word sense disambiguation</w:t>
+      </w:r>
+      <w:r>
+        <w:rPr>
+          <w:rFonts w:ascii="Times New Roman" w:eastAsia="Times New Roman" w:hAnsi="Times New Roman" w:cs="Times New Roman"/>
+        </w:rPr>
+        <w:br/>
       </w:r>
     </w:p>
     <w:p>
@@ -1869,19 +1814,21 @@
           <w:ilvl w:val="0"/>
           <w:numId w:val="1"/>
         </w:numPr>
-        <w:spacing w:after="0" w:afterAutospacing="0" w:before="0" w:beforeAutospacing="0" w:lineRule="auto"/>
-        <w:ind w:left="720" w:hanging="360"/>
-        <w:rPr>
-          <w:rFonts w:ascii="Times New Roman" w:cs="Times New Roman" w:eastAsia="Times New Roman" w:hAnsi="Times New Roman"/>
-        </w:rPr>
-      </w:pPr>
-      <w:r>
-        <w:rPr>
-          <w:rFonts w:ascii="Times New Roman" w:cs="Times New Roman" w:eastAsia="Times New Roman" w:hAnsi="Times New Roman"/>
-          <w:rtl w:val="0"/>
-        </w:rPr>
-        <w:t xml:space="preserve">Information retrieval</w:t>
-        <w:br w:type="textWrapping"/>
+        <w:rPr>
+          <w:rFonts w:ascii="Times New Roman" w:eastAsia="Times New Roman" w:hAnsi="Times New Roman" w:cs="Times New Roman"/>
+        </w:rPr>
+      </w:pPr>
+      <w:r>
+        <w:rPr>
+          <w:rFonts w:ascii="Times New Roman" w:eastAsia="Times New Roman" w:hAnsi="Times New Roman" w:cs="Times New Roman"/>
+        </w:rPr>
+        <w:t>Information retrieval</w:t>
+      </w:r>
+      <w:r>
+        <w:rPr>
+          <w:rFonts w:ascii="Times New Roman" w:eastAsia="Times New Roman" w:hAnsi="Times New Roman" w:cs="Times New Roman"/>
+        </w:rPr>
+        <w:br/>
       </w:r>
     </w:p>
     <w:p>
@@ -1890,19 +1837,21 @@
           <w:ilvl w:val="0"/>
           <w:numId w:val="1"/>
         </w:numPr>
-        <w:spacing w:after="0" w:afterAutospacing="0" w:before="0" w:beforeAutospacing="0" w:lineRule="auto"/>
-        <w:ind w:left="720" w:hanging="360"/>
-        <w:rPr>
-          <w:rFonts w:ascii="Times New Roman" w:cs="Times New Roman" w:eastAsia="Times New Roman" w:hAnsi="Times New Roman"/>
-        </w:rPr>
-      </w:pPr>
-      <w:r>
-        <w:rPr>
-          <w:rFonts w:ascii="Times New Roman" w:cs="Times New Roman" w:eastAsia="Times New Roman" w:hAnsi="Times New Roman"/>
-          <w:rtl w:val="0"/>
-        </w:rPr>
-        <w:t xml:space="preserve">Chatbots and question answering systems</w:t>
-        <w:br w:type="textWrapping"/>
+        <w:rPr>
+          <w:rFonts w:ascii="Times New Roman" w:eastAsia="Times New Roman" w:hAnsi="Times New Roman" w:cs="Times New Roman"/>
+        </w:rPr>
+      </w:pPr>
+      <w:r>
+        <w:rPr>
+          <w:rFonts w:ascii="Times New Roman" w:eastAsia="Times New Roman" w:hAnsi="Times New Roman" w:cs="Times New Roman"/>
+        </w:rPr>
+        <w:t>Chatbots and question answering systems</w:t>
+      </w:r>
+      <w:r>
+        <w:rPr>
+          <w:rFonts w:ascii="Times New Roman" w:eastAsia="Times New Roman" w:hAnsi="Times New Roman" w:cs="Times New Roman"/>
+        </w:rPr>
+        <w:br/>
       </w:r>
     </w:p>
     <w:p>
@@ -1911,18 +1860,16 @@
           <w:ilvl w:val="0"/>
           <w:numId w:val="1"/>
         </w:numPr>
-        <w:spacing w:after="240" w:before="0" w:beforeAutospacing="0" w:lineRule="auto"/>
-        <w:ind w:left="720" w:hanging="360"/>
-        <w:rPr>
-          <w:rFonts w:ascii="Times New Roman" w:cs="Times New Roman" w:eastAsia="Times New Roman" w:hAnsi="Times New Roman"/>
-        </w:rPr>
-      </w:pPr>
-      <w:r>
-        <w:rPr>
-          <w:rFonts w:ascii="Times New Roman" w:cs="Times New Roman" w:eastAsia="Times New Roman" w:hAnsi="Times New Roman"/>
-          <w:rtl w:val="0"/>
-        </w:rPr>
-        <w:t xml:space="preserve">Machine translation</w:t>
+        <w:spacing w:after="240"/>
+        <w:rPr>
+          <w:rFonts w:ascii="Times New Roman" w:eastAsia="Times New Roman" w:hAnsi="Times New Roman" w:cs="Times New Roman"/>
+        </w:rPr>
+      </w:pPr>
+      <w:r>
+        <w:rPr>
+          <w:rFonts w:ascii="Times New Roman" w:eastAsia="Times New Roman" w:hAnsi="Times New Roman" w:cs="Times New Roman"/>
+        </w:rPr>
+        <w:t>Machine translation</w:t>
       </w:r>
     </w:p>
     <w:p>
@@ -1930,94 +1877,81 @@
         <w:pStyle w:val="Heading1"/>
         <w:keepNext w:val="0"/>
         <w:keepLines w:val="0"/>
-        <w:spacing w:before="480" w:lineRule="auto"/>
-        <w:rPr>
-          <w:rFonts w:ascii="Times New Roman" w:cs="Times New Roman" w:eastAsia="Times New Roman" w:hAnsi="Times New Roman"/>
-          <w:b w:val="1"/>
-          <w:bCs w:val="1"/>
+        <w:spacing w:before="480"/>
+        <w:rPr>
+          <w:rFonts w:ascii="Times New Roman" w:eastAsia="Times New Roman" w:hAnsi="Times New Roman" w:cs="Times New Roman"/>
+          <w:b/>
+          <w:bCs/>
           <w:sz w:val="22"/>
           <w:szCs w:val="22"/>
         </w:rPr>
       </w:pPr>
-      <w:bookmarkStart w:colFirst="0" w:colLast="0" w:name="_85m6fabdq10c" w:id="7"/>
+      <w:bookmarkStart w:id="7" w:name="_85m6fabdq10c" w:colFirst="0" w:colLast="0"/>
       <w:bookmarkEnd w:id="7"/>
       <w:r>
         <w:rPr>
-          <w:rFonts w:ascii="Times New Roman" w:cs="Times New Roman" w:eastAsia="Times New Roman" w:hAnsi="Times New Roman"/>
-          <w:b w:val="1"/>
-          <w:bCs w:val="1"/>
+          <w:rFonts w:ascii="Times New Roman" w:eastAsia="Times New Roman" w:hAnsi="Times New Roman" w:cs="Times New Roman"/>
+          <w:b/>
+          <w:bCs/>
           <w:sz w:val="22"/>
           <w:szCs w:val="22"/>
-          <w:rtl w:val="0"/>
-        </w:rPr>
-        <w:t xml:space="preserve">Conclusion</w:t>
-      </w:r>
-    </w:p>
-    <w:p>
-      <w:pPr>
-        <w:spacing w:after="240" w:before="240" w:lineRule="auto"/>
-        <w:rPr>
-          <w:rFonts w:ascii="Times New Roman" w:cs="Times New Roman" w:eastAsia="Times New Roman" w:hAnsi="Times New Roman"/>
-        </w:rPr>
-      </w:pPr>
-      <w:r>
-        <w:rPr>
-          <w:rFonts w:ascii="Times New Roman" w:cs="Times New Roman" w:eastAsia="Times New Roman" w:hAnsi="Times New Roman"/>
-          <w:rtl w:val="0"/>
-        </w:rPr>
-        <w:t xml:space="preserve">WordNet is an important resource in Natural Language Processing that helps identify semantic relationships between words. By analyzing synonymy, antonymy, and hypernymy, it enables machines to better understand the meaning and relationships within text data, improving the performance of many language processing applications.</w:t>
-      </w:r>
-    </w:p>
-    <w:p>
-      <w:pPr>
-        <w:spacing w:after="240" w:before="240" w:lineRule="auto"/>
-        <w:rPr>
-          <w:rFonts w:ascii="Times New Roman" w:cs="Times New Roman" w:eastAsia="Times New Roman" w:hAnsi="Times New Roman"/>
-        </w:rPr>
-      </w:pPr>
-      <w:r>
-        <w:rPr>
-          <w:rtl w:val="0"/>
-        </w:rPr>
-      </w:r>
-    </w:p>
-    <w:p>
-      <w:pPr>
-        <w:spacing w:after="240" w:before="240" w:lineRule="auto"/>
-        <w:rPr>
-          <w:rFonts w:ascii="Times New Roman" w:cs="Times New Roman" w:eastAsia="Times New Roman" w:hAnsi="Times New Roman"/>
-        </w:rPr>
-      </w:pPr>
-      <w:r>
-        <w:rPr>
-          <w:rtl w:val="0"/>
-        </w:rPr>
-      </w:r>
-    </w:p>
-    <w:p>
-      <w:pPr>
-        <w:rPr>
-          <w:rFonts w:ascii="Times New Roman" w:cs="Times New Roman" w:eastAsia="Times New Roman" w:hAnsi="Times New Roman"/>
-        </w:rPr>
-      </w:pPr>
-      <w:r>
-        <w:rPr>
-          <w:rtl w:val="0"/>
-        </w:rPr>
-      </w:r>
+        </w:rPr>
+        <w:t>Conclusion</w:t>
+      </w:r>
+    </w:p>
+    <w:p>
+      <w:pPr>
+        <w:spacing w:before="240" w:after="240"/>
+        <w:rPr>
+          <w:rFonts w:ascii="Times New Roman" w:eastAsia="Times New Roman" w:hAnsi="Times New Roman" w:cs="Times New Roman"/>
+        </w:rPr>
+      </w:pPr>
+      <w:r>
+        <w:rPr>
+          <w:rFonts w:ascii="Times New Roman" w:eastAsia="Times New Roman" w:hAnsi="Times New Roman" w:cs="Times New Roman"/>
+        </w:rPr>
+        <w:t>WordNet is an important resource in Natural Language Processing that helps identify semantic relationships between words. By analyzing synonymy, antonymy, and hypernymy, it enables machines to better understand the meaning and relationships within text data, improving the performance of many language processing applications.</w:t>
+      </w:r>
+    </w:p>
+    <w:p>
+      <w:pPr>
+        <w:spacing w:before="240" w:after="240"/>
+        <w:rPr>
+          <w:rFonts w:ascii="Times New Roman" w:eastAsia="Times New Roman" w:hAnsi="Times New Roman" w:cs="Times New Roman"/>
+        </w:rPr>
+      </w:pPr>
+    </w:p>
+    <w:p>
+      <w:pPr>
+        <w:spacing w:before="240" w:after="240"/>
+        <w:rPr>
+          <w:rFonts w:ascii="Times New Roman" w:eastAsia="Times New Roman" w:hAnsi="Times New Roman" w:cs="Times New Roman"/>
+        </w:rPr>
+      </w:pPr>
+    </w:p>
+    <w:p>
+      <w:pPr>
+        <w:rPr>
+          <w:rFonts w:ascii="Times New Roman" w:eastAsia="Times New Roman" w:hAnsi="Times New Roman" w:cs="Times New Roman"/>
+        </w:rPr>
+      </w:pPr>
     </w:p>
     <w:sectPr>
-      <w:pgSz w:h="15840" w:w="12240" w:orient="portrait"/>
-      <w:pgMar w:bottom="1440" w:top="1440" w:left="1440" w:right="1440" w:header="720" w:footer="720"/>
+      <w:pgSz w:w="12240" w:h="15840"/>
+      <w:pgMar w:top="1440" w:right="1440" w:bottom="1440" w:left="1440" w:header="720" w:footer="720" w:gutter="0"/>
       <w:pgNumType w:start="1"/>
+      <w:cols w:space="720"/>
     </w:sectPr>
   </w:body>
 </w:document>
 </file>
 
 <file path=word/numbering.xml><?xml version="1.0" encoding="utf-8"?>
-<w:numbering xmlns:mc="http://schemas.openxmlformats.org/markup-compatibility/2006" xmlns:o="urn:schemas-microsoft-com:office:office" xmlns:r="http://schemas.openxmlformats.org/officeDocument/2006/relationships" xmlns:m="http://schemas.openxmlformats.org/officeDocument/2006/math" xmlns:v="urn:schemas-microsoft-com:vml" xmlns:wp="http://schemas.openxmlformats.org/drawingml/2006/wordprocessingDrawing" xmlns:w10="urn:schemas-microsoft-com:office:word" xmlns:w="http://schemas.openxmlformats.org/wordprocessingml/2006/main" xmlns:wne="http://schemas.microsoft.com/office/word/2006/wordml" xmlns:sl="http://schemas.openxmlformats.org/schemaLibrary/2006/main" xmlns:a="http://schemas.openxmlformats.org/drawingml/2006/main" xmlns:pic="http://schemas.openxmlformats.org/drawingml/2006/picture" xmlns:c="http://schemas.openxmlformats.org/drawingml/2006/chart" xmlns:lc="http://schemas.openxmlformats.org/drawingml/2006/lockedCanvas" xmlns:dgm="http://schemas.openxmlformats.org/drawingml/2006/diagram" xmlns:wps="http://schemas.microsoft.com/office/word/2010/wordprocessingShape" xmlns:wpg="http://schemas.microsoft.com/office/word/2010/wordprocessingGroup" xmlns:w14="http://schemas.microsoft.com/office/word/2010/wordml" xmlns:w15="http://schemas.microsoft.com/office/word/2012/wordml" xmlns:w16="http://schemas.microsoft.com/office/word/2018/wordml" xmlns:w16cex="http://schemas.microsoft.com/office/word/2018/wordml/cex" xmlns:w16cid="http://schemas.microsoft.com/office/word/2016/wordml/cid" xmlns="http://schemas.microsoft.com/office/tasks/2019/documenttasks" xmlns:cr="http://schemas.microsoft.com/office/comments/2020/reactions">
-  <w:abstractNum w:abstractNumId="1">
+<w:numbering xmlns:wpc="http://schemas.microsoft.com/office/word/2010/wordprocessingCanvas" xmlns:cx="http://schemas.microsoft.com/office/drawing/2014/chartex" xmlns:cx1="http://schemas.microsoft.com/office/drawing/2015/9/8/chartex" xmlns:cx2="http://schemas.microsoft.com/office/drawing/2015/10/21/chartex" xmlns:cx3="http://schemas.microsoft.com/office/drawing/2016/5/9/chartex" xmlns:cx4="http://schemas.microsoft.com/office/drawing/2016/5/10/chartex" xmlns:cx5="http://schemas.microsoft.com/office/drawing/2016/5/11/chartex" xmlns:cx6="http://schemas.microsoft.com/office/drawing/2016/5/12/chartex" xmlns:cx7="http://schemas.microsoft.com/office/drawing/2016/5/13/chartex" xmlns:cx8="http://schemas.microsoft.com/office/drawing/2016/5/14/chartex" xmlns:mc="http://schemas.openxmlformats.org/markup-compatibility/2006" xmlns:aink="http://schemas.microsoft.com/office/drawing/2016/ink" xmlns:am3d="http://schemas.microsoft.com/office/drawing/2017/model3d" xmlns:o="urn:schemas-microsoft-com:office:office" xmlns:oel="http://schemas.microsoft.com/office/2019/extlst" xmlns:r="http://schemas.openxmlformats.org/officeDocument/2006/relationships" xmlns:m="http://schemas.openxmlformats.org/officeDocument/2006/math" xmlns:v="urn:schemas-microsoft-com:vml" xmlns:wp14="http://schemas.microsoft.com/office/word/2010/wordprocessingDrawing" xmlns:wp="http://schemas.openxmlformats.org/drawingml/2006/wordprocessingDrawing" xmlns:w10="urn:schemas-microsoft-com:office:word" xmlns:w="http://schemas.openxmlformats.org/wordprocessingml/2006/main" xmlns:w14="http://schemas.microsoft.com/office/word/2010/wordml" xmlns:w15="http://schemas.microsoft.com/office/word/2012/wordml" xmlns:w16cex="http://schemas.microsoft.com/office/word/2018/wordml/cex" xmlns:w16cid="http://schemas.microsoft.com/office/word/2016/wordml/cid" xmlns:w16="http://schemas.microsoft.com/office/word/2018/wordml" xmlns:w16du="http://schemas.microsoft.com/office/word/2023/wordml/word16du" xmlns:w16sdtdh="http://schemas.microsoft.com/office/word/2020/wordml/sdtdatahash" xmlns:w16sdtfl="http://schemas.microsoft.com/office/word/2024/wordml/sdtformatlock" xmlns:w16se="http://schemas.microsoft.com/office/word/2015/wordml/symex" xmlns:wpg="http://schemas.microsoft.com/office/word/2010/wordprocessingGroup" xmlns:wpi="http://schemas.microsoft.com/office/word/2010/wordprocessingInk" xmlns:wne="http://schemas.microsoft.com/office/word/2006/wordml" xmlns:wps="http://schemas.microsoft.com/office/word/2010/wordprocessingShape" mc:Ignorable="w14 w15 w16se w16cid w16 w16cex w16sdtdh w16sdtfl w16du wp14">
+  <w:abstractNum w:abstractNumId="0" w15:restartNumberingAfterBreak="0">
+    <w:nsid w:val="0A052557"/>
+    <w:multiLevelType w:val="multilevel"/>
+    <w:tmpl w:val="67D029D2"/>
     <w:lvl w:ilvl="0">
       <w:start w:val="1"/>
       <w:numFmt w:val="bullet"/>
@@ -2127,7 +2061,10 @@
       </w:rPr>
     </w:lvl>
   </w:abstractNum>
-  <w:abstractNum w:abstractNumId="2">
+  <w:abstractNum w:abstractNumId="1" w15:restartNumberingAfterBreak="0">
+    <w:nsid w:val="37590C74"/>
+    <w:multiLevelType w:val="multilevel"/>
+    <w:tmpl w:val="D3B2E532"/>
     <w:lvl w:ilvl="0">
       <w:start w:val="1"/>
       <w:numFmt w:val="bullet"/>
@@ -2237,7 +2174,10 @@
       </w:rPr>
     </w:lvl>
   </w:abstractNum>
-  <w:abstractNum w:abstractNumId="3">
+  <w:abstractNum w:abstractNumId="2" w15:restartNumberingAfterBreak="0">
+    <w:nsid w:val="5F1328B0"/>
+    <w:multiLevelType w:val="multilevel"/>
+    <w:tmpl w:val="34B45B8C"/>
     <w:lvl w:ilvl="0">
       <w:start w:val="1"/>
       <w:numFmt w:val="bullet"/>
@@ -2347,7 +2287,10 @@
       </w:rPr>
     </w:lvl>
   </w:abstractNum>
-  <w:abstractNum w:abstractNumId="4">
+  <w:abstractNum w:abstractNumId="3" w15:restartNumberingAfterBreak="0">
+    <w:nsid w:val="7BA66036"/>
+    <w:multiLevelType w:val="multilevel"/>
+    <w:tmpl w:val="1CA42220"/>
     <w:lvl w:ilvl="0">
       <w:start w:val="1"/>
       <w:numFmt w:val="bullet"/>
@@ -2457,30 +2400,30 @@
       </w:rPr>
     </w:lvl>
   </w:abstractNum>
-  <w:num w:numId="1">
+  <w:num w:numId="1" w16cid:durableId="1949504847">
+    <w:abstractNumId w:val="3"/>
+  </w:num>
+  <w:num w:numId="2" w16cid:durableId="187918327">
     <w:abstractNumId w:val="1"/>
   </w:num>
-  <w:num w:numId="2">
+  <w:num w:numId="3" w16cid:durableId="1301686802">
     <w:abstractNumId w:val="2"/>
   </w:num>
-  <w:num w:numId="3">
-    <w:abstractNumId w:val="3"/>
-  </w:num>
-  <w:num w:numId="4">
-    <w:abstractNumId w:val="4"/>
+  <w:num w:numId="4" w16cid:durableId="114104204">
+    <w:abstractNumId w:val="0"/>
   </w:num>
 </w:numbering>
 </file>
 
 <file path=word/styles.xml><?xml version="1.0" encoding="utf-8"?>
-<w:styles xmlns:mc="http://schemas.openxmlformats.org/markup-compatibility/2006" xmlns:o="urn:schemas-microsoft-com:office:office" xmlns:r="http://schemas.openxmlformats.org/officeDocument/2006/relationships" xmlns:m="http://schemas.openxmlformats.org/officeDocument/2006/math" xmlns:v="urn:schemas-microsoft-com:vml" xmlns:wp="http://schemas.openxmlformats.org/drawingml/2006/wordprocessingDrawing" xmlns:w10="urn:schemas-microsoft-com:office:word" xmlns:w="http://schemas.openxmlformats.org/wordprocessingml/2006/main" xmlns:wne="http://schemas.microsoft.com/office/word/2006/wordml" xmlns:sl="http://schemas.openxmlformats.org/schemaLibrary/2006/main" xmlns:a="http://schemas.openxmlformats.org/drawingml/2006/main" xmlns:pic="http://schemas.openxmlformats.org/drawingml/2006/picture" xmlns:c="http://schemas.openxmlformats.org/drawingml/2006/chart" xmlns:lc="http://schemas.openxmlformats.org/drawingml/2006/lockedCanvas" xmlns:dgm="http://schemas.openxmlformats.org/drawingml/2006/diagram" xmlns:wps="http://schemas.microsoft.com/office/word/2010/wordprocessingShape" xmlns:wpg="http://schemas.microsoft.com/office/word/2010/wordprocessingGroup" xmlns:w14="http://schemas.microsoft.com/office/word/2010/wordml" xmlns:w15="http://schemas.microsoft.com/office/word/2012/wordml" xmlns:w16="http://schemas.microsoft.com/office/word/2018/wordml" xmlns:w16cex="http://schemas.microsoft.com/office/word/2018/wordml/cex" xmlns:w16cid="http://schemas.microsoft.com/office/word/2016/wordml/cid" xmlns="http://schemas.microsoft.com/office/tasks/2019/documenttasks" xmlns:cr="http://schemas.microsoft.com/office/comments/2020/reactions">
+<w:styles xmlns:mc="http://schemas.openxmlformats.org/markup-compatibility/2006" xmlns:r="http://schemas.openxmlformats.org/officeDocument/2006/relationships" xmlns:w="http://schemas.openxmlformats.org/wordprocessingml/2006/main" xmlns:w14="http://schemas.microsoft.com/office/word/2010/wordml" xmlns:w15="http://schemas.microsoft.com/office/word/2012/wordml" xmlns:w16cex="http://schemas.microsoft.com/office/word/2018/wordml/cex" xmlns:w16cid="http://schemas.microsoft.com/office/word/2016/wordml/cid" xmlns:w16="http://schemas.microsoft.com/office/word/2018/wordml" xmlns:w16du="http://schemas.microsoft.com/office/word/2023/wordml/word16du" xmlns:w16sdtdh="http://schemas.microsoft.com/office/word/2020/wordml/sdtdatahash" xmlns:w16sdtfl="http://schemas.microsoft.com/office/word/2024/wordml/sdtformatlock" xmlns:w16se="http://schemas.microsoft.com/office/word/2015/wordml/symex" mc:Ignorable="w14 w15 w16se w16cid w16 w16cex w16sdtdh w16sdtfl w16du">
   <w:docDefaults>
     <w:rPrDefault>
       <w:rPr>
-        <w:rFonts w:ascii="Arial" w:cs="Arial" w:eastAsia="Arial" w:hAnsi="Arial"/>
+        <w:rFonts w:ascii="Arial" w:eastAsia="Arial" w:hAnsi="Arial" w:cs="Arial"/>
         <w:sz w:val="22"/>
         <w:szCs w:val="22"/>
-        <w:lang w:val="en"/>
+        <w:lang w:val="en" w:eastAsia="en-IN" w:bidi="ar-SA"/>
       </w:rPr>
     </w:rPrDefault>
     <w:pPrDefault>
@@ -2489,29 +2432,399 @@
       </w:pPr>
     </w:pPrDefault>
   </w:docDefaults>
-  <w:style w:type="table" w:styleId="TableNormal" w:default="1">
-    <w:name w:val="TableNormal"/>
-    <w:tblPr>
-      <w:tblCellMar>
-        <w:top w:w="100.0" w:type="dxa"/>
-        <w:left w:w="100.0" w:type="dxa"/>
-        <w:bottom w:w="100.0" w:type="dxa"/>
-        <w:right w:w="100.0" w:type="dxa"/>
-      </w:tblCellMar>
-    </w:tblPr>
-  </w:style>
-  <w:style w:type="paragraph" w:styleId="Normal" w:default="1">
-    <w:name w:val="normal"/>
+  <w:latentStyles w:defLockedState="0" w:defUIPriority="99" w:defSemiHidden="0" w:defUnhideWhenUsed="0" w:defQFormat="0" w:count="376">
+    <w:lsdException w:name="Normal" w:uiPriority="0" w:qFormat="1"/>
+    <w:lsdException w:name="heading 1" w:uiPriority="9" w:qFormat="1"/>
+    <w:lsdException w:name="heading 2" w:semiHidden="1" w:uiPriority="9" w:unhideWhenUsed="1" w:qFormat="1"/>
+    <w:lsdException w:name="heading 3" w:semiHidden="1" w:uiPriority="9" w:unhideWhenUsed="1" w:qFormat="1"/>
+    <w:lsdException w:name="heading 4" w:semiHidden="1" w:uiPriority="9" w:unhideWhenUsed="1" w:qFormat="1"/>
+    <w:lsdException w:name="heading 5" w:semiHidden="1" w:uiPriority="9" w:unhideWhenUsed="1" w:qFormat="1"/>
+    <w:lsdException w:name="heading 6" w:semiHidden="1" w:uiPriority="9" w:unhideWhenUsed="1" w:qFormat="1"/>
+    <w:lsdException w:name="heading 7" w:semiHidden="1" w:uiPriority="9" w:unhideWhenUsed="1" w:qFormat="1"/>
+    <w:lsdException w:name="heading 8" w:semiHidden="1" w:uiPriority="9" w:unhideWhenUsed="1" w:qFormat="1"/>
+    <w:lsdException w:name="heading 9" w:semiHidden="1" w:uiPriority="9" w:unhideWhenUsed="1" w:qFormat="1"/>
+    <w:lsdException w:name="index 1" w:semiHidden="1" w:unhideWhenUsed="1"/>
+    <w:lsdException w:name="index 2" w:semiHidden="1" w:unhideWhenUsed="1"/>
+    <w:lsdException w:name="index 3" w:semiHidden="1" w:unhideWhenUsed="1"/>
+    <w:lsdException w:name="index 4" w:semiHidden="1" w:unhideWhenUsed="1"/>
+    <w:lsdException w:name="index 5" w:semiHidden="1" w:unhideWhenUsed="1"/>
+    <w:lsdException w:name="index 6" w:semiHidden="1" w:unhideWhenUsed="1"/>
+    <w:lsdException w:name="index 7" w:semiHidden="1" w:unhideWhenUsed="1"/>
+    <w:lsdException w:name="index 8" w:semiHidden="1" w:unhideWhenUsed="1"/>
+    <w:lsdException w:name="index 9" w:semiHidden="1" w:unhideWhenUsed="1"/>
+    <w:lsdException w:name="toc 1" w:semiHidden="1" w:uiPriority="39" w:unhideWhenUsed="1"/>
+    <w:lsdException w:name="toc 2" w:semiHidden="1" w:uiPriority="39" w:unhideWhenUsed="1"/>
+    <w:lsdException w:name="toc 3" w:semiHidden="1" w:uiPriority="39" w:unhideWhenUsed="1"/>
+    <w:lsdException w:name="toc 4" w:semiHidden="1" w:uiPriority="39" w:unhideWhenUsed="1"/>
+    <w:lsdException w:name="toc 5" w:semiHidden="1" w:uiPriority="39" w:unhideWhenUsed="1"/>
+    <w:lsdException w:name="toc 6" w:semiHidden="1" w:uiPriority="39" w:unhideWhenUsed="1"/>
+    <w:lsdException w:name="toc 7" w:semiHidden="1" w:uiPriority="39" w:unhideWhenUsed="1"/>
+    <w:lsdException w:name="toc 8" w:semiHidden="1" w:uiPriority="39" w:unhideWhenUsed="1"/>
+    <w:lsdException w:name="toc 9" w:semiHidden="1" w:uiPriority="39" w:unhideWhenUsed="1"/>
+    <w:lsdException w:name="Normal Indent" w:semiHidden="1" w:unhideWhenUsed="1"/>
+    <w:lsdException w:name="footnote text" w:semiHidden="1" w:unhideWhenUsed="1"/>
+    <w:lsdException w:name="annotation text" w:semiHidden="1" w:unhideWhenUsed="1"/>
+    <w:lsdException w:name="header" w:semiHidden="1" w:unhideWhenUsed="1"/>
+    <w:lsdException w:name="footer" w:semiHidden="1" w:unhideWhenUsed="1"/>
+    <w:lsdException w:name="index heading" w:semiHidden="1" w:unhideWhenUsed="1"/>
+    <w:lsdException w:name="caption" w:semiHidden="1" w:uiPriority="35" w:unhideWhenUsed="1" w:qFormat="1"/>
+    <w:lsdException w:name="table of figures" w:semiHidden="1" w:unhideWhenUsed="1"/>
+    <w:lsdException w:name="envelope address" w:semiHidden="1" w:unhideWhenUsed="1"/>
+    <w:lsdException w:name="envelope return" w:semiHidden="1" w:unhideWhenUsed="1"/>
+    <w:lsdException w:name="footnote reference" w:semiHidden="1" w:unhideWhenUsed="1"/>
+    <w:lsdException w:name="annotation reference" w:semiHidden="1" w:unhideWhenUsed="1"/>
+    <w:lsdException w:name="line number" w:semiHidden="1" w:unhideWhenUsed="1"/>
+    <w:lsdException w:name="page number" w:semiHidden="1" w:unhideWhenUsed="1"/>
+    <w:lsdException w:name="endnote reference" w:semiHidden="1" w:unhideWhenUsed="1"/>
+    <w:lsdException w:name="endnote text" w:semiHidden="1" w:unhideWhenUsed="1"/>
+    <w:lsdException w:name="table of authorities" w:semiHidden="1" w:unhideWhenUsed="1"/>
+    <w:lsdException w:name="macro" w:semiHidden="1" w:unhideWhenUsed="1"/>
+    <w:lsdException w:name="toa heading" w:semiHidden="1" w:unhideWhenUsed="1"/>
+    <w:lsdException w:name="List" w:semiHidden="1" w:unhideWhenUsed="1"/>
+    <w:lsdException w:name="List Bullet" w:semiHidden="1" w:unhideWhenUsed="1"/>
+    <w:lsdException w:name="List Number" w:semiHidden="1" w:unhideWhenUsed="1"/>
+    <w:lsdException w:name="List 2" w:semiHidden="1" w:unhideWhenUsed="1"/>
+    <w:lsdException w:name="List 3" w:semiHidden="1" w:unhideWhenUsed="1"/>
+    <w:lsdException w:name="List 4" w:semiHidden="1" w:unhideWhenUsed="1"/>
+    <w:lsdException w:name="List 5" w:semiHidden="1" w:unhideWhenUsed="1"/>
+    <w:lsdException w:name="List Bullet 2" w:semiHidden="1" w:unhideWhenUsed="1"/>
+    <w:lsdException w:name="List Bullet 3" w:semiHidden="1" w:unhideWhenUsed="1"/>
+    <w:lsdException w:name="List Bullet 4" w:semiHidden="1" w:unhideWhenUsed="1"/>
+    <w:lsdException w:name="List Bullet 5" w:semiHidden="1" w:unhideWhenUsed="1"/>
+    <w:lsdException w:name="List Number 2" w:semiHidden="1" w:unhideWhenUsed="1"/>
+    <w:lsdException w:name="List Number 3" w:semiHidden="1" w:unhideWhenUsed="1"/>
+    <w:lsdException w:name="List Number 4" w:semiHidden="1" w:unhideWhenUsed="1"/>
+    <w:lsdException w:name="List Number 5" w:semiHidden="1" w:unhideWhenUsed="1"/>
+    <w:lsdException w:name="Title" w:uiPriority="10" w:qFormat="1"/>
+    <w:lsdException w:name="Closing" w:semiHidden="1" w:unhideWhenUsed="1"/>
+    <w:lsdException w:name="Signature" w:semiHidden="1" w:unhideWhenUsed="1"/>
+    <w:lsdException w:name="Default Paragraph Font" w:semiHidden="1" w:uiPriority="1" w:unhideWhenUsed="1"/>
+    <w:lsdException w:name="Body Text" w:semiHidden="1" w:unhideWhenUsed="1"/>
+    <w:lsdException w:name="Body Text Indent" w:semiHidden="1" w:unhideWhenUsed="1"/>
+    <w:lsdException w:name="List Continue" w:semiHidden="1" w:unhideWhenUsed="1"/>
+    <w:lsdException w:name="List Continue 2" w:semiHidden="1" w:unhideWhenUsed="1"/>
+    <w:lsdException w:name="List Continue 3" w:semiHidden="1" w:unhideWhenUsed="1"/>
+    <w:lsdException w:name="List Continue 4" w:semiHidden="1" w:unhideWhenUsed="1"/>
+    <w:lsdException w:name="List Continue 5" w:semiHidden="1" w:unhideWhenUsed="1"/>
+    <w:lsdException w:name="Message Header" w:semiHidden="1" w:unhideWhenUsed="1"/>
+    <w:lsdException w:name="Subtitle" w:uiPriority="11" w:qFormat="1"/>
+    <w:lsdException w:name="Salutation" w:semiHidden="1" w:unhideWhenUsed="1"/>
+    <w:lsdException w:name="Date" w:semiHidden="1" w:unhideWhenUsed="1"/>
+    <w:lsdException w:name="Body Text First Indent" w:semiHidden="1" w:unhideWhenUsed="1"/>
+    <w:lsdException w:name="Body Text First Indent 2" w:semiHidden="1" w:unhideWhenUsed="1"/>
+    <w:lsdException w:name="Note Heading" w:semiHidden="1" w:unhideWhenUsed="1"/>
+    <w:lsdException w:name="Body Text 2" w:semiHidden="1" w:unhideWhenUsed="1"/>
+    <w:lsdException w:name="Body Text 3" w:semiHidden="1" w:unhideWhenUsed="1"/>
+    <w:lsdException w:name="Body Text Indent 2" w:semiHidden="1" w:unhideWhenUsed="1"/>
+    <w:lsdException w:name="Body Text Indent 3" w:semiHidden="1" w:unhideWhenUsed="1"/>
+    <w:lsdException w:name="Block Text" w:semiHidden="1" w:unhideWhenUsed="1"/>
+    <w:lsdException w:name="Hyperlink" w:semiHidden="1" w:unhideWhenUsed="1"/>
+    <w:lsdException w:name="FollowedHyperlink" w:semiHidden="1" w:unhideWhenUsed="1"/>
+    <w:lsdException w:name="Strong" w:uiPriority="22" w:qFormat="1"/>
+    <w:lsdException w:name="Emphasis" w:uiPriority="20" w:qFormat="1"/>
+    <w:lsdException w:name="Document Map" w:semiHidden="1" w:unhideWhenUsed="1"/>
+    <w:lsdException w:name="Plain Text" w:semiHidden="1" w:unhideWhenUsed="1"/>
+    <w:lsdException w:name="E-mail Signature" w:semiHidden="1" w:unhideWhenUsed="1"/>
+    <w:lsdException w:name="HTML Top of Form" w:semiHidden="1" w:unhideWhenUsed="1"/>
+    <w:lsdException w:name="HTML Bottom of Form" w:semiHidden="1" w:unhideWhenUsed="1"/>
+    <w:lsdException w:name="Normal (Web)" w:semiHidden="1" w:unhideWhenUsed="1"/>
+    <w:lsdException w:name="HTML Acronym" w:semiHidden="1" w:unhideWhenUsed="1"/>
+    <w:lsdException w:name="HTML Address" w:semiHidden="1" w:unhideWhenUsed="1"/>
+    <w:lsdException w:name="HTML Cite" w:semiHidden="1" w:unhideWhenUsed="1"/>
+    <w:lsdException w:name="HTML Code" w:semiHidden="1" w:unhideWhenUsed="1"/>
+    <w:lsdException w:name="HTML Definition" w:semiHidden="1" w:unhideWhenUsed="1"/>
+    <w:lsdException w:name="HTML Keyboard" w:semiHidden="1" w:unhideWhenUsed="1"/>
+    <w:lsdException w:name="HTML Preformatted" w:semiHidden="1" w:unhideWhenUsed="1"/>
+    <w:lsdException w:name="HTML Sample" w:semiHidden="1" w:unhideWhenUsed="1"/>
+    <w:lsdException w:name="HTML Typewriter" w:semiHidden="1" w:unhideWhenUsed="1"/>
+    <w:lsdException w:name="HTML Variable" w:semiHidden="1" w:unhideWhenUsed="1"/>
+    <w:lsdException w:name="Normal Table" w:semiHidden="1" w:unhideWhenUsed="1"/>
+    <w:lsdException w:name="annotation subject" w:semiHidden="1" w:unhideWhenUsed="1"/>
+    <w:lsdException w:name="No List" w:semiHidden="1" w:unhideWhenUsed="1"/>
+    <w:lsdException w:name="Outline List 1" w:semiHidden="1" w:unhideWhenUsed="1"/>
+    <w:lsdException w:name="Outline List 2" w:semiHidden="1" w:unhideWhenUsed="1"/>
+    <w:lsdException w:name="Outline List 3" w:semiHidden="1" w:unhideWhenUsed="1"/>
+    <w:lsdException w:name="Table Simple 1" w:semiHidden="1" w:unhideWhenUsed="1"/>
+    <w:lsdException w:name="Table Simple 2" w:semiHidden="1" w:unhideWhenUsed="1"/>
+    <w:lsdException w:name="Table Simple 3" w:semiHidden="1" w:unhideWhenUsed="1"/>
+    <w:lsdException w:name="Table Classic 1" w:semiHidden="1" w:unhideWhenUsed="1"/>
+    <w:lsdException w:name="Table Classic 2" w:semiHidden="1" w:unhideWhenUsed="1"/>
+    <w:lsdException w:name="Table Classic 3" w:semiHidden="1" w:unhideWhenUsed="1"/>
+    <w:lsdException w:name="Table Classic 4" w:semiHidden="1" w:unhideWhenUsed="1"/>
+    <w:lsdException w:name="Table Colorful 1" w:semiHidden="1" w:unhideWhenUsed="1"/>
+    <w:lsdException w:name="Table Colorful 2" w:semiHidden="1" w:unhideWhenUsed="1"/>
+    <w:lsdException w:name="Table Colorful 3" w:semiHidden="1" w:unhideWhenUsed="1"/>
+    <w:lsdException w:name="Table Columns 1" w:semiHidden="1" w:unhideWhenUsed="1"/>
+    <w:lsdException w:name="Table Columns 2" w:semiHidden="1" w:unhideWhenUsed="1"/>
+    <w:lsdException w:name="Table Columns 3" w:semiHidden="1" w:unhideWhenUsed="1"/>
+    <w:lsdException w:name="Table Columns 4" w:semiHidden="1" w:unhideWhenUsed="1"/>
+    <w:lsdException w:name="Table Columns 5" w:semiHidden="1" w:unhideWhenUsed="1"/>
+    <w:lsdException w:name="Table Grid 1" w:semiHidden="1" w:unhideWhenUsed="1"/>
+    <w:lsdException w:name="Table Grid 2" w:semiHidden="1" w:unhideWhenUsed="1"/>
+    <w:lsdException w:name="Table Grid 3" w:semiHidden="1" w:unhideWhenUsed="1"/>
+    <w:lsdException w:name="Table Grid 4" w:semiHidden="1" w:unhideWhenUsed="1"/>
+    <w:lsdException w:name="Table Grid 5" w:semiHidden="1" w:unhideWhenUsed="1"/>
+    <w:lsdException w:name="Table Grid 6" w:semiHidden="1" w:unhideWhenUsed="1"/>
+    <w:lsdException w:name="Table Grid 7" w:semiHidden="1" w:unhideWhenUsed="1"/>
+    <w:lsdException w:name="Table Grid 8" w:semiHidden="1" w:unhideWhenUsed="1"/>
+    <w:lsdException w:name="Table List 1" w:semiHidden="1" w:unhideWhenUsed="1"/>
+    <w:lsdException w:name="Table List 2" w:semiHidden="1" w:unhideWhenUsed="1"/>
+    <w:lsdException w:name="Table List 3" w:semiHidden="1" w:unhideWhenUsed="1"/>
+    <w:lsdException w:name="Table List 4" w:semiHidden="1" w:unhideWhenUsed="1"/>
+    <w:lsdException w:name="Table List 5" w:semiHidden="1" w:unhideWhenUsed="1"/>
+    <w:lsdException w:name="Table List 6" w:semiHidden="1" w:unhideWhenUsed="1"/>
+    <w:lsdException w:name="Table List 7" w:semiHidden="1" w:unhideWhenUsed="1"/>
+    <w:lsdException w:name="Table List 8" w:semiHidden="1" w:unhideWhenUsed="1"/>
+    <w:lsdException w:name="Table 3D effects 1" w:semiHidden="1" w:unhideWhenUsed="1"/>
+    <w:lsdException w:name="Table 3D effects 2" w:semiHidden="1" w:unhideWhenUsed="1"/>
+    <w:lsdException w:name="Table 3D effects 3" w:semiHidden="1" w:unhideWhenUsed="1"/>
+    <w:lsdException w:name="Table Contemporary" w:semiHidden="1" w:unhideWhenUsed="1"/>
+    <w:lsdException w:name="Table Elegant" w:semiHidden="1" w:unhideWhenUsed="1"/>
+    <w:lsdException w:name="Table Professional" w:semiHidden="1" w:unhideWhenUsed="1"/>
+    <w:lsdException w:name="Table Subtle 1" w:semiHidden="1" w:unhideWhenUsed="1"/>
+    <w:lsdException w:name="Table Subtle 2" w:semiHidden="1" w:unhideWhenUsed="1"/>
+    <w:lsdException w:name="Table Web 1" w:semiHidden="1" w:unhideWhenUsed="1"/>
+    <w:lsdException w:name="Table Web 2" w:semiHidden="1" w:unhideWhenUsed="1"/>
+    <w:lsdException w:name="Table Web 3" w:semiHidden="1" w:unhideWhenUsed="1"/>
+    <w:lsdException w:name="Balloon Text" w:semiHidden="1" w:unhideWhenUsed="1"/>
+    <w:lsdException w:name="Table Grid" w:uiPriority="39"/>
+    <w:lsdException w:name="Table Theme" w:semiHidden="1" w:unhideWhenUsed="1"/>
+    <w:lsdException w:name="Placeholder Text" w:semiHidden="1"/>
+    <w:lsdException w:name="No Spacing" w:uiPriority="1" w:qFormat="1"/>
+    <w:lsdException w:name="Light Shading" w:uiPriority="60"/>
+    <w:lsdException w:name="Light List" w:uiPriority="61"/>
+    <w:lsdException w:name="Light Grid" w:uiPriority="62"/>
+    <w:lsdException w:name="Medium Shading 1" w:uiPriority="63"/>
+    <w:lsdException w:name="Medium Shading 2" w:uiPriority="64"/>
+    <w:lsdException w:name="Medium List 1" w:uiPriority="65"/>
+    <w:lsdException w:name="Medium List 2" w:uiPriority="66"/>
+    <w:lsdException w:name="Medium Grid 1" w:uiPriority="67"/>
+    <w:lsdException w:name="Medium Grid 2" w:uiPriority="68"/>
+    <w:lsdException w:name="Medium Grid 3" w:uiPriority="69"/>
+    <w:lsdException w:name="Dark List" w:uiPriority="70"/>
+    <w:lsdException w:name="Colorful Shading" w:uiPriority="71"/>
+    <w:lsdException w:name="Colorful List" w:uiPriority="72"/>
+    <w:lsdException w:name="Colorful Grid" w:uiPriority="73"/>
+    <w:lsdException w:name="Light Shading Accent 1" w:uiPriority="60"/>
+    <w:lsdException w:name="Light List Accent 1" w:uiPriority="61"/>
+    <w:lsdException w:name="Light Grid Accent 1" w:uiPriority="62"/>
+    <w:lsdException w:name="Medium Shading 1 Accent 1" w:uiPriority="63"/>
+    <w:lsdException w:name="Medium Shading 2 Accent 1" w:uiPriority="64"/>
+    <w:lsdException w:name="Medium List 1 Accent 1" w:uiPriority="65"/>
+    <w:lsdException w:name="Revision" w:semiHidden="1"/>
+    <w:lsdException w:name="List Paragraph" w:uiPriority="34" w:qFormat="1"/>
+    <w:lsdException w:name="Quote" w:uiPriority="29" w:qFormat="1"/>
+    <w:lsdException w:name="Intense Quote" w:uiPriority="30" w:qFormat="1"/>
+    <w:lsdException w:name="Medium List 2 Accent 1" w:uiPriority="66"/>
+    <w:lsdException w:name="Medium Grid 1 Accent 1" w:uiPriority="67"/>
+    <w:lsdException w:name="Medium Grid 2 Accent 1" w:uiPriority="68"/>
+    <w:lsdException w:name="Medium Grid 3 Accent 1" w:uiPriority="69"/>
+    <w:lsdException w:name="Dark List Accent 1" w:uiPriority="70"/>
+    <w:lsdException w:name="Colorful Shading Accent 1" w:uiPriority="71"/>
+    <w:lsdException w:name="Colorful List Accent 1" w:uiPriority="72"/>
+    <w:lsdException w:name="Colorful Grid Accent 1" w:uiPriority="73"/>
+    <w:lsdException w:name="Light Shading Accent 2" w:uiPriority="60"/>
+    <w:lsdException w:name="Light List Accent 2" w:uiPriority="61"/>
+    <w:lsdException w:name="Light Grid Accent 2" w:uiPriority="62"/>
+    <w:lsdException w:name="Medium Shading 1 Accent 2" w:uiPriority="63"/>
+    <w:lsdException w:name="Medium Shading 2 Accent 2" w:uiPriority="64"/>
+    <w:lsdException w:name="Medium List 1 Accent 2" w:uiPriority="65"/>
+    <w:lsdException w:name="Medium List 2 Accent 2" w:uiPriority="66"/>
+    <w:lsdException w:name="Medium Grid 1 Accent 2" w:uiPriority="67"/>
+    <w:lsdException w:name="Medium Grid 2 Accent 2" w:uiPriority="68"/>
+    <w:lsdException w:name="Medium Grid 3 Accent 2" w:uiPriority="69"/>
+    <w:lsdException w:name="Dark List Accent 2" w:uiPriority="70"/>
+    <w:lsdException w:name="Colorful Shading Accent 2" w:uiPriority="71"/>
+    <w:lsdException w:name="Colorful List Accent 2" w:uiPriority="72"/>
+    <w:lsdException w:name="Colorful Grid Accent 2" w:uiPriority="73"/>
+    <w:lsdException w:name="Light Shading Accent 3" w:uiPriority="60"/>
+    <w:lsdException w:name="Light List Accent 3" w:uiPriority="61"/>
+    <w:lsdException w:name="Light Grid Accent 3" w:uiPriority="62"/>
+    <w:lsdException w:name="Medium Shading 1 Accent 3" w:uiPriority="63"/>
+    <w:lsdException w:name="Medium Shading 2 Accent 3" w:uiPriority="64"/>
+    <w:lsdException w:name="Medium List 1 Accent 3" w:uiPriority="65"/>
+    <w:lsdException w:name="Medium List 2 Accent 3" w:uiPriority="66"/>
+    <w:lsdException w:name="Medium Grid 1 Accent 3" w:uiPriority="67"/>
+    <w:lsdException w:name="Medium Grid 2 Accent 3" w:uiPriority="68"/>
+    <w:lsdException w:name="Medium Grid 3 Accent 3" w:uiPriority="69"/>
+    <w:lsdException w:name="Dark List Accent 3" w:uiPriority="70"/>
+    <w:lsdException w:name="Colorful Shading Accent 3" w:uiPriority="71"/>
+    <w:lsdException w:name="Colorful List Accent 3" w:uiPriority="72"/>
+    <w:lsdException w:name="Colorful Grid Accent 3" w:uiPriority="73"/>
+    <w:lsdException w:name="Light Shading Accent 4" w:uiPriority="60"/>
+    <w:lsdException w:name="Light List Accent 4" w:uiPriority="61"/>
+    <w:lsdException w:name="Light Grid Accent 4" w:uiPriority="62"/>
+    <w:lsdException w:name="Medium Shading 1 Accent 4" w:uiPriority="63"/>
+    <w:lsdException w:name="Medium Shading 2 Accent 4" w:uiPriority="64"/>
+    <w:lsdException w:name="Medium List 1 Accent 4" w:uiPriority="65"/>
+    <w:lsdException w:name="Medium List 2 Accent 4" w:uiPriority="66"/>
+    <w:lsdException w:name="Medium Grid 1 Accent 4" w:uiPriority="67"/>
+    <w:lsdException w:name="Medium Grid 2 Accent 4" w:uiPriority="68"/>
+    <w:lsdException w:name="Medium Grid 3 Accent 4" w:uiPriority="69"/>
+    <w:lsdException w:name="Dark List Accent 4" w:uiPriority="70"/>
+    <w:lsdException w:name="Colorful Shading Accent 4" w:uiPriority="71"/>
+    <w:lsdException w:name="Colorful List Accent 4" w:uiPriority="72"/>
+    <w:lsdException w:name="Colorful Grid Accent 4" w:uiPriority="73"/>
+    <w:lsdException w:name="Light Shading Accent 5" w:uiPriority="60"/>
+    <w:lsdException w:name="Light List Accent 5" w:uiPriority="61"/>
+    <w:lsdException w:name="Light Grid Accent 5" w:uiPriority="62"/>
+    <w:lsdException w:name="Medium Shading 1 Accent 5" w:uiPriority="63"/>
+    <w:lsdException w:name="Medium Shading 2 Accent 5" w:uiPriority="64"/>
+    <w:lsdException w:name="Medium List 1 Accent 5" w:uiPriority="65"/>
+    <w:lsdException w:name="Medium List 2 Accent 5" w:uiPriority="66"/>
+    <w:lsdException w:name="Medium Grid 1 Accent 5" w:uiPriority="67"/>
+    <w:lsdException w:name="Medium Grid 2 Accent 5" w:uiPriority="68"/>
+    <w:lsdException w:name="Medium Grid 3 Accent 5" w:uiPriority="69"/>
+    <w:lsdException w:name="Dark List Accent 5" w:uiPriority="70"/>
+    <w:lsdException w:name="Colorful Shading Accent 5" w:uiPriority="71"/>
+    <w:lsdException w:name="Colorful List Accent 5" w:uiPriority="72"/>
+    <w:lsdException w:name="Colorful Grid Accent 5" w:uiPriority="73"/>
+    <w:lsdException w:name="Light Shading Accent 6" w:uiPriority="60"/>
+    <w:lsdException w:name="Light List Accent 6" w:uiPriority="61"/>
+    <w:lsdException w:name="Light Grid Accent 6" w:uiPriority="62"/>
+    <w:lsdException w:name="Medium Shading 1 Accent 6" w:uiPriority="63"/>
+    <w:lsdException w:name="Medium Shading 2 Accent 6" w:uiPriority="64"/>
+    <w:lsdException w:name="Medium List 1 Accent 6" w:uiPriority="65"/>
+    <w:lsdException w:name="Medium List 2 Accent 6" w:uiPriority="66"/>
+    <w:lsdException w:name="Medium Grid 1 Accent 6" w:uiPriority="67"/>
+    <w:lsdException w:name="Medium Grid 2 Accent 6" w:uiPriority="68"/>
+    <w:lsdException w:name="Medium Grid 3 Accent 6" w:uiPriority="69"/>
+    <w:lsdException w:name="Dark List Accent 6" w:uiPriority="70"/>
+    <w:lsdException w:name="Colorful Shading Accent 6" w:uiPriority="71"/>
+    <w:lsdException w:name="Colorful List Accent 6" w:uiPriority="72"/>
+    <w:lsdException w:name="Colorful Grid Accent 6" w:uiPriority="73"/>
+    <w:lsdException w:name="Subtle Emphasis" w:uiPriority="19" w:qFormat="1"/>
+    <w:lsdException w:name="Intense Emphasis" w:uiPriority="21" w:qFormat="1"/>
+    <w:lsdException w:name="Subtle Reference" w:uiPriority="31" w:qFormat="1"/>
+    <w:lsdException w:name="Intense Reference" w:uiPriority="32" w:qFormat="1"/>
+    <w:lsdException w:name="Book Title" w:uiPriority="33" w:qFormat="1"/>
+    <w:lsdException w:name="Bibliography" w:semiHidden="1" w:uiPriority="37" w:unhideWhenUsed="1"/>
+    <w:lsdException w:name="TOC Heading" w:semiHidden="1" w:uiPriority="39" w:unhideWhenUsed="1" w:qFormat="1"/>
+    <w:lsdException w:name="Plain Table 1" w:uiPriority="41"/>
+    <w:lsdException w:name="Plain Table 2" w:uiPriority="42"/>
+    <w:lsdException w:name="Plain Table 3" w:uiPriority="43"/>
+    <w:lsdException w:name="Plain Table 4" w:uiPriority="44"/>
+    <w:lsdException w:name="Plain Table 5" w:uiPriority="45"/>
+    <w:lsdException w:name="Grid Table Light" w:uiPriority="40"/>
+    <w:lsdException w:name="Grid Table 1 Light" w:uiPriority="46"/>
+    <w:lsdException w:name="Grid Table 2" w:uiPriority="47"/>
+    <w:lsdException w:name="Grid Table 3" w:uiPriority="48"/>
+    <w:lsdException w:name="Grid Table 4" w:uiPriority="49"/>
+    <w:lsdException w:name="Grid Table 5 Dark" w:uiPriority="50"/>
+    <w:lsdException w:name="Grid Table 6 Colorful" w:uiPriority="51"/>
+    <w:lsdException w:name="Grid Table 7 Colorful" w:uiPriority="52"/>
+    <w:lsdException w:name="Grid Table 1 Light Accent 1" w:uiPriority="46"/>
+    <w:lsdException w:name="Grid Table 2 Accent 1" w:uiPriority="47"/>
+    <w:lsdException w:name="Grid Table 3 Accent 1" w:uiPriority="48"/>
+    <w:lsdException w:name="Grid Table 4 Accent 1" w:uiPriority="49"/>
+    <w:lsdException w:name="Grid Table 5 Dark Accent 1" w:uiPriority="50"/>
+    <w:lsdException w:name="Grid Table 6 Colorful Accent 1" w:uiPriority="51"/>
+    <w:lsdException w:name="Grid Table 7 Colorful Accent 1" w:uiPriority="52"/>
+    <w:lsdException w:name="Grid Table 1 Light Accent 2" w:uiPriority="46"/>
+    <w:lsdException w:name="Grid Table 2 Accent 2" w:uiPriority="47"/>
+    <w:lsdException w:name="Grid Table 3 Accent 2" w:uiPriority="48"/>
+    <w:lsdException w:name="Grid Table 4 Accent 2" w:uiPriority="49"/>
+    <w:lsdException w:name="Grid Table 5 Dark Accent 2" w:uiPriority="50"/>
+    <w:lsdException w:name="Grid Table 6 Colorful Accent 2" w:uiPriority="51"/>
+    <w:lsdException w:name="Grid Table 7 Colorful Accent 2" w:uiPriority="52"/>
+    <w:lsdException w:name="Grid Table 1 Light Accent 3" w:uiPriority="46"/>
+    <w:lsdException w:name="Grid Table 2 Accent 3" w:uiPriority="47"/>
+    <w:lsdException w:name="Grid Table 3 Accent 3" w:uiPriority="48"/>
+    <w:lsdException w:name="Grid Table 4 Accent 3" w:uiPriority="49"/>
+    <w:lsdException w:name="Grid Table 5 Dark Accent 3" w:uiPriority="50"/>
+    <w:lsdException w:name="Grid Table 6 Colorful Accent 3" w:uiPriority="51"/>
+    <w:lsdException w:name="Grid Table 7 Colorful Accent 3" w:uiPriority="52"/>
+    <w:lsdException w:name="Grid Table 1 Light Accent 4" w:uiPriority="46"/>
+    <w:lsdException w:name="Grid Table 2 Accent 4" w:uiPriority="47"/>
+    <w:lsdException w:name="Grid Table 3 Accent 4" w:uiPriority="48"/>
+    <w:lsdException w:name="Grid Table 4 Accent 4" w:uiPriority="49"/>
+    <w:lsdException w:name="Grid Table 5 Dark Accent 4" w:uiPriority="50"/>
+    <w:lsdException w:name="Grid Table 6 Colorful Accent 4" w:uiPriority="51"/>
+    <w:lsdException w:name="Grid Table 7 Colorful Accent 4" w:uiPriority="52"/>
+    <w:lsdException w:name="Grid Table 1 Light Accent 5" w:uiPriority="46"/>
+    <w:lsdException w:name="Grid Table 2 Accent 5" w:uiPriority="47"/>
+    <w:lsdException w:name="Grid Table 3 Accent 5" w:uiPriority="48"/>
+    <w:lsdException w:name="Grid Table 4 Accent 5" w:uiPriority="49"/>
+    <w:lsdException w:name="Grid Table 5 Dark Accent 5" w:uiPriority="50"/>
+    <w:lsdException w:name="Grid Table 6 Colorful Accent 5" w:uiPriority="51"/>
+    <w:lsdException w:name="Grid Table 7 Colorful Accent 5" w:uiPriority="52"/>
+    <w:lsdException w:name="Grid Table 1 Light Accent 6" w:uiPriority="46"/>
+    <w:lsdException w:name="Grid Table 2 Accent 6" w:uiPriority="47"/>
+    <w:lsdException w:name="Grid Table 3 Accent 6" w:uiPriority="48"/>
+    <w:lsdException w:name="Grid Table 4 Accent 6" w:uiPriority="49"/>
+    <w:lsdException w:name="Grid Table 5 Dark Accent 6" w:uiPriority="50"/>
+    <w:lsdException w:name="Grid Table 6 Colorful Accent 6" w:uiPriority="51"/>
+    <w:lsdException w:name="Grid Table 7 Colorful Accent 6" w:uiPriority="52"/>
+    <w:lsdException w:name="List Table 1 Light" w:uiPriority="46"/>
+    <w:lsdException w:name="List Table 2" w:uiPriority="47"/>
+    <w:lsdException w:name="List Table 3" w:uiPriority="48"/>
+    <w:lsdException w:name="List Table 4" w:uiPriority="49"/>
+    <w:lsdException w:name="List Table 5 Dark" w:uiPriority="50"/>
+    <w:lsdException w:name="List Table 6 Colorful" w:uiPriority="51"/>
+    <w:lsdException w:name="List Table 7 Colorful" w:uiPriority="52"/>
+    <w:lsdException w:name="List Table 1 Light Accent 1" w:uiPriority="46"/>
+    <w:lsdException w:name="List Table 2 Accent 1" w:uiPriority="47"/>
+    <w:lsdException w:name="List Table 3 Accent 1" w:uiPriority="48"/>
+    <w:lsdException w:name="List Table 4 Accent 1" w:uiPriority="49"/>
+    <w:lsdException w:name="List Table 5 Dark Accent 1" w:uiPriority="50"/>
+    <w:lsdException w:name="List Table 6 Colorful Accent 1" w:uiPriority="51"/>
+    <w:lsdException w:name="List Table 7 Colorful Accent 1" w:uiPriority="52"/>
+    <w:lsdException w:name="List Table 1 Light Accent 2" w:uiPriority="46"/>
+    <w:lsdException w:name="List Table 2 Accent 2" w:uiPriority="47"/>
+    <w:lsdException w:name="List Table 3 Accent 2" w:uiPriority="48"/>
+    <w:lsdException w:name="List Table 4 Accent 2" w:uiPriority="49"/>
+    <w:lsdException w:name="List Table 5 Dark Accent 2" w:uiPriority="50"/>
+    <w:lsdException w:name="List Table 6 Colorful Accent 2" w:uiPriority="51"/>
+    <w:lsdException w:name="List Table 7 Colorful Accent 2" w:uiPriority="52"/>
+    <w:lsdException w:name="List Table 1 Light Accent 3" w:uiPriority="46"/>
+    <w:lsdException w:name="List Table 2 Accent 3" w:uiPriority="47"/>
+    <w:lsdException w:name="List Table 3 Accent 3" w:uiPriority="48"/>
+    <w:lsdException w:name="List Table 4 Accent 3" w:uiPriority="49"/>
+    <w:lsdException w:name="List Table 5 Dark Accent 3" w:uiPriority="50"/>
+    <w:lsdException w:name="List Table 6 Colorful Accent 3" w:uiPriority="51"/>
+    <w:lsdException w:name="List Table 7 Colorful Accent 3" w:uiPriority="52"/>
+    <w:lsdException w:name="List Table 1 Light Accent 4" w:uiPriority="46"/>
+    <w:lsdException w:name="List Table 2 Accent 4" w:uiPriority="47"/>
+    <w:lsdException w:name="List Table 3 Accent 4" w:uiPriority="48"/>
+    <w:lsdException w:name="List Table 4 Accent 4" w:uiPriority="49"/>
+    <w:lsdException w:name="List Table 5 Dark Accent 4" w:uiPriority="50"/>
+    <w:lsdException w:name="List Table 6 Colorful Accent 4" w:uiPriority="51"/>
+    <w:lsdException w:name="List Table 7 Colorful Accent 4" w:uiPriority="52"/>
+    <w:lsdException w:name="List Table 1 Light Accent 5" w:uiPriority="46"/>
+    <w:lsdException w:name="List Table 2 Accent 5" w:uiPriority="47"/>
+    <w:lsdException w:name="List Table 3 Accent 5" w:uiPriority="48"/>
+    <w:lsdException w:name="List Table 4 Accent 5" w:uiPriority="49"/>
+    <w:lsdException w:name="List Table 5 Dark Accent 5" w:uiPriority="50"/>
+    <w:lsdException w:name="List Table 6 Colorful Accent 5" w:uiPriority="51"/>
+    <w:lsdException w:name="List Table 7 Colorful Accent 5" w:uiPriority="52"/>
+    <w:lsdException w:name="List Table 1 Light Accent 6" w:uiPriority="46"/>
+    <w:lsdException w:name="List Table 2 Accent 6" w:uiPriority="47"/>
+    <w:lsdException w:name="List Table 3 Accent 6" w:uiPriority="48"/>
+    <w:lsdException w:name="List Table 4 Accent 6" w:uiPriority="49"/>
+    <w:lsdException w:name="List Table 5 Dark Accent 6" w:uiPriority="50"/>
+    <w:lsdException w:name="List Table 6 Colorful Accent 6" w:uiPriority="51"/>
+    <w:lsdException w:name="List Table 7 Colorful Accent 6" w:uiPriority="52"/>
+    <w:lsdException w:name="Mention" w:semiHidden="1" w:unhideWhenUsed="1"/>
+    <w:lsdException w:name="Smart Hyperlink" w:semiHidden="1" w:unhideWhenUsed="1"/>
+    <w:lsdException w:name="Hashtag" w:semiHidden="1" w:unhideWhenUsed="1"/>
+    <w:lsdException w:name="Unresolved Mention" w:semiHidden="1" w:unhideWhenUsed="1"/>
+    <w:lsdException w:name="Smart Link" w:semiHidden="1" w:unhideWhenUsed="1"/>
+  </w:latentStyles>
+  <w:style w:type="paragraph" w:default="1" w:styleId="Normal">
+    <w:name w:val="Normal"/>
+    <w:qFormat/>
   </w:style>
   <w:style w:type="paragraph" w:styleId="Heading1">
     <w:name w:val="heading 1"/>
     <w:basedOn w:val="Normal"/>
     <w:next w:val="Normal"/>
+    <w:uiPriority w:val="9"/>
+    <w:qFormat/>
     <w:pPr>
-      <w:keepNext w:val="1"/>
-      <w:keepLines w:val="1"/>
-      <w:pageBreakBefore w:val="0"/>
-      <w:spacing w:after="120" w:before="400" w:lineRule="auto"/>
+      <w:keepNext/>
+      <w:keepLines/>
+      <w:spacing w:before="400" w:after="120"/>
+      <w:outlineLvl w:val="0"/>
     </w:pPr>
     <w:rPr>
       <w:sz w:val="40"/>
@@ -2522,15 +2835,17 @@
     <w:name w:val="heading 2"/>
     <w:basedOn w:val="Normal"/>
     <w:next w:val="Normal"/>
+    <w:uiPriority w:val="9"/>
+    <w:semiHidden/>
+    <w:unhideWhenUsed/>
+    <w:qFormat/>
     <w:pPr>
-      <w:keepNext w:val="1"/>
-      <w:keepLines w:val="1"/>
-      <w:pageBreakBefore w:val="0"/>
-      <w:spacing w:after="120" w:before="360" w:lineRule="auto"/>
+      <w:keepNext/>
+      <w:keepLines/>
+      <w:spacing w:before="360" w:after="120"/>
+      <w:outlineLvl w:val="1"/>
     </w:pPr>
     <w:rPr>
-      <w:b w:val="0"/>
-      <w:bCs w:val="0"/>
       <w:sz w:val="32"/>
       <w:szCs w:val="32"/>
     </w:rPr>
@@ -2539,15 +2854,17 @@
     <w:name w:val="heading 3"/>
     <w:basedOn w:val="Normal"/>
     <w:next w:val="Normal"/>
+    <w:uiPriority w:val="9"/>
+    <w:semiHidden/>
+    <w:unhideWhenUsed/>
+    <w:qFormat/>
     <w:pPr>
-      <w:keepNext w:val="1"/>
-      <w:keepLines w:val="1"/>
-      <w:pageBreakBefore w:val="0"/>
-      <w:spacing w:after="80" w:before="320" w:lineRule="auto"/>
+      <w:keepNext/>
+      <w:keepLines/>
+      <w:spacing w:before="320" w:after="80"/>
+      <w:outlineLvl w:val="2"/>
     </w:pPr>
     <w:rPr>
-      <w:b w:val="0"/>
-      <w:bCs w:val="0"/>
       <w:color w:val="434343"/>
       <w:sz w:val="28"/>
       <w:szCs w:val="28"/>
@@ -2557,11 +2874,15 @@
     <w:name w:val="heading 4"/>
     <w:basedOn w:val="Normal"/>
     <w:next w:val="Normal"/>
+    <w:uiPriority w:val="9"/>
+    <w:semiHidden/>
+    <w:unhideWhenUsed/>
+    <w:qFormat/>
     <w:pPr>
-      <w:keepNext w:val="1"/>
-      <w:keepLines w:val="1"/>
-      <w:pageBreakBefore w:val="0"/>
-      <w:spacing w:after="80" w:before="280" w:lineRule="auto"/>
+      <w:keepNext/>
+      <w:keepLines/>
+      <w:spacing w:before="280" w:after="80"/>
+      <w:outlineLvl w:val="3"/>
     </w:pPr>
     <w:rPr>
       <w:color w:val="666666"/>
@@ -2573,45 +2894,88 @@
     <w:name w:val="heading 5"/>
     <w:basedOn w:val="Normal"/>
     <w:next w:val="Normal"/>
+    <w:uiPriority w:val="9"/>
+    <w:semiHidden/>
+    <w:unhideWhenUsed/>
+    <w:qFormat/>
     <w:pPr>
-      <w:keepNext w:val="1"/>
-      <w:keepLines w:val="1"/>
-      <w:pageBreakBefore w:val="0"/>
-      <w:spacing w:after="80" w:before="240" w:lineRule="auto"/>
+      <w:keepNext/>
+      <w:keepLines/>
+      <w:spacing w:before="240" w:after="80"/>
+      <w:outlineLvl w:val="4"/>
     </w:pPr>
     <w:rPr>
       <w:color w:val="666666"/>
-      <w:sz w:val="22"/>
-      <w:szCs w:val="22"/>
     </w:rPr>
   </w:style>
   <w:style w:type="paragraph" w:styleId="Heading6">
     <w:name w:val="heading 6"/>
     <w:basedOn w:val="Normal"/>
     <w:next w:val="Normal"/>
+    <w:uiPriority w:val="9"/>
+    <w:semiHidden/>
+    <w:unhideWhenUsed/>
+    <w:qFormat/>
     <w:pPr>
-      <w:keepNext w:val="1"/>
-      <w:keepLines w:val="1"/>
-      <w:pageBreakBefore w:val="0"/>
-      <w:spacing w:after="80" w:before="240" w:lineRule="auto"/>
+      <w:keepNext/>
+      <w:keepLines/>
+      <w:spacing w:before="240" w:after="80"/>
+      <w:outlineLvl w:val="5"/>
     </w:pPr>
     <w:rPr>
-      <w:i w:val="1"/>
-      <w:iCs w:val="1"/>
+      <w:i/>
+      <w:iCs/>
       <w:color w:val="666666"/>
-      <w:sz w:val="22"/>
-      <w:szCs w:val="22"/>
     </w:rPr>
+  </w:style>
+  <w:style w:type="character" w:default="1" w:styleId="DefaultParagraphFont">
+    <w:name w:val="Default Paragraph Font"/>
+    <w:uiPriority w:val="1"/>
+    <w:semiHidden/>
+    <w:unhideWhenUsed/>
+  </w:style>
+  <w:style w:type="table" w:default="1" w:styleId="TableNormal">
+    <w:name w:val="Normal Table"/>
+    <w:uiPriority w:val="99"/>
+    <w:semiHidden/>
+    <w:unhideWhenUsed/>
+    <w:tblPr>
+      <w:tblInd w:w="0" w:type="dxa"/>
+      <w:tblCellMar>
+        <w:top w:w="0" w:type="dxa"/>
+        <w:left w:w="108" w:type="dxa"/>
+        <w:bottom w:w="0" w:type="dxa"/>
+        <w:right w:w="108" w:type="dxa"/>
+      </w:tblCellMar>
+    </w:tblPr>
+  </w:style>
+  <w:style w:type="numbering" w:default="1" w:styleId="NoList">
+    <w:name w:val="No List"/>
+    <w:uiPriority w:val="99"/>
+    <w:semiHidden/>
+    <w:unhideWhenUsed/>
+  </w:style>
+  <w:style w:type="table" w:customStyle="1" w:styleId="TableNormal0">
+    <w:name w:val="TableNormal"/>
+    <w:tblPr>
+      <w:tblCellMar>
+        <w:top w:w="100" w:type="dxa"/>
+        <w:left w:w="100" w:type="dxa"/>
+        <w:bottom w:w="100" w:type="dxa"/>
+        <w:right w:w="100" w:type="dxa"/>
+      </w:tblCellMar>
+    </w:tblPr>
   </w:style>
   <w:style w:type="paragraph" w:styleId="Title">
     <w:name w:val="Title"/>
     <w:basedOn w:val="Normal"/>
     <w:next w:val="Normal"/>
+    <w:uiPriority w:val="10"/>
+    <w:qFormat/>
     <w:pPr>
-      <w:keepNext w:val="1"/>
-      <w:keepLines w:val="1"/>
-      <w:pageBreakBefore w:val="0"/>
-      <w:spacing w:after="60" w:before="0" w:lineRule="auto"/>
+      <w:keepNext/>
+      <w:keepLines/>
+      <w:spacing w:after="60"/>
     </w:pPr>
     <w:rPr>
       <w:sz w:val="52"/>
@@ -2622,152 +2986,39 @@
     <w:name w:val="Subtitle"/>
     <w:basedOn w:val="Normal"/>
     <w:next w:val="Normal"/>
+    <w:uiPriority w:val="11"/>
+    <w:qFormat/>
     <w:pPr>
-      <w:keepNext w:val="1"/>
-      <w:keepLines w:val="1"/>
-      <w:pageBreakBefore w:val="0"/>
-      <w:spacing w:after="320" w:before="0" w:lineRule="auto"/>
+      <w:keepNext/>
+      <w:keepLines/>
+      <w:spacing w:after="320"/>
     </w:pPr>
     <w:rPr>
-      <w:rFonts w:ascii="Arial" w:cs="Arial" w:eastAsia="Arial" w:hAnsi="Arial"/>
-      <w:i w:val="0"/>
-      <w:iCs w:val="0"/>
       <w:color w:val="666666"/>
       <w:sz w:val="30"/>
       <w:szCs w:val="30"/>
     </w:rPr>
   </w:style>
-  <w:style w:type="table" w:styleId="Table1">
-    <w:basedOn w:val="TableNormal"/>
+  <w:style w:type="table" w:customStyle="1" w:styleId="a">
+    <w:basedOn w:val="TableNormal0"/>
     <w:tblPr>
       <w:tblStyleRowBandSize w:val="1"/>
       <w:tblStyleColBandSize w:val="1"/>
-      <w:tblCellMar/>
     </w:tblPr>
-    <w:tblStylePr w:type="band1Horz">
-      <w:tcPr/>
-    </w:tblStylePr>
-    <w:tblStylePr w:type="band1Vert">
-      <w:tcPr/>
-    </w:tblStylePr>
-    <w:tblStylePr w:type="band2Horz">
-      <w:tcPr/>
-    </w:tblStylePr>
-    <w:tblStylePr w:type="band2Vert">
-      <w:tcPr/>
-    </w:tblStylePr>
-    <w:tblStylePr w:type="firstCol">
-      <w:tcPr/>
-    </w:tblStylePr>
-    <w:tblStylePr w:type="firstRow">
-      <w:tcPr/>
-    </w:tblStylePr>
-    <w:tblStylePr w:type="lastCol">
-      <w:tcPr/>
-    </w:tblStylePr>
-    <w:tblStylePr w:type="lastRow">
-      <w:tcPr/>
-    </w:tblStylePr>
-    <w:tblStylePr w:type="neCell">
-      <w:tcPr/>
-    </w:tblStylePr>
-    <w:tblStylePr w:type="nwCell">
-      <w:tcPr/>
-    </w:tblStylePr>
-    <w:tblStylePr w:type="seCell">
-      <w:tcPr/>
-    </w:tblStylePr>
-    <w:tblStylePr w:type="swCell">
-      <w:tcPr/>
-    </w:tblStylePr>
   </w:style>
-  <w:style w:type="table" w:styleId="Table2">
-    <w:basedOn w:val="TableNormal"/>
+  <w:style w:type="table" w:customStyle="1" w:styleId="a0">
+    <w:basedOn w:val="TableNormal0"/>
     <w:tblPr>
       <w:tblStyleRowBandSize w:val="1"/>
       <w:tblStyleColBandSize w:val="1"/>
-      <w:tblCellMar/>
     </w:tblPr>
-    <w:tblStylePr w:type="band1Horz">
-      <w:tcPr/>
-    </w:tblStylePr>
-    <w:tblStylePr w:type="band1Vert">
-      <w:tcPr/>
-    </w:tblStylePr>
-    <w:tblStylePr w:type="band2Horz">
-      <w:tcPr/>
-    </w:tblStylePr>
-    <w:tblStylePr w:type="band2Vert">
-      <w:tcPr/>
-    </w:tblStylePr>
-    <w:tblStylePr w:type="firstCol">
-      <w:tcPr/>
-    </w:tblStylePr>
-    <w:tblStylePr w:type="firstRow">
-      <w:tcPr/>
-    </w:tblStylePr>
-    <w:tblStylePr w:type="lastCol">
-      <w:tcPr/>
-    </w:tblStylePr>
-    <w:tblStylePr w:type="lastRow">
-      <w:tcPr/>
-    </w:tblStylePr>
-    <w:tblStylePr w:type="neCell">
-      <w:tcPr/>
-    </w:tblStylePr>
-    <w:tblStylePr w:type="nwCell">
-      <w:tcPr/>
-    </w:tblStylePr>
-    <w:tblStylePr w:type="seCell">
-      <w:tcPr/>
-    </w:tblStylePr>
-    <w:tblStylePr w:type="swCell">
-      <w:tcPr/>
-    </w:tblStylePr>
   </w:style>
-  <w:style w:type="table" w:styleId="Table3">
-    <w:basedOn w:val="TableNormal"/>
+  <w:style w:type="table" w:customStyle="1" w:styleId="a1">
+    <w:basedOn w:val="TableNormal0"/>
     <w:tblPr>
       <w:tblStyleRowBandSize w:val="1"/>
       <w:tblStyleColBandSize w:val="1"/>
-      <w:tblCellMar/>
     </w:tblPr>
-    <w:tblStylePr w:type="band1Horz">
-      <w:tcPr/>
-    </w:tblStylePr>
-    <w:tblStylePr w:type="band1Vert">
-      <w:tcPr/>
-    </w:tblStylePr>
-    <w:tblStylePr w:type="band2Horz">
-      <w:tcPr/>
-    </w:tblStylePr>
-    <w:tblStylePr w:type="band2Vert">
-      <w:tcPr/>
-    </w:tblStylePr>
-    <w:tblStylePr w:type="firstCol">
-      <w:tcPr/>
-    </w:tblStylePr>
-    <w:tblStylePr w:type="firstRow">
-      <w:tcPr/>
-    </w:tblStylePr>
-    <w:tblStylePr w:type="lastCol">
-      <w:tcPr/>
-    </w:tblStylePr>
-    <w:tblStylePr w:type="lastRow">
-      <w:tcPr/>
-    </w:tblStylePr>
-    <w:tblStylePr w:type="neCell">
-      <w:tcPr/>
-    </w:tblStylePr>
-    <w:tblStylePr w:type="nwCell">
-      <w:tcPr/>
-    </w:tblStylePr>
-    <w:tblStylePr w:type="seCell">
-      <w:tcPr/>
-    </w:tblStylePr>
-    <w:tblStylePr w:type="swCell">
-      <w:tcPr/>
-    </w:tblStylePr>
   </w:style>
 </w:styles>
 </file>
